--- a/Dokumentáció/Car_Swipe Dokumentáció.docx
+++ b/Dokumentáció/Car_Swipe Dokumentáció.docx
@@ -1,6 +1,6 @@
 
 <file path=word/document.xml><?xml version="1.0" encoding="utf-8"?>
-<w:document xmlns:wpc="http://schemas.microsoft.com/office/word/2010/wordprocessingCanvas" xmlns:cx="http://schemas.microsoft.com/office/drawing/2014/chartex" xmlns:mc="http://schemas.openxmlformats.org/markup-compatibility/2006" xmlns:o="urn:schemas-microsoft-com:office:office" xmlns:r="http://schemas.openxmlformats.org/officeDocument/2006/relationships" xmlns:m="http://schemas.openxmlformats.org/officeDocument/2006/math" xmlns:v="urn:schemas-microsoft-com:vml" xmlns:wp14="http://schemas.microsoft.com/office/word/2010/wordprocessingDrawing" xmlns:wp="http://schemas.openxmlformats.org/drawingml/2006/wordprocessingDrawing" xmlns:w10="urn:schemas-microsoft-com:office:word" xmlns:w="http://schemas.openxmlformats.org/wordprocessingml/2006/main" xmlns:w14="http://schemas.microsoft.com/office/word/2010/wordml" xmlns:w15="http://schemas.microsoft.com/office/word/2012/wordml" xmlns:w16se="http://schemas.microsoft.com/office/word/2015/wordml/symex" xmlns:wpg="http://schemas.microsoft.com/office/word/2010/wordprocessingGroup" xmlns:wpi="http://schemas.microsoft.com/office/word/2010/wordprocessingInk" xmlns:wne="http://schemas.microsoft.com/office/word/2006/wordml" xmlns:wps="http://schemas.microsoft.com/office/word/2010/wordprocessingShape" mc:Ignorable="w14 w15 w16se wp14">
+<w:document xmlns:wpc="http://schemas.microsoft.com/office/word/2010/wordprocessingCanvas" xmlns:cx="http://schemas.microsoft.com/office/drawing/2014/chartex" xmlns:cx1="http://schemas.microsoft.com/office/drawing/2015/9/8/chartex" xmlns:cx2="http://schemas.microsoft.com/office/drawing/2015/10/21/chartex" xmlns:cx3="http://schemas.microsoft.com/office/drawing/2016/5/9/chartex" xmlns:cx4="http://schemas.microsoft.com/office/drawing/2016/5/10/chartex" xmlns:cx5="http://schemas.microsoft.com/office/drawing/2016/5/11/chartex" xmlns:cx6="http://schemas.microsoft.com/office/drawing/2016/5/12/chartex" xmlns:cx7="http://schemas.microsoft.com/office/drawing/2016/5/13/chartex" xmlns:cx8="http://schemas.microsoft.com/office/drawing/2016/5/14/chartex" xmlns:mc="http://schemas.openxmlformats.org/markup-compatibility/2006" xmlns:aink="http://schemas.microsoft.com/office/drawing/2016/ink" xmlns:am3d="http://schemas.microsoft.com/office/drawing/2017/model3d" xmlns:o="urn:schemas-microsoft-com:office:office" xmlns:oel="http://schemas.microsoft.com/office/2019/extlst" xmlns:r="http://schemas.openxmlformats.org/officeDocument/2006/relationships" xmlns:m="http://schemas.openxmlformats.org/officeDocument/2006/math" xmlns:v="urn:schemas-microsoft-com:vml" xmlns:wp14="http://schemas.microsoft.com/office/word/2010/wordprocessingDrawing" xmlns:wp="http://schemas.openxmlformats.org/drawingml/2006/wordprocessingDrawing" xmlns:w10="urn:schemas-microsoft-com:office:word" xmlns:w="http://schemas.openxmlformats.org/wordprocessingml/2006/main" xmlns:w14="http://schemas.microsoft.com/office/word/2010/wordml" xmlns:w15="http://schemas.microsoft.com/office/word/2012/wordml" xmlns:w16cex="http://schemas.microsoft.com/office/word/2018/wordml/cex" xmlns:w16cid="http://schemas.microsoft.com/office/word/2016/wordml/cid" xmlns:w16="http://schemas.microsoft.com/office/word/2018/wordml" xmlns:w16du="http://schemas.microsoft.com/office/word/2023/wordml/word16du" xmlns:w16sdtdh="http://schemas.microsoft.com/office/word/2020/wordml/sdtdatahash" xmlns:w16sdtfl="http://schemas.microsoft.com/office/word/2024/wordml/sdtformatlock" xmlns:w16se="http://schemas.microsoft.com/office/word/2015/wordml/symex" xmlns:wpg="http://schemas.microsoft.com/office/word/2010/wordprocessingGroup" xmlns:wpi="http://schemas.microsoft.com/office/word/2010/wordprocessingInk" xmlns:wne="http://schemas.microsoft.com/office/word/2006/wordml" xmlns:wps="http://schemas.microsoft.com/office/word/2010/wordprocessingShape" mc:Ignorable="w14 w15 w16se w16cid w16 w16cex w16sdtdh w16sdtfl w16du wp14">
   <w:body>
     <w:p>
       <w:pPr>
@@ -104,7 +104,7 @@
           <w:lang w:eastAsia="hu-HU"/>
         </w:rPr>
         <w:drawing>
-          <wp:inline distT="0" distB="0" distL="0" distR="0">
+          <wp:inline distT="0" distB="0" distL="0" distR="0" wp14:anchorId="556CD69D" wp14:editId="4B723128">
             <wp:extent cx="4599940" cy="3941445"/>
             <wp:effectExtent l="0" t="0" r="0" b="1905"/>
             <wp:docPr id="2" name="Kép 2" descr="Miskolci SZC Kandó Kálmán Informatikai Technikum | Miskolc"/>
@@ -121,7 +121,7 @@
                     </pic:cNvPicPr>
                   </pic:nvPicPr>
                   <pic:blipFill>
-                    <a:blip r:embed="rId4">
+                    <a:blip r:embed="rId6">
                       <a:extLst>
                         <a:ext uri="{28A0092B-C50C-407E-A947-70E740481C1C}">
                           <a14:useLocalDpi xmlns:a14="http://schemas.microsoft.com/office/drawing/2010/main" val="0"/>
@@ -225,136 +225,54 @@
       <w:pPr>
         <w:jc w:val="center"/>
         <w:rPr>
+          <w:b/>
+          <w:bCs/>
+          <w:color w:val="00B0F0"/>
+          <w:sz w:val="56"/>
+          <w:szCs w:val="56"/>
+        </w:rPr>
+      </w:pPr>
+      <w:r>
+        <w:rPr>
+          <w:b/>
+          <w:bCs/>
+          <w:color w:val="00B0F0"/>
+          <w:sz w:val="56"/>
+          <w:szCs w:val="56"/>
+        </w:rPr>
+        <w:lastRenderedPageBreak/>
+        <w:t>Bevezetés</w:t>
+      </w:r>
+    </w:p>
+    <w:p>
+      <w:pPr>
+        <w:jc w:val="center"/>
+        <w:rPr>
           <w:color w:val="38BDF8"/>
           <w:sz w:val="56"/>
           <w:szCs w:val="56"/>
         </w:rPr>
       </w:pPr>
-      <w:r>
-        <w:rPr>
-          <w:color w:val="38BDF8"/>
-          <w:sz w:val="56"/>
-          <w:szCs w:val="56"/>
-        </w:rPr>
-        <w:lastRenderedPageBreak/>
-        <w:t>Bevezetés</w:t>
-      </w:r>
-    </w:p>
-    <w:p>
-      <w:pPr>
-        <w:rPr>
-          <w:color w:val="000000" w:themeColor="text1"/>
-          <w:sz w:val="32"/>
-          <w:szCs w:val="32"/>
-        </w:rPr>
-      </w:pPr>
-    </w:p>
-    <w:p>
-      <w:pPr>
-        <w:rPr>
-          <w:color w:val="38BDF8"/>
-          <w:sz w:val="32"/>
-          <w:szCs w:val="32"/>
-        </w:rPr>
-      </w:pPr>
-      <w:r>
-        <w:rPr>
-          <w:color w:val="000000" w:themeColor="text1"/>
-          <w:sz w:val="32"/>
-          <w:szCs w:val="32"/>
-        </w:rPr>
-        <w:t>A mi vizsga proj</w:t>
-      </w:r>
-      <w:r>
-        <w:rPr>
-          <w:color w:val="000000" w:themeColor="text1"/>
-          <w:sz w:val="32"/>
-          <w:szCs w:val="32"/>
-        </w:rPr>
-        <w:t xml:space="preserve">ektünk nem </w:t>
-      </w:r>
-      <w:proofErr w:type="gramStart"/>
-      <w:r>
-        <w:rPr>
-          <w:color w:val="000000" w:themeColor="text1"/>
-          <w:sz w:val="32"/>
-          <w:szCs w:val="32"/>
-        </w:rPr>
-        <w:t>másról</w:t>
-      </w:r>
-      <w:proofErr w:type="gramEnd"/>
-      <w:r>
-        <w:rPr>
-          <w:color w:val="000000" w:themeColor="text1"/>
-          <w:sz w:val="32"/>
-          <w:szCs w:val="32"/>
-        </w:rPr>
-        <w:t xml:space="preserve"> mint egy </w:t>
-      </w:r>
-      <w:proofErr w:type="spellStart"/>
-      <w:r>
-        <w:rPr>
-          <w:color w:val="000000" w:themeColor="text1"/>
-          <w:sz w:val="32"/>
-          <w:szCs w:val="32"/>
-        </w:rPr>
-        <w:t>AutoSwap</w:t>
-      </w:r>
-      <w:proofErr w:type="spellEnd"/>
-      <w:r>
-        <w:rPr>
-          <w:color w:val="000000" w:themeColor="text1"/>
-          <w:sz w:val="32"/>
-          <w:szCs w:val="32"/>
-        </w:rPr>
-        <w:t xml:space="preserve"> alkalmazás bemutatásáról szól amelyben </w:t>
-      </w:r>
-      <w:proofErr w:type="spellStart"/>
-      <w:r>
-        <w:rPr>
-          <w:color w:val="000000" w:themeColor="text1"/>
-          <w:sz w:val="32"/>
-          <w:szCs w:val="32"/>
-        </w:rPr>
-        <w:t>autokat</w:t>
-      </w:r>
-      <w:proofErr w:type="spellEnd"/>
-      <w:r>
-        <w:rPr>
-          <w:color w:val="000000" w:themeColor="text1"/>
-          <w:sz w:val="32"/>
-          <w:szCs w:val="32"/>
-        </w:rPr>
-        <w:t xml:space="preserve"> tus</w:t>
-      </w:r>
-    </w:p>
-    <w:p>
-      <w:pPr>
-        <w:rPr>
-          <w:color w:val="000000" w:themeColor="text1"/>
-          <w:sz w:val="32"/>
-          <w:szCs w:val="32"/>
-        </w:rPr>
-      </w:pPr>
-    </w:p>
-    <w:p>
-      <w:pPr>
-        <w:rPr>
-          <w:color w:val="000000" w:themeColor="text1"/>
-          <w:sz w:val="32"/>
-          <w:szCs w:val="32"/>
-        </w:rPr>
-      </w:pPr>
-      <w:r>
-        <w:rPr>
+    </w:p>
+    <w:p>
+      <w:pPr>
+        <w:rPr>
+          <w:color w:val="000000" w:themeColor="text1"/>
+          <w:sz w:val="32"/>
+          <w:szCs w:val="32"/>
+        </w:rPr>
+      </w:pPr>
+      <w:r>
+        <w:rPr>
+          <w:noProof/>
           <w:color w:val="000000" w:themeColor="text1"/>
           <w:sz w:val="32"/>
           <w:szCs w:val="32"/>
         </w:rPr>
         <w:drawing>
-          <wp:inline distT="0" distB="0" distL="0" distR="0" wp14:anchorId="5B0C7B86" wp14:editId="37FA711A">
-            <wp:extent cx="3756986" cy="1120237"/>
-            <wp:effectExtent l="0" t="0" r="0" b="3810"/>
+          <wp:inline distT="0" distB="0" distL="0" distR="0" wp14:anchorId="79855050" wp14:editId="798B9969">
+            <wp:extent cx="5760720" cy="1717040"/>
+            <wp:effectExtent l="0" t="0" r="0" b="0"/>
             <wp:docPr id="1" name="Kép 1"/>
             <wp:cNvGraphicFramePr>
               <a:graphicFrameLocks xmlns:a="http://schemas.openxmlformats.org/drawingml/2006/main" noChangeAspect="1"/>
@@ -367,7 +285,7 @@
                     <pic:cNvPicPr/>
                   </pic:nvPicPr>
                   <pic:blipFill>
-                    <a:blip r:embed="rId5"/>
+                    <a:blip r:embed="rId7"/>
                     <a:stretch>
                       <a:fillRect/>
                     </a:stretch>
@@ -375,7 +293,7 @@
                   <pic:spPr>
                     <a:xfrm>
                       <a:off x="0" y="0"/>
-                      <a:ext cx="3756986" cy="1120237"/>
+                      <a:ext cx="5760720" cy="1717040"/>
                     </a:xfrm>
                     <a:prstGeom prst="rect">
                       <a:avLst/>
@@ -407,13 +325,233 @@
       </w:pPr>
       <w:r>
         <w:rPr>
+          <w:color w:val="000000" w:themeColor="text1"/>
+          <w:sz w:val="32"/>
+          <w:szCs w:val="32"/>
+        </w:rPr>
+        <w:t xml:space="preserve">A </w:t>
+      </w:r>
+      <w:r>
+        <w:rPr>
+          <w:color w:val="000000" w:themeColor="text1"/>
+          <w:sz w:val="32"/>
+          <w:szCs w:val="32"/>
+        </w:rPr>
+        <w:t>mai világban a gépjárművek adásvétele és keresése szinte</w:t>
+      </w:r>
+      <w:r>
+        <w:rPr>
+          <w:color w:val="000000" w:themeColor="text1"/>
+          <w:sz w:val="32"/>
+          <w:szCs w:val="32"/>
+        </w:rPr>
+        <w:t xml:space="preserve"> </w:t>
+      </w:r>
+      <w:r>
+        <w:rPr>
+          <w:color w:val="000000" w:themeColor="text1"/>
+          <w:sz w:val="32"/>
+          <w:szCs w:val="32"/>
+        </w:rPr>
+        <w:t>mindennapos igénnyé vált.</w:t>
+      </w:r>
+      <w:r>
+        <w:rPr>
+          <w:color w:val="000000" w:themeColor="text1"/>
+          <w:sz w:val="32"/>
+          <w:szCs w:val="32"/>
+        </w:rPr>
+        <w:t xml:space="preserve"> A trendek pedig megmutatták, hogy az emberek az </w:t>
+      </w:r>
+      <w:r>
+        <w:rPr>
+          <w:color w:val="000000" w:themeColor="text1"/>
+          <w:sz w:val="32"/>
+          <w:szCs w:val="32"/>
+        </w:rPr>
+        <w:t xml:space="preserve">egyszerű, gyors és interaktív megoldásokat </w:t>
+      </w:r>
+      <w:proofErr w:type="gramStart"/>
+      <w:r>
+        <w:rPr>
+          <w:color w:val="000000" w:themeColor="text1"/>
+          <w:sz w:val="32"/>
+          <w:szCs w:val="32"/>
+        </w:rPr>
+        <w:t>keresik</w:t>
+      </w:r>
+      <w:proofErr w:type="gramEnd"/>
+      <w:r>
+        <w:rPr>
+          <w:color w:val="000000" w:themeColor="text1"/>
+          <w:sz w:val="32"/>
+          <w:szCs w:val="32"/>
+        </w:rPr>
+        <w:t xml:space="preserve"> </w:t>
+      </w:r>
+      <w:r>
+        <w:rPr>
+          <w:color w:val="000000" w:themeColor="text1"/>
+          <w:sz w:val="32"/>
+          <w:szCs w:val="32"/>
+        </w:rPr>
+        <w:t>ahol a bonyolult adminisztráció és keresgélés helyét átveszi a kényelem.</w:t>
+      </w:r>
+    </w:p>
+    <w:p>
+      <w:pPr>
+        <w:rPr>
+          <w:color w:val="000000" w:themeColor="text1"/>
+          <w:sz w:val="32"/>
+          <w:szCs w:val="32"/>
+        </w:rPr>
+      </w:pPr>
+    </w:p>
+    <w:p>
+      <w:pPr>
+        <w:rPr>
+          <w:color w:val="000000" w:themeColor="text1"/>
+          <w:sz w:val="32"/>
+          <w:szCs w:val="32"/>
+        </w:rPr>
+      </w:pPr>
+      <w:r>
+        <w:rPr>
+          <w:color w:val="000000" w:themeColor="text1"/>
+          <w:sz w:val="32"/>
+          <w:szCs w:val="32"/>
+        </w:rPr>
+        <w:t>Egy</w:t>
+      </w:r>
+      <w:r>
+        <w:rPr>
+          <w:color w:val="000000" w:themeColor="text1"/>
+          <w:sz w:val="32"/>
+          <w:szCs w:val="32"/>
+        </w:rPr>
+        <w:t xml:space="preserve"> </w:t>
+      </w:r>
+      <w:proofErr w:type="spellStart"/>
+      <w:r>
+        <w:rPr>
+          <w:b/>
+          <w:bCs/>
+          <w:color w:val="000000" w:themeColor="text1"/>
+          <w:sz w:val="32"/>
+          <w:szCs w:val="32"/>
+        </w:rPr>
+        <w:t>AutoSwap</w:t>
+      </w:r>
+      <w:proofErr w:type="spellEnd"/>
+      <w:r>
+        <w:rPr>
+          <w:b/>
+          <w:bCs/>
+          <w:color w:val="000000" w:themeColor="text1"/>
+          <w:sz w:val="32"/>
+          <w:szCs w:val="32"/>
+        </w:rPr>
+        <w:t xml:space="preserve"> </w:t>
+      </w:r>
+      <w:r>
+        <w:rPr>
+          <w:color w:val="000000" w:themeColor="text1"/>
+          <w:sz w:val="32"/>
+          <w:szCs w:val="32"/>
+        </w:rPr>
+        <w:t>elnevezésű alkalmazást hozzunk létre. A projekt lényege, hogy a mai fiatalok körében rendkívül népszerű „jobbra-balra húzós” (</w:t>
+      </w:r>
+      <w:proofErr w:type="spellStart"/>
+      <w:r>
+        <w:rPr>
+          <w:color w:val="000000" w:themeColor="text1"/>
+          <w:sz w:val="32"/>
+          <w:szCs w:val="32"/>
+        </w:rPr>
+        <w:t>swipe</w:t>
+      </w:r>
+      <w:proofErr w:type="spellEnd"/>
+      <w:r>
+        <w:rPr>
+          <w:color w:val="000000" w:themeColor="text1"/>
+          <w:sz w:val="32"/>
+          <w:szCs w:val="32"/>
+        </w:rPr>
+        <w:t>) logikát átültessük az autók világába. A platformon a felhasználók könnyedén válogathatnak a járművek között, kedvencekhez adhatják a nekik tetszőket, szűrhetnek a preferenciáik alapján, valamint saját autós hirdetéseket is feladhatnak és kezelhetnek.</w:t>
+      </w:r>
+    </w:p>
+    <w:p>
+      <w:pPr>
+        <w:rPr>
+          <w:color w:val="000000" w:themeColor="text1"/>
+          <w:sz w:val="32"/>
+          <w:szCs w:val="32"/>
+        </w:rPr>
+      </w:pPr>
+    </w:p>
+    <w:p>
+      <w:pPr>
+        <w:rPr>
+          <w:color w:val="000000" w:themeColor="text1"/>
+          <w:sz w:val="32"/>
+          <w:szCs w:val="32"/>
+        </w:rPr>
+      </w:pPr>
+      <w:r>
+        <w:rPr>
+          <w:color w:val="000000" w:themeColor="text1"/>
+          <w:sz w:val="32"/>
+          <w:szCs w:val="32"/>
+        </w:rPr>
+        <w:t>Ebben a dokumentációban arról lesz szó, hogy milyen eszközökkel és felépítéssel jutottunk el az első alapgondolattól a kész, működőképes és modern alkalmazásunkig.</w:t>
+      </w:r>
+    </w:p>
+    <w:p>
+      <w:pPr>
+        <w:rPr>
+          <w:color w:val="000000" w:themeColor="text1"/>
+          <w:sz w:val="32"/>
+          <w:szCs w:val="32"/>
+        </w:rPr>
+      </w:pPr>
+    </w:p>
+    <w:p>
+      <w:pPr>
+        <w:rPr>
+          <w:color w:val="000000" w:themeColor="text1"/>
+          <w:sz w:val="32"/>
+          <w:szCs w:val="32"/>
+        </w:rPr>
+      </w:pPr>
+    </w:p>
+    <w:p>
+      <w:pPr>
+        <w:jc w:val="center"/>
+        <w:rPr>
+          <w:color w:val="00B0F0"/>
+          <w:sz w:val="56"/>
+          <w:szCs w:val="56"/>
+        </w:rPr>
+      </w:pPr>
+      <w:r>
+        <w:rPr>
           <w:noProof/>
+          <w:color w:val="00B0F0"/>
           <w:lang w:eastAsia="hu-HU"/>
         </w:rPr>
+        <w:lastRenderedPageBreak/>
         <w:drawing>
-          <wp:inline distT="0" distB="0" distL="0" distR="0">
-            <wp:extent cx="5113754" cy="5164092"/>
-            <wp:effectExtent l="0" t="0" r="0" b="0"/>
+          <wp:anchor distT="0" distB="0" distL="114300" distR="114300" simplePos="0" relativeHeight="251658240" behindDoc="0" locked="0" layoutInCell="1" allowOverlap="1" wp14:anchorId="56C0E626" wp14:editId="793F3E13">
+            <wp:simplePos x="0" y="0"/>
+            <wp:positionH relativeFrom="margin">
+              <wp:posOffset>4665980</wp:posOffset>
+            </wp:positionH>
+            <wp:positionV relativeFrom="margin">
+              <wp:align>top</wp:align>
+            </wp:positionV>
+            <wp:extent cx="1519555" cy="1534160"/>
+            <wp:effectExtent l="0" t="0" r="4445" b="8890"/>
+            <wp:wrapSquare wrapText="bothSides"/>
             <wp:docPr id="3" name="Kép 3" descr="XAMPP - Wikipedia"/>
             <wp:cNvGraphicFramePr>
               <a:graphicFrameLocks xmlns:a="http://schemas.openxmlformats.org/drawingml/2006/main" noChangeAspect="1"/>
@@ -428,7 +566,7 @@
                     </pic:cNvPicPr>
                   </pic:nvPicPr>
                   <pic:blipFill>
-                    <a:blip r:embed="rId6" cstate="print">
+                    <a:blip r:embed="rId8" cstate="print">
                       <a:extLst>
                         <a:ext uri="{28A0092B-C50C-407E-A947-70E740481C1C}">
                           <a14:useLocalDpi xmlns:a14="http://schemas.microsoft.com/office/drawing/2010/main" val="0"/>
@@ -443,7 +581,7 @@
                   <pic:spPr bwMode="auto">
                     <a:xfrm>
                       <a:off x="0" y="0"/>
-                      <a:ext cx="5139075" cy="5189662"/>
+                      <a:ext cx="1519555" cy="1534160"/>
                     </a:xfrm>
                     <a:prstGeom prst="rect">
                       <a:avLst/>
@@ -456,46 +594,226 @@
                 </pic:pic>
               </a:graphicData>
             </a:graphic>
-          </wp:inline>
+            <wp14:sizeRelH relativeFrom="margin">
+              <wp14:pctWidth>0</wp14:pctWidth>
+            </wp14:sizeRelH>
+            <wp14:sizeRelV relativeFrom="margin">
+              <wp14:pctHeight>0</wp14:pctHeight>
+            </wp14:sizeRelV>
+          </wp:anchor>
         </w:drawing>
       </w:r>
-    </w:p>
-    <w:p>
-      <w:pPr>
-        <w:rPr>
-          <w:color w:val="000000" w:themeColor="text1"/>
-          <w:sz w:val="32"/>
-          <w:szCs w:val="32"/>
-        </w:rPr>
-      </w:pPr>
-    </w:p>
-    <w:p>
-      <w:pPr>
-        <w:rPr>
-          <w:color w:val="000000" w:themeColor="text1"/>
-          <w:sz w:val="32"/>
-          <w:szCs w:val="32"/>
-        </w:rPr>
-      </w:pPr>
-    </w:p>
-    <w:p>
-      <w:pPr>
-        <w:rPr>
-          <w:color w:val="000000" w:themeColor="text1"/>
-          <w:sz w:val="32"/>
-          <w:szCs w:val="32"/>
-        </w:rPr>
-      </w:pPr>
-      <w:r>
-        <w:rPr>
-          <w:noProof/>
-          <w:lang w:eastAsia="hu-HU"/>
+      <w:r>
+        <w:rPr>
+          <w:color w:val="00B0F0"/>
+          <w:sz w:val="56"/>
+          <w:szCs w:val="56"/>
+        </w:rPr>
+        <w:t>Programozási nyelvek</w:t>
+      </w:r>
+    </w:p>
+    <w:p>
+      <w:pPr>
+        <w:jc w:val="center"/>
+        <w:rPr>
+          <w:color w:val="000000" w:themeColor="text1"/>
+          <w:sz w:val="56"/>
+          <w:szCs w:val="56"/>
+        </w:rPr>
+      </w:pPr>
+    </w:p>
+    <w:p>
+      <w:pPr>
+        <w:rPr>
+          <w:b/>
+          <w:bCs/>
+          <w:color w:val="000000" w:themeColor="text1"/>
+          <w:sz w:val="32"/>
+          <w:szCs w:val="32"/>
+        </w:rPr>
+      </w:pPr>
+      <w:proofErr w:type="spellStart"/>
+      <w:r>
+        <w:rPr>
+          <w:b/>
+          <w:bCs/>
+          <w:color w:val="000000" w:themeColor="text1"/>
+          <w:sz w:val="32"/>
+          <w:szCs w:val="32"/>
+        </w:rPr>
+        <w:t>MySQL</w:t>
+      </w:r>
+      <w:proofErr w:type="spellEnd"/>
+      <w:r>
+        <w:rPr>
+          <w:b/>
+          <w:bCs/>
+          <w:color w:val="000000" w:themeColor="text1"/>
+          <w:sz w:val="32"/>
+          <w:szCs w:val="32"/>
+        </w:rPr>
+        <w:t xml:space="preserve"> </w:t>
+      </w:r>
+      <w:proofErr w:type="gramStart"/>
+      <w:r>
+        <w:rPr>
+          <w:b/>
+          <w:bCs/>
+          <w:color w:val="000000" w:themeColor="text1"/>
+          <w:sz w:val="32"/>
+          <w:szCs w:val="32"/>
+        </w:rPr>
+        <w:t>adatbázis</w:t>
+      </w:r>
+      <w:r>
+        <w:rPr>
+          <w:b/>
+          <w:bCs/>
+          <w:color w:val="000000" w:themeColor="text1"/>
+          <w:sz w:val="32"/>
+          <w:szCs w:val="32"/>
+        </w:rPr>
+        <w:t xml:space="preserve"> :</w:t>
+      </w:r>
+      <w:proofErr w:type="gramEnd"/>
+      <w:r>
+        <w:rPr>
+          <w:b/>
+          <w:bCs/>
+          <w:color w:val="000000" w:themeColor="text1"/>
+          <w:sz w:val="32"/>
+          <w:szCs w:val="32"/>
+        </w:rPr>
+        <w:t xml:space="preserve"> </w:t>
+      </w:r>
+    </w:p>
+    <w:p>
+      <w:pPr>
+        <w:rPr>
+          <w:color w:val="000000" w:themeColor="text1"/>
+          <w:sz w:val="32"/>
+          <w:szCs w:val="32"/>
+        </w:rPr>
+      </w:pPr>
+    </w:p>
+    <w:p>
+      <w:pPr>
+        <w:rPr>
+          <w:color w:val="000000" w:themeColor="text1"/>
+          <w:sz w:val="32"/>
+          <w:szCs w:val="32"/>
+        </w:rPr>
+      </w:pPr>
+      <w:r>
+        <w:rPr>
+          <w:color w:val="000000" w:themeColor="text1"/>
+          <w:sz w:val="32"/>
+          <w:szCs w:val="32"/>
+        </w:rPr>
+        <w:t>Az adatbázis fogalma</w:t>
+      </w:r>
+      <w:r>
+        <w:rPr>
+          <w:color w:val="000000" w:themeColor="text1"/>
+          <w:sz w:val="32"/>
+          <w:szCs w:val="32"/>
+        </w:rPr>
+        <w:t>:</w:t>
+      </w:r>
+    </w:p>
+    <w:p>
+      <w:pPr>
+        <w:rPr>
+          <w:color w:val="000000" w:themeColor="text1"/>
+          <w:sz w:val="32"/>
+          <w:szCs w:val="32"/>
+        </w:rPr>
+      </w:pPr>
+      <w:r>
+        <w:rPr>
+          <w:color w:val="000000" w:themeColor="text1"/>
+          <w:sz w:val="32"/>
+          <w:szCs w:val="32"/>
+        </w:rPr>
+        <w:t xml:space="preserve">Az </w:t>
+      </w:r>
+      <w:r>
+        <w:rPr>
+          <w:b/>
+          <w:bCs/>
+          <w:color w:val="000000" w:themeColor="text1"/>
+          <w:sz w:val="32"/>
+          <w:szCs w:val="32"/>
+        </w:rPr>
+        <w:t>adatbázis (</w:t>
+      </w:r>
+      <w:proofErr w:type="spellStart"/>
+      <w:r>
+        <w:rPr>
+          <w:b/>
+          <w:bCs/>
+          <w:color w:val="000000" w:themeColor="text1"/>
+          <w:sz w:val="32"/>
+          <w:szCs w:val="32"/>
+        </w:rPr>
+        <w:t>Database</w:t>
+      </w:r>
+      <w:proofErr w:type="spellEnd"/>
+      <w:r>
+        <w:rPr>
+          <w:b/>
+          <w:bCs/>
+          <w:color w:val="000000" w:themeColor="text1"/>
+          <w:sz w:val="32"/>
+          <w:szCs w:val="32"/>
+        </w:rPr>
+        <w:t>)</w:t>
+      </w:r>
+      <w:r>
+        <w:rPr>
+          <w:color w:val="000000" w:themeColor="text1"/>
+          <w:sz w:val="32"/>
+          <w:szCs w:val="32"/>
+        </w:rPr>
+        <w:t xml:space="preserve"> elektronikusan tárolt, strukturált és logikailag összefüggő adatok rendezett gyűjteménye, amely lehetővé teszi az információk gyors keresését, biztonságos tárolását és hatékony kezelését</w:t>
+      </w:r>
+      <w:r>
+        <w:rPr>
+          <w:color w:val="000000" w:themeColor="text1"/>
+          <w:sz w:val="32"/>
+          <w:szCs w:val="32"/>
+        </w:rPr>
+        <w:t>.</w:t>
+      </w:r>
+    </w:p>
+    <w:p>
+      <w:pPr>
+        <w:rPr>
+          <w:color w:val="000000" w:themeColor="text1"/>
+          <w:sz w:val="32"/>
+          <w:szCs w:val="32"/>
+        </w:rPr>
+      </w:pPr>
+    </w:p>
+    <w:p>
+      <w:pPr>
+        <w:rPr>
+          <w:color w:val="000000" w:themeColor="text1"/>
+          <w:sz w:val="32"/>
+          <w:szCs w:val="32"/>
+        </w:rPr>
+      </w:pPr>
+      <w:r>
+        <w:rPr>
+          <w:color w:val="000000" w:themeColor="text1"/>
+          <w:sz w:val="32"/>
+          <w:szCs w:val="32"/>
         </w:rPr>
         <w:drawing>
-          <wp:inline distT="0" distB="0" distL="0" distR="0">
-            <wp:extent cx="5760720" cy="4244819"/>
-            <wp:effectExtent l="0" t="0" r="0" b="3810"/>
-            <wp:docPr id="4" name="Kép 4" descr="Visual Studio Code Használata"/>
+          <wp:inline distT="0" distB="0" distL="0" distR="0" wp14:anchorId="6BC67CD3" wp14:editId="74464CF8">
+            <wp:extent cx="5128592" cy="2642876"/>
+            <wp:effectExtent l="0" t="0" r="0" b="5080"/>
+            <wp:docPr id="141361640" name="Kép 1"/>
             <wp:cNvGraphicFramePr>
               <a:graphicFrameLocks xmlns:a="http://schemas.openxmlformats.org/drawingml/2006/main" noChangeAspect="1"/>
             </wp:cNvGraphicFramePr>
@@ -503,145 +821,7 @@
               <a:graphicData uri="http://schemas.openxmlformats.org/drawingml/2006/picture">
                 <pic:pic xmlns:pic="http://schemas.openxmlformats.org/drawingml/2006/picture">
                   <pic:nvPicPr>
-                    <pic:cNvPr id="0" name="Picture 10" descr="Visual Studio Code Használata"/>
-                    <pic:cNvPicPr>
-                      <a:picLocks noChangeAspect="1" noChangeArrowheads="1"/>
-                    </pic:cNvPicPr>
-                  </pic:nvPicPr>
-                  <pic:blipFill>
-                    <a:blip r:embed="rId7">
-                      <a:extLst>
-                        <a:ext uri="{28A0092B-C50C-407E-A947-70E740481C1C}">
-                          <a14:useLocalDpi xmlns:a14="http://schemas.microsoft.com/office/drawing/2010/main" val="0"/>
-                        </a:ext>
-                      </a:extLst>
-                    </a:blip>
-                    <a:srcRect/>
-                    <a:stretch>
-                      <a:fillRect/>
-                    </a:stretch>
-                  </pic:blipFill>
-                  <pic:spPr bwMode="auto">
-                    <a:xfrm>
-                      <a:off x="0" y="0"/>
-                      <a:ext cx="5760720" cy="4244819"/>
-                    </a:xfrm>
-                    <a:prstGeom prst="rect">
-                      <a:avLst/>
-                    </a:prstGeom>
-                    <a:noFill/>
-                    <a:ln>
-                      <a:noFill/>
-                    </a:ln>
-                  </pic:spPr>
-                </pic:pic>
-              </a:graphicData>
-            </a:graphic>
-          </wp:inline>
-        </w:drawing>
-      </w:r>
-    </w:p>
-    <w:p>
-      <w:pPr>
-        <w:rPr>
-          <w:color w:val="000000" w:themeColor="text1"/>
-          <w:sz w:val="32"/>
-          <w:szCs w:val="32"/>
-        </w:rPr>
-      </w:pPr>
-      <w:r>
-        <w:rPr>
-          <w:noProof/>
-          <w:lang w:eastAsia="hu-HU"/>
-        </w:rPr>
-        <w:lastRenderedPageBreak/>
-        <w:drawing>
-          <wp:inline distT="0" distB="0" distL="0" distR="0">
-            <wp:extent cx="5760720" cy="5760720"/>
-            <wp:effectExtent l="0" t="0" r="0" b="0"/>
-            <wp:docPr id="5" name="Kép 5" descr="Fájl:Visual Studio Icon 2026.svg – Wikipédia"/>
-            <wp:cNvGraphicFramePr>
-              <a:graphicFrameLocks xmlns:a="http://schemas.openxmlformats.org/drawingml/2006/main" noChangeAspect="1"/>
-            </wp:cNvGraphicFramePr>
-            <a:graphic xmlns:a="http://schemas.openxmlformats.org/drawingml/2006/main">
-              <a:graphicData uri="http://schemas.openxmlformats.org/drawingml/2006/picture">
-                <pic:pic xmlns:pic="http://schemas.openxmlformats.org/drawingml/2006/picture">
-                  <pic:nvPicPr>
-                    <pic:cNvPr id="0" name="Picture 12" descr="Fájl:Visual Studio Icon 2026.svg – Wikipédia"/>
-                    <pic:cNvPicPr>
-                      <a:picLocks noChangeAspect="1" noChangeArrowheads="1"/>
-                    </pic:cNvPicPr>
-                  </pic:nvPicPr>
-                  <pic:blipFill>
-                    <a:blip r:embed="rId8">
-                      <a:extLst>
-                        <a:ext uri="{28A0092B-C50C-407E-A947-70E740481C1C}">
-                          <a14:useLocalDpi xmlns:a14="http://schemas.microsoft.com/office/drawing/2010/main" val="0"/>
-                        </a:ext>
-                      </a:extLst>
-                    </a:blip>
-                    <a:srcRect/>
-                    <a:stretch>
-                      <a:fillRect/>
-                    </a:stretch>
-                  </pic:blipFill>
-                  <pic:spPr bwMode="auto">
-                    <a:xfrm>
-                      <a:off x="0" y="0"/>
-                      <a:ext cx="5760720" cy="5760720"/>
-                    </a:xfrm>
-                    <a:prstGeom prst="rect">
-                      <a:avLst/>
-                    </a:prstGeom>
-                    <a:noFill/>
-                    <a:ln>
-                      <a:noFill/>
-                    </a:ln>
-                  </pic:spPr>
-                </pic:pic>
-              </a:graphicData>
-            </a:graphic>
-          </wp:inline>
-        </w:drawing>
-      </w:r>
-    </w:p>
-    <w:p>
-      <w:pPr>
-        <w:rPr>
-          <w:color w:val="000000" w:themeColor="text1"/>
-          <w:sz w:val="32"/>
-          <w:szCs w:val="32"/>
-        </w:rPr>
-      </w:pPr>
-    </w:p>
-    <w:p>
-      <w:pPr>
-        <w:rPr>
-          <w:color w:val="000000" w:themeColor="text1"/>
-          <w:sz w:val="32"/>
-          <w:szCs w:val="32"/>
-        </w:rPr>
-      </w:pPr>
-      <w:r>
-        <w:rPr>
-          <w:color w:val="000000" w:themeColor="text1"/>
-          <w:sz w:val="32"/>
-          <w:szCs w:val="32"/>
-        </w:rPr>
-        <w:lastRenderedPageBreak/>
-        <w:drawing>
-          <wp:inline distT="0" distB="0" distL="0" distR="0" wp14:anchorId="7E40744D" wp14:editId="61CD3ADB">
-            <wp:extent cx="5760720" cy="3575050"/>
-            <wp:effectExtent l="0" t="0" r="0" b="6350"/>
-            <wp:docPr id="6" name="Kép 6"/>
-            <wp:cNvGraphicFramePr>
-              <a:graphicFrameLocks xmlns:a="http://schemas.openxmlformats.org/drawingml/2006/main" noChangeAspect="1"/>
-            </wp:cNvGraphicFramePr>
-            <a:graphic xmlns:a="http://schemas.openxmlformats.org/drawingml/2006/main">
-              <a:graphicData uri="http://schemas.openxmlformats.org/drawingml/2006/picture">
-                <pic:pic xmlns:pic="http://schemas.openxmlformats.org/drawingml/2006/picture">
-                  <pic:nvPicPr>
-                    <pic:cNvPr id="1" name=""/>
+                    <pic:cNvPr id="141361640" name=""/>
                     <pic:cNvPicPr/>
                   </pic:nvPicPr>
                   <pic:blipFill>
@@ -653,7 +833,7 @@
                   <pic:spPr>
                     <a:xfrm>
                       <a:off x="0" y="0"/>
-                      <a:ext cx="5760720" cy="3575050"/>
+                      <a:ext cx="5135396" cy="2646382"/>
                     </a:xfrm>
                     <a:prstGeom prst="rect">
                       <a:avLst/>
@@ -692,26 +872,147 @@
           <w:szCs w:val="32"/>
         </w:rPr>
       </w:pPr>
-    </w:p>
-    <w:p>
-      <w:pPr>
-        <w:rPr>
-          <w:color w:val="000000" w:themeColor="text1"/>
-          <w:sz w:val="32"/>
-          <w:szCs w:val="32"/>
-        </w:rPr>
-      </w:pPr>
-      <w:r>
-        <w:rPr>
+      <w:r>
+        <w:rPr>
+          <w:color w:val="000000" w:themeColor="text1"/>
+          <w:sz w:val="32"/>
+          <w:szCs w:val="32"/>
+        </w:rPr>
+        <w:t xml:space="preserve">Az adatok elérését és módosítását egy speciális szoftver, az </w:t>
+      </w:r>
+      <w:r>
+        <w:rPr>
+          <w:b/>
+          <w:bCs/>
+          <w:color w:val="000000" w:themeColor="text1"/>
+          <w:sz w:val="32"/>
+          <w:szCs w:val="32"/>
+        </w:rPr>
+        <w:t>adatbázis-kezelő rendszer (DBMS)</w:t>
+      </w:r>
+      <w:r>
+        <w:rPr>
+          <w:color w:val="000000" w:themeColor="text1"/>
+          <w:sz w:val="32"/>
+          <w:szCs w:val="32"/>
+        </w:rPr>
+        <w:t xml:space="preserve"> végzi, amely biztosítja, hogy a lekérdezések gyorsak, az adatok pedig konzisztensek maradjanak</w:t>
+      </w:r>
+      <w:r>
+        <w:rPr>
+          <w:color w:val="000000" w:themeColor="text1"/>
+          <w:sz w:val="32"/>
+          <w:szCs w:val="32"/>
+        </w:rPr>
+        <w:t>.</w:t>
+      </w:r>
+    </w:p>
+    <w:p>
+      <w:pPr>
+        <w:rPr>
+          <w:color w:val="000000" w:themeColor="text1"/>
+          <w:sz w:val="32"/>
+          <w:szCs w:val="32"/>
+        </w:rPr>
+      </w:pPr>
+    </w:p>
+    <w:p>
+      <w:pPr>
+        <w:rPr>
+          <w:color w:val="000000" w:themeColor="text1"/>
+          <w:sz w:val="32"/>
+          <w:szCs w:val="32"/>
+        </w:rPr>
+      </w:pPr>
+    </w:p>
+    <w:p>
+      <w:pPr>
+        <w:rPr>
+          <w:b/>
+          <w:bCs/>
           <w:noProof/>
-          <w:lang w:eastAsia="hu-HU"/>
+        </w:rPr>
+      </w:pPr>
+      <w:r>
+        <w:rPr>
+          <w:b/>
+          <w:bCs/>
+          <w:color w:val="000000" w:themeColor="text1"/>
+          <w:sz w:val="32"/>
+          <w:szCs w:val="32"/>
         </w:rPr>
         <w:lastRenderedPageBreak/>
+        <w:t xml:space="preserve">Mi a </w:t>
+      </w:r>
+      <w:proofErr w:type="spellStart"/>
+      <w:r>
+        <w:rPr>
+          <w:b/>
+          <w:bCs/>
+          <w:color w:val="000000" w:themeColor="text1"/>
+          <w:sz w:val="32"/>
+          <w:szCs w:val="32"/>
+        </w:rPr>
+        <w:t>MySQL</w:t>
+      </w:r>
+      <w:proofErr w:type="spellEnd"/>
+      <w:r>
+        <w:rPr>
+          <w:b/>
+          <w:bCs/>
+          <w:color w:val="000000" w:themeColor="text1"/>
+          <w:sz w:val="32"/>
+          <w:szCs w:val="32"/>
+        </w:rPr>
+        <w:t xml:space="preserve"> adatbázis?</w:t>
+      </w:r>
+      <w:r>
+        <w:rPr>
+          <w:b/>
+          <w:bCs/>
+          <w:noProof/>
+        </w:rPr>
+        <w:t xml:space="preserve"> </w:t>
+      </w:r>
+    </w:p>
+    <w:p>
+      <w:pPr>
+        <w:rPr>
+          <w:b/>
+          <w:bCs/>
+          <w:color w:val="000000" w:themeColor="text1"/>
+          <w:sz w:val="32"/>
+          <w:szCs w:val="32"/>
+        </w:rPr>
+      </w:pPr>
+    </w:p>
+    <w:p>
+      <w:pPr>
+        <w:rPr>
+          <w:color w:val="000000" w:themeColor="text1"/>
+          <w:sz w:val="32"/>
+          <w:szCs w:val="32"/>
+        </w:rPr>
+      </w:pPr>
+      <w:r>
+        <w:rPr>
+          <w:b/>
+          <w:bCs/>
+          <w:noProof/>
+        </w:rPr>
         <w:drawing>
-          <wp:inline distT="0" distB="0" distL="0" distR="0">
-            <wp:extent cx="4876800" cy="4876800"/>
-            <wp:effectExtent l="0" t="0" r="0" b="0"/>
-            <wp:docPr id="9" name="Kép 9" descr="Learn CSS - Pro - Apps on Google Play"/>
+          <wp:anchor distT="0" distB="0" distL="114300" distR="114300" simplePos="0" relativeHeight="251659264" behindDoc="0" locked="0" layoutInCell="1" allowOverlap="1" wp14:anchorId="754A7CD5" wp14:editId="7263FF4C">
+            <wp:simplePos x="0" y="0"/>
+            <wp:positionH relativeFrom="margin">
+              <wp:posOffset>3647325</wp:posOffset>
+            </wp:positionH>
+            <wp:positionV relativeFrom="margin">
+              <wp:posOffset>748145</wp:posOffset>
+            </wp:positionV>
+            <wp:extent cx="2313305" cy="1364615"/>
+            <wp:effectExtent l="0" t="0" r="0" b="6985"/>
+            <wp:wrapSquare wrapText="bothSides"/>
+            <wp:docPr id="1668417162" name="Kép 2" descr="phpMyAdmin – Wikipédia"/>
             <wp:cNvGraphicFramePr>
               <a:graphicFrameLocks xmlns:a="http://schemas.openxmlformats.org/drawingml/2006/main" noChangeAspect="1"/>
             </wp:cNvGraphicFramePr>
@@ -719,7 +1020,7 @@
               <a:graphicData uri="http://schemas.openxmlformats.org/drawingml/2006/picture">
                 <pic:pic xmlns:pic="http://schemas.openxmlformats.org/drawingml/2006/picture">
                   <pic:nvPicPr>
-                    <pic:cNvPr id="0" name="Picture 24" descr="Learn CSS - Pro - Apps on Google Play"/>
+                    <pic:cNvPr id="0" name="Picture 6" descr="phpMyAdmin – Wikipédia"/>
                     <pic:cNvPicPr>
                       <a:picLocks noChangeAspect="1" noChangeArrowheads="1"/>
                     </pic:cNvPicPr>
@@ -740,7 +1041,7 @@
                   <pic:spPr bwMode="auto">
                     <a:xfrm>
                       <a:off x="0" y="0"/>
-                      <a:ext cx="4876800" cy="4876800"/>
+                      <a:ext cx="2313305" cy="1364615"/>
                     </a:xfrm>
                     <a:prstGeom prst="rect">
                       <a:avLst/>
@@ -753,21 +1054,203 @@
                 </pic:pic>
               </a:graphicData>
             </a:graphic>
-          </wp:inline>
+            <wp14:sizeRelH relativeFrom="margin">
+              <wp14:pctWidth>0</wp14:pctWidth>
+            </wp14:sizeRelH>
+            <wp14:sizeRelV relativeFrom="margin">
+              <wp14:pctHeight>0</wp14:pctHeight>
+            </wp14:sizeRelV>
+          </wp:anchor>
         </w:drawing>
       </w:r>
-    </w:p>
-    <w:p>
-      <w:pPr>
-        <w:rPr>
-          <w:color w:val="000000" w:themeColor="text1"/>
-          <w:sz w:val="32"/>
-          <w:szCs w:val="32"/>
-        </w:rPr>
-      </w:pPr>
-    </w:p>
-    <w:p>
-      <w:pPr>
+      <w:r>
+        <w:rPr>
+          <w:color w:val="000000" w:themeColor="text1"/>
+          <w:sz w:val="32"/>
+          <w:szCs w:val="32"/>
+        </w:rPr>
+        <w:t xml:space="preserve">A </w:t>
+      </w:r>
+      <w:proofErr w:type="spellStart"/>
+      <w:r>
+        <w:rPr>
+          <w:b/>
+          <w:bCs/>
+          <w:color w:val="000000" w:themeColor="text1"/>
+          <w:sz w:val="32"/>
+          <w:szCs w:val="32"/>
+        </w:rPr>
+        <w:t>MySQL</w:t>
+      </w:r>
+      <w:proofErr w:type="spellEnd"/>
+      <w:r>
+        <w:rPr>
+          <w:color w:val="000000" w:themeColor="text1"/>
+          <w:sz w:val="32"/>
+          <w:szCs w:val="32"/>
+        </w:rPr>
+        <w:t xml:space="preserve"> az egyik legnépszerűbb, nyílt forráskódú </w:t>
+      </w:r>
+      <w:r>
+        <w:rPr>
+          <w:b/>
+          <w:bCs/>
+          <w:color w:val="000000" w:themeColor="text1"/>
+          <w:sz w:val="32"/>
+          <w:szCs w:val="32"/>
+        </w:rPr>
+        <w:t>relációs adatbázis-kezelő rendszer (RDBMS)</w:t>
+      </w:r>
+      <w:r>
+        <w:rPr>
+          <w:color w:val="000000" w:themeColor="text1"/>
+          <w:sz w:val="32"/>
+          <w:szCs w:val="32"/>
+        </w:rPr>
+        <w:t xml:space="preserve"> a világon. Különösen elterjedt a webfejlesztésben; olyan globális platformok és tartalomkezelő rendszerek használják az adatok háttértárolására, mint a WordPress</w:t>
+      </w:r>
+      <w:r>
+        <w:rPr>
+          <w:color w:val="000000" w:themeColor="text1"/>
+          <w:sz w:val="32"/>
+          <w:szCs w:val="32"/>
+        </w:rPr>
+        <w:t>.</w:t>
+      </w:r>
+    </w:p>
+    <w:p>
+      <w:pPr>
+        <w:rPr>
+          <w:color w:val="000000" w:themeColor="text1"/>
+          <w:sz w:val="32"/>
+          <w:szCs w:val="32"/>
+        </w:rPr>
+      </w:pPr>
+    </w:p>
+    <w:p>
+      <w:pPr>
+        <w:rPr>
+          <w:b/>
+          <w:bCs/>
+          <w:color w:val="000000" w:themeColor="text1"/>
+          <w:sz w:val="32"/>
+          <w:szCs w:val="32"/>
+        </w:rPr>
+      </w:pPr>
+      <w:r>
+        <w:rPr>
+          <w:b/>
+          <w:bCs/>
+          <w:color w:val="000000" w:themeColor="text1"/>
+          <w:sz w:val="32"/>
+          <w:szCs w:val="32"/>
+        </w:rPr>
+        <w:t xml:space="preserve">PHPMYADMIN és a </w:t>
+      </w:r>
+      <w:proofErr w:type="gramStart"/>
+      <w:r>
+        <w:rPr>
+          <w:b/>
+          <w:bCs/>
+          <w:color w:val="000000" w:themeColor="text1"/>
+          <w:sz w:val="32"/>
+          <w:szCs w:val="32"/>
+        </w:rPr>
+        <w:t>XAMPP</w:t>
+      </w:r>
+      <w:r>
+        <w:rPr>
+          <w:b/>
+          <w:bCs/>
+          <w:color w:val="000000" w:themeColor="text1"/>
+          <w:sz w:val="32"/>
+          <w:szCs w:val="32"/>
+        </w:rPr>
+        <w:t xml:space="preserve"> :</w:t>
+      </w:r>
+      <w:proofErr w:type="gramEnd"/>
+      <w:r>
+        <w:rPr>
+          <w:b/>
+          <w:bCs/>
+          <w:color w:val="000000" w:themeColor="text1"/>
+          <w:sz w:val="32"/>
+          <w:szCs w:val="32"/>
+        </w:rPr>
+        <w:t xml:space="preserve"> </w:t>
+      </w:r>
+    </w:p>
+    <w:p>
+      <w:pPr>
+        <w:rPr>
+          <w:color w:val="000000" w:themeColor="text1"/>
+          <w:sz w:val="32"/>
+          <w:szCs w:val="32"/>
+        </w:rPr>
+      </w:pPr>
+      <w:r>
+        <w:rPr>
+          <w:color w:val="000000" w:themeColor="text1"/>
+          <w:sz w:val="32"/>
+          <w:szCs w:val="32"/>
+        </w:rPr>
+        <w:br/>
+      </w:r>
+      <w:r>
+        <w:rPr>
+          <w:color w:val="000000" w:themeColor="text1"/>
+          <w:sz w:val="32"/>
+          <w:szCs w:val="32"/>
+        </w:rPr>
+        <w:t>Mi a projektünkhöz a PHPMYADMIN nevezetű adatbázis kezelő szoftvert használjuk. A</w:t>
+      </w:r>
+      <w:r>
+        <w:rPr>
+          <w:color w:val="000000" w:themeColor="text1"/>
+          <w:sz w:val="32"/>
+          <w:szCs w:val="32"/>
+        </w:rPr>
+        <w:t xml:space="preserve"> </w:t>
+      </w:r>
+      <w:r>
+        <w:rPr>
+          <w:color w:val="000000" w:themeColor="text1"/>
+          <w:sz w:val="32"/>
+          <w:szCs w:val="32"/>
+        </w:rPr>
+        <w:t xml:space="preserve">működéséhez szükségünk van a XAMPP </w:t>
+      </w:r>
+      <w:proofErr w:type="spellStart"/>
+      <w:r>
+        <w:rPr>
+          <w:color w:val="000000" w:themeColor="text1"/>
+          <w:sz w:val="32"/>
+          <w:szCs w:val="32"/>
+        </w:rPr>
+        <w:t>control</w:t>
+      </w:r>
+      <w:proofErr w:type="spellEnd"/>
+      <w:r>
+        <w:rPr>
+          <w:color w:val="000000" w:themeColor="text1"/>
+          <w:sz w:val="32"/>
+          <w:szCs w:val="32"/>
+        </w:rPr>
+        <w:t xml:space="preserve"> panelre.</w:t>
+      </w:r>
+    </w:p>
+    <w:p>
+      <w:pPr>
+        <w:rPr>
+          <w:color w:val="000000" w:themeColor="text1"/>
+          <w:sz w:val="32"/>
+          <w:szCs w:val="32"/>
+        </w:rPr>
+      </w:pPr>
+    </w:p>
+    <w:p>
+      <w:pPr>
+        <w:jc w:val="center"/>
         <w:rPr>
           <w:color w:val="000000" w:themeColor="text1"/>
           <w:sz w:val="32"/>
@@ -777,13 +1260,15 @@
       <w:r>
         <w:rPr>
           <w:noProof/>
-          <w:lang w:eastAsia="hu-HU"/>
+          <w:color w:val="000000" w:themeColor="text1"/>
+          <w:sz w:val="32"/>
+          <w:szCs w:val="32"/>
         </w:rPr>
         <w:drawing>
-          <wp:inline distT="0" distB="0" distL="0" distR="0">
-            <wp:extent cx="5760720" cy="3180328"/>
-            <wp:effectExtent l="0" t="0" r="0" b="1270"/>
-            <wp:docPr id="10" name="Kép 10" descr="What is Javascript and why is it required for the People Like Us website? |  People Like Us"/>
+          <wp:inline distT="0" distB="0" distL="0" distR="0" wp14:anchorId="6B83D8E6" wp14:editId="6DBDA6DC">
+            <wp:extent cx="4428490" cy="1710047"/>
+            <wp:effectExtent l="0" t="0" r="0" b="5080"/>
+            <wp:docPr id="1464808219" name="Kép 1464808219"/>
             <wp:cNvGraphicFramePr>
               <a:graphicFrameLocks xmlns:a="http://schemas.openxmlformats.org/drawingml/2006/main" noChangeAspect="1"/>
             </wp:cNvGraphicFramePr>
@@ -791,36 +1276,23 @@
               <a:graphicData uri="http://schemas.openxmlformats.org/drawingml/2006/picture">
                 <pic:pic xmlns:pic="http://schemas.openxmlformats.org/drawingml/2006/picture">
                   <pic:nvPicPr>
-                    <pic:cNvPr id="0" name="Picture 26" descr="What is Javascript and why is it required for the People Like Us website? |  People Like Us"/>
-                    <pic:cNvPicPr>
-                      <a:picLocks noChangeAspect="1" noChangeArrowheads="1"/>
-                    </pic:cNvPicPr>
+                    <pic:cNvPr id="1" name=""/>
+                    <pic:cNvPicPr/>
                   </pic:nvPicPr>
                   <pic:blipFill>
-                    <a:blip r:embed="rId11">
-                      <a:extLst>
-                        <a:ext uri="{28A0092B-C50C-407E-A947-70E740481C1C}">
-                          <a14:useLocalDpi xmlns:a14="http://schemas.microsoft.com/office/drawing/2010/main" val="0"/>
-                        </a:ext>
-                      </a:extLst>
-                    </a:blip>
-                    <a:srcRect/>
+                    <a:blip r:embed="rId11"/>
                     <a:stretch>
                       <a:fillRect/>
                     </a:stretch>
                   </pic:blipFill>
-                  <pic:spPr bwMode="auto">
+                  <pic:spPr>
                     <a:xfrm>
                       <a:off x="0" y="0"/>
-                      <a:ext cx="5760720" cy="3180328"/>
+                      <a:ext cx="4499989" cy="1737656"/>
                     </a:xfrm>
                     <a:prstGeom prst="rect">
                       <a:avLst/>
                     </a:prstGeom>
-                    <a:noFill/>
-                    <a:ln>
-                      <a:noFill/>
-                    </a:ln>
                   </pic:spPr>
                 </pic:pic>
               </a:graphicData>
@@ -837,34 +1309,123 @@
           <w:szCs w:val="32"/>
         </w:rPr>
       </w:pPr>
-    </w:p>
-    <w:p>
-      <w:pPr>
-        <w:rPr>
-          <w:color w:val="000000" w:themeColor="text1"/>
-          <w:sz w:val="32"/>
-          <w:szCs w:val="32"/>
-        </w:rPr>
-      </w:pPr>
-    </w:p>
-    <w:p>
-      <w:pPr>
-        <w:rPr>
-          <w:color w:val="000000" w:themeColor="text1"/>
-          <w:sz w:val="32"/>
-          <w:szCs w:val="32"/>
-        </w:rPr>
-      </w:pPr>
-      <w:r>
-        <w:rPr>
+      <w:r>
+        <w:rPr>
+          <w:color w:val="000000" w:themeColor="text1"/>
+          <w:sz w:val="32"/>
+          <w:szCs w:val="32"/>
+        </w:rPr>
+        <w:t xml:space="preserve">A </w:t>
+      </w:r>
+      <w:r>
+        <w:rPr>
+          <w:b/>
+          <w:bCs/>
+          <w:color w:val="000000" w:themeColor="text1"/>
+          <w:sz w:val="32"/>
+          <w:szCs w:val="32"/>
+        </w:rPr>
+        <w:t>XAMPP</w:t>
+      </w:r>
+      <w:r>
+        <w:rPr>
+          <w:color w:val="000000" w:themeColor="text1"/>
+          <w:sz w:val="32"/>
+          <w:szCs w:val="32"/>
+        </w:rPr>
+        <w:t xml:space="preserve"> egy ingyenes, nyílt forráskódú szoftvercsomag, amely lehetővé teszi, hogy egy </w:t>
+      </w:r>
+      <w:r>
+        <w:rPr>
+          <w:b/>
+          <w:bCs/>
+          <w:color w:val="000000" w:themeColor="text1"/>
+          <w:sz w:val="32"/>
+          <w:szCs w:val="32"/>
+        </w:rPr>
+        <w:t>teljes értékű webkiszolgálót (webservert) hozz létre a saját számítógépeden</w:t>
+      </w:r>
+      <w:r>
+        <w:rPr>
+          <w:color w:val="000000" w:themeColor="text1"/>
+          <w:sz w:val="32"/>
+          <w:szCs w:val="32"/>
+        </w:rPr>
+        <w:t>.</w:t>
+      </w:r>
+    </w:p>
+    <w:p>
+      <w:pPr>
+        <w:rPr>
+          <w:color w:val="000000" w:themeColor="text1"/>
+          <w:sz w:val="32"/>
+          <w:szCs w:val="32"/>
+        </w:rPr>
+      </w:pPr>
+      <w:r>
+        <w:rPr>
+          <w:color w:val="000000" w:themeColor="text1"/>
+          <w:sz w:val="32"/>
+          <w:szCs w:val="32"/>
+        </w:rPr>
+        <w:t>Legfőbb célja, hogy a webfejlesztők helyben</w:t>
+      </w:r>
+      <w:r>
+        <w:rPr>
+          <w:color w:val="000000" w:themeColor="text1"/>
+          <w:sz w:val="32"/>
+          <w:szCs w:val="32"/>
+        </w:rPr>
+        <w:t xml:space="preserve">, </w:t>
+      </w:r>
+      <w:r>
+        <w:rPr>
+          <w:color w:val="000000" w:themeColor="text1"/>
+          <w:sz w:val="32"/>
+          <w:szCs w:val="32"/>
+        </w:rPr>
+        <w:t>internetkapcsolat és külső tárhely vásárlása nélkül tudjanak weboldalakat, webáruházakat (például WordPress-t) vagy PHP-alapú alkalmazásokat tesztelni és fejleszten</w:t>
+      </w:r>
+      <w:r>
+        <w:rPr>
+          <w:color w:val="000000" w:themeColor="text1"/>
+          <w:sz w:val="32"/>
+          <w:szCs w:val="32"/>
+        </w:rPr>
+        <w:t>i.</w:t>
+      </w:r>
+    </w:p>
+    <w:p>
+      <w:pPr>
+        <w:rPr>
+          <w:b/>
+          <w:bCs/>
+          <w:color w:val="000000" w:themeColor="text1"/>
+          <w:sz w:val="32"/>
+          <w:szCs w:val="32"/>
+        </w:rPr>
+      </w:pPr>
+      <w:r>
+        <w:rPr>
+          <w:b/>
+          <w:bCs/>
           <w:noProof/>
           <w:lang w:eastAsia="hu-HU"/>
         </w:rPr>
+        <w:lastRenderedPageBreak/>
         <w:drawing>
-          <wp:inline distT="0" distB="0" distL="0" distR="0">
-            <wp:extent cx="2383790" cy="2383790"/>
-            <wp:effectExtent l="0" t="0" r="0" b="0"/>
-            <wp:docPr id="11" name="Kép 11" descr="HTML - Wikipedia"/>
+          <wp:anchor distT="0" distB="0" distL="114300" distR="114300" simplePos="0" relativeHeight="251660288" behindDoc="0" locked="0" layoutInCell="1" allowOverlap="1" wp14:anchorId="4E3C65A1" wp14:editId="1D02286F">
+            <wp:simplePos x="0" y="0"/>
+            <wp:positionH relativeFrom="margin">
+              <wp:posOffset>3862705</wp:posOffset>
+            </wp:positionH>
+            <wp:positionV relativeFrom="margin">
+              <wp:posOffset>57150</wp:posOffset>
+            </wp:positionV>
+            <wp:extent cx="1876425" cy="1876425"/>
+            <wp:effectExtent l="0" t="0" r="0" b="9525"/>
+            <wp:wrapSquare wrapText="bothSides"/>
+            <wp:docPr id="1234517300" name="Kép 1234517300" descr="HTML - Wikipedia"/>
             <wp:cNvGraphicFramePr>
               <a:graphicFrameLocks xmlns:a="http://schemas.openxmlformats.org/drawingml/2006/main" noChangeAspect="1"/>
             </wp:cNvGraphicFramePr>
@@ -893,7 +1454,295 @@
                   <pic:spPr bwMode="auto">
                     <a:xfrm>
                       <a:off x="0" y="0"/>
-                      <a:ext cx="2383790" cy="2383790"/>
+                      <a:ext cx="1876425" cy="1876425"/>
+                    </a:xfrm>
+                    <a:prstGeom prst="rect">
+                      <a:avLst/>
+                    </a:prstGeom>
+                    <a:noFill/>
+                    <a:ln>
+                      <a:noFill/>
+                    </a:ln>
+                  </pic:spPr>
+                </pic:pic>
+              </a:graphicData>
+            </a:graphic>
+            <wp14:sizeRelH relativeFrom="margin">
+              <wp14:pctWidth>0</wp14:pctWidth>
+            </wp14:sizeRelH>
+            <wp14:sizeRelV relativeFrom="margin">
+              <wp14:pctHeight>0</wp14:pctHeight>
+            </wp14:sizeRelV>
+          </wp:anchor>
+        </w:drawing>
+      </w:r>
+      <w:r>
+        <w:rPr>
+          <w:b/>
+          <w:bCs/>
+          <w:color w:val="000000" w:themeColor="text1"/>
+          <w:sz w:val="32"/>
+          <w:szCs w:val="32"/>
+        </w:rPr>
+        <w:t>HTML</w:t>
+      </w:r>
+      <w:r>
+        <w:rPr>
+          <w:b/>
+          <w:bCs/>
+          <w:color w:val="000000" w:themeColor="text1"/>
+          <w:sz w:val="32"/>
+          <w:szCs w:val="32"/>
+        </w:rPr>
+        <w:t xml:space="preserve">: </w:t>
+      </w:r>
+    </w:p>
+    <w:p>
+      <w:pPr>
+        <w:rPr>
+          <w:color w:val="000000" w:themeColor="text1"/>
+          <w:sz w:val="32"/>
+          <w:szCs w:val="32"/>
+        </w:rPr>
+      </w:pPr>
+      <w:r>
+        <w:rPr>
+          <w:color w:val="000000" w:themeColor="text1"/>
+          <w:sz w:val="32"/>
+          <w:szCs w:val="32"/>
+        </w:rPr>
+        <w:t xml:space="preserve">A </w:t>
+      </w:r>
+      <w:r>
+        <w:rPr>
+          <w:b/>
+          <w:bCs/>
+          <w:color w:val="000000" w:themeColor="text1"/>
+          <w:sz w:val="32"/>
+          <w:szCs w:val="32"/>
+        </w:rPr>
+        <w:t>HTML (</w:t>
+      </w:r>
+      <w:proofErr w:type="spellStart"/>
+      <w:r>
+        <w:rPr>
+          <w:b/>
+          <w:bCs/>
+          <w:color w:val="000000" w:themeColor="text1"/>
+          <w:sz w:val="32"/>
+          <w:szCs w:val="32"/>
+        </w:rPr>
+        <w:t>HyperText</w:t>
+      </w:r>
+      <w:proofErr w:type="spellEnd"/>
+      <w:r>
+        <w:rPr>
+          <w:b/>
+          <w:bCs/>
+          <w:color w:val="000000" w:themeColor="text1"/>
+          <w:sz w:val="32"/>
+          <w:szCs w:val="32"/>
+        </w:rPr>
+        <w:t xml:space="preserve"> </w:t>
+      </w:r>
+      <w:proofErr w:type="spellStart"/>
+      <w:r>
+        <w:rPr>
+          <w:b/>
+          <w:bCs/>
+          <w:color w:val="000000" w:themeColor="text1"/>
+          <w:sz w:val="32"/>
+          <w:szCs w:val="32"/>
+        </w:rPr>
+        <w:t>Markup</w:t>
+      </w:r>
+      <w:proofErr w:type="spellEnd"/>
+      <w:r>
+        <w:rPr>
+          <w:b/>
+          <w:bCs/>
+          <w:color w:val="000000" w:themeColor="text1"/>
+          <w:sz w:val="32"/>
+          <w:szCs w:val="32"/>
+        </w:rPr>
+        <w:t xml:space="preserve"> </w:t>
+      </w:r>
+      <w:proofErr w:type="spellStart"/>
+      <w:r>
+        <w:rPr>
+          <w:b/>
+          <w:bCs/>
+          <w:color w:val="000000" w:themeColor="text1"/>
+          <w:sz w:val="32"/>
+          <w:szCs w:val="32"/>
+        </w:rPr>
+        <w:t>Language</w:t>
+      </w:r>
+      <w:proofErr w:type="spellEnd"/>
+      <w:r>
+        <w:rPr>
+          <w:b/>
+          <w:bCs/>
+          <w:color w:val="000000" w:themeColor="text1"/>
+          <w:sz w:val="32"/>
+          <w:szCs w:val="32"/>
+        </w:rPr>
+        <w:t>)</w:t>
+      </w:r>
+      <w:r>
+        <w:rPr>
+          <w:color w:val="000000" w:themeColor="text1"/>
+          <w:sz w:val="32"/>
+          <w:szCs w:val="32"/>
+        </w:rPr>
+        <w:t xml:space="preserve"> a weboldalak készítésének alapvető váza, egy </w:t>
+      </w:r>
+      <w:r>
+        <w:rPr>
+          <w:b/>
+          <w:bCs/>
+          <w:color w:val="000000" w:themeColor="text1"/>
+          <w:sz w:val="32"/>
+          <w:szCs w:val="32"/>
+        </w:rPr>
+        <w:t>hipertextes jelölőnyelv</w:t>
+      </w:r>
+      <w:r>
+        <w:rPr>
+          <w:color w:val="000000" w:themeColor="text1"/>
+          <w:sz w:val="32"/>
+          <w:szCs w:val="32"/>
+        </w:rPr>
+        <w:t>, amellyel a weboldalak szerkezetét és tartalmát határozzuk meg.</w:t>
+      </w:r>
+    </w:p>
+    <w:p>
+      <w:pPr>
+        <w:rPr>
+          <w:color w:val="000000" w:themeColor="text1"/>
+          <w:sz w:val="32"/>
+          <w:szCs w:val="32"/>
+        </w:rPr>
+      </w:pPr>
+    </w:p>
+    <w:p>
+      <w:pPr>
+        <w:rPr>
+          <w:color w:val="000000" w:themeColor="text1"/>
+          <w:sz w:val="32"/>
+          <w:szCs w:val="32"/>
+        </w:rPr>
+      </w:pPr>
+    </w:p>
+    <w:p>
+      <w:pPr>
+        <w:rPr>
+          <w:color w:val="000000" w:themeColor="text1"/>
+          <w:sz w:val="32"/>
+          <w:szCs w:val="32"/>
+        </w:rPr>
+      </w:pPr>
+      <w:r>
+        <w:rPr>
+          <w:color w:val="000000" w:themeColor="text1"/>
+          <w:sz w:val="32"/>
+          <w:szCs w:val="32"/>
+        </w:rPr>
+        <w:t xml:space="preserve">Fontos kiemelni, hogy a HTML </w:t>
+      </w:r>
+      <w:r>
+        <w:rPr>
+          <w:b/>
+          <w:bCs/>
+          <w:color w:val="000000" w:themeColor="text1"/>
+          <w:sz w:val="32"/>
+          <w:szCs w:val="32"/>
+        </w:rPr>
+        <w:t>nem programozási nyelv</w:t>
+      </w:r>
+      <w:r>
+        <w:rPr>
+          <w:color w:val="000000" w:themeColor="text1"/>
+          <w:sz w:val="32"/>
+          <w:szCs w:val="32"/>
+        </w:rPr>
+        <w:t>, hanem egy jelölőnyelv. Nem végez logikai műveleteket vagy számításokat, hanem strukturálja a szöveget, képeket, videókat és hivatkozásokat, hogy a böngészők (pl. Chrome, Firefox) helyesen jelenítsék meg azokat</w:t>
+      </w:r>
+    </w:p>
+    <w:p>
+      <w:pPr>
+        <w:rPr>
+          <w:color w:val="000000" w:themeColor="text1"/>
+          <w:sz w:val="32"/>
+          <w:szCs w:val="32"/>
+        </w:rPr>
+      </w:pPr>
+    </w:p>
+    <w:p>
+      <w:pPr>
+        <w:rPr>
+          <w:color w:val="000000" w:themeColor="text1"/>
+          <w:sz w:val="32"/>
+          <w:szCs w:val="32"/>
+        </w:rPr>
+      </w:pPr>
+    </w:p>
+    <w:p>
+      <w:pPr>
+        <w:rPr>
+          <w:color w:val="000000" w:themeColor="text1"/>
+          <w:sz w:val="32"/>
+          <w:szCs w:val="32"/>
+        </w:rPr>
+      </w:pPr>
+    </w:p>
+    <w:p>
+      <w:pPr>
+        <w:jc w:val="center"/>
+        <w:rPr>
+          <w:color w:val="000000" w:themeColor="text1"/>
+          <w:sz w:val="32"/>
+          <w:szCs w:val="32"/>
+        </w:rPr>
+      </w:pPr>
+      <w:r>
+        <w:rPr>
+          <w:noProof/>
+        </w:rPr>
+        <w:drawing>
+          <wp:inline distT="0" distB="0" distL="0" distR="0" wp14:anchorId="03BCFADC" wp14:editId="007E41DA">
+            <wp:extent cx="4105275" cy="2735945"/>
+            <wp:effectExtent l="0" t="0" r="0" b="7620"/>
+            <wp:docPr id="2023626050" name="Kép 45" descr="HTML 5 — The Difference !!. LEARN THE BASICS OF HTML5 — For… | by Aakar |  Dev Genius"/>
+            <wp:cNvGraphicFramePr>
+              <a:graphicFrameLocks xmlns:a="http://schemas.openxmlformats.org/drawingml/2006/main" noChangeAspect="1"/>
+            </wp:cNvGraphicFramePr>
+            <a:graphic xmlns:a="http://schemas.openxmlformats.org/drawingml/2006/main">
+              <a:graphicData uri="http://schemas.openxmlformats.org/drawingml/2006/picture">
+                <pic:pic xmlns:pic="http://schemas.openxmlformats.org/drawingml/2006/picture">
+                  <pic:nvPicPr>
+                    <pic:cNvPr id="0" name="Picture 209" descr="HTML 5 — The Difference !!. LEARN THE BASICS OF HTML5 — For… | by Aakar |  Dev Genius"/>
+                    <pic:cNvPicPr>
+                      <a:picLocks noChangeAspect="1" noChangeArrowheads="1"/>
+                    </pic:cNvPicPr>
+                  </pic:nvPicPr>
+                  <pic:blipFill>
+                    <a:blip r:embed="rId13" cstate="print">
+                      <a:extLst>
+                        <a:ext uri="{28A0092B-C50C-407E-A947-70E740481C1C}">
+                          <a14:useLocalDpi xmlns:a14="http://schemas.microsoft.com/office/drawing/2010/main" val="0"/>
+                        </a:ext>
+                      </a:extLst>
+                    </a:blip>
+                    <a:srcRect/>
+                    <a:stretch>
+                      <a:fillRect/>
+                    </a:stretch>
+                  </pic:blipFill>
+                  <pic:spPr bwMode="auto">
+                    <a:xfrm>
+                      <a:off x="0" y="0"/>
+                      <a:ext cx="4115391" cy="2742687"/>
                     </a:xfrm>
                     <a:prstGeom prst="rect">
                       <a:avLst/>
@@ -912,32 +1761,303 @@
     </w:p>
     <w:p>
       <w:pPr>
-        <w:rPr>
-          <w:color w:val="000000" w:themeColor="text1"/>
-          <w:sz w:val="32"/>
-          <w:szCs w:val="32"/>
-        </w:rPr>
-      </w:pPr>
-    </w:p>
-    <w:p>
-      <w:pPr>
-        <w:rPr>
-          <w:color w:val="000000" w:themeColor="text1"/>
-          <w:sz w:val="32"/>
-          <w:szCs w:val="32"/>
-        </w:rPr>
-      </w:pPr>
-      <w:r>
-        <w:rPr>
-          <w:noProof/>
-          <w:lang w:eastAsia="hu-HU"/>
+        <w:jc w:val="center"/>
+        <w:rPr>
+          <w:color w:val="000000" w:themeColor="text1"/>
+          <w:sz w:val="56"/>
+          <w:szCs w:val="56"/>
+        </w:rPr>
+      </w:pPr>
+    </w:p>
+    <w:p>
+      <w:pPr>
+        <w:rPr>
+          <w:color w:val="000000" w:themeColor="text1"/>
+          <w:sz w:val="32"/>
+          <w:szCs w:val="32"/>
+        </w:rPr>
+      </w:pPr>
+    </w:p>
+    <w:p>
+      <w:pPr>
+        <w:rPr>
+          <w:b/>
+          <w:bCs/>
+          <w:color w:val="000000" w:themeColor="text1"/>
+          <w:sz w:val="32"/>
+          <w:szCs w:val="32"/>
+        </w:rPr>
+      </w:pPr>
+      <w:r>
+        <w:rPr>
+          <w:color w:val="000000" w:themeColor="text1"/>
+          <w:sz w:val="32"/>
+          <w:szCs w:val="32"/>
         </w:rPr>
         <w:lastRenderedPageBreak/>
+        <w:t xml:space="preserve">A </w:t>
+      </w:r>
+      <w:r>
+        <w:rPr>
+          <w:b/>
+          <w:bCs/>
+          <w:color w:val="000000" w:themeColor="text1"/>
+          <w:sz w:val="32"/>
+          <w:szCs w:val="32"/>
+        </w:rPr>
+        <w:t xml:space="preserve">Visual </w:t>
+      </w:r>
+      <w:proofErr w:type="spellStart"/>
+      <w:r>
+        <w:rPr>
+          <w:b/>
+          <w:bCs/>
+          <w:color w:val="000000" w:themeColor="text1"/>
+          <w:sz w:val="32"/>
+          <w:szCs w:val="32"/>
+        </w:rPr>
+        <w:t>Studio</w:t>
+      </w:r>
+      <w:proofErr w:type="spellEnd"/>
+      <w:r>
+        <w:rPr>
+          <w:b/>
+          <w:bCs/>
+          <w:color w:val="000000" w:themeColor="text1"/>
+          <w:sz w:val="32"/>
+          <w:szCs w:val="32"/>
+        </w:rPr>
+        <w:t xml:space="preserve"> </w:t>
+      </w:r>
+      <w:proofErr w:type="spellStart"/>
+      <w:r>
+        <w:rPr>
+          <w:b/>
+          <w:bCs/>
+          <w:color w:val="000000" w:themeColor="text1"/>
+          <w:sz w:val="32"/>
+          <w:szCs w:val="32"/>
+        </w:rPr>
+        <w:t>Code</w:t>
+      </w:r>
+      <w:proofErr w:type="spellEnd"/>
+      <w:r>
+        <w:rPr>
+          <w:b/>
+          <w:bCs/>
+          <w:color w:val="000000" w:themeColor="text1"/>
+          <w:sz w:val="32"/>
+          <w:szCs w:val="32"/>
+        </w:rPr>
+        <w:t xml:space="preserve">: </w:t>
+      </w:r>
+    </w:p>
+    <w:p>
+      <w:pPr>
+        <w:rPr>
+          <w:color w:val="000000" w:themeColor="text1"/>
+          <w:sz w:val="32"/>
+          <w:szCs w:val="32"/>
+        </w:rPr>
+      </w:pPr>
+      <w:r>
+        <w:rPr>
+          <w:b/>
+          <w:bCs/>
+          <w:color w:val="000000" w:themeColor="text1"/>
+          <w:sz w:val="32"/>
+          <w:szCs w:val="32"/>
+        </w:rPr>
+        <w:t xml:space="preserve">VS </w:t>
+      </w:r>
+      <w:proofErr w:type="spellStart"/>
+      <w:r>
+        <w:rPr>
+          <w:b/>
+          <w:bCs/>
+          <w:color w:val="000000" w:themeColor="text1"/>
+          <w:sz w:val="32"/>
+          <w:szCs w:val="32"/>
+        </w:rPr>
+        <w:t>Code</w:t>
+      </w:r>
+      <w:proofErr w:type="spellEnd"/>
+      <w:r>
+        <w:rPr>
+          <w:b/>
+          <w:bCs/>
+          <w:color w:val="000000" w:themeColor="text1"/>
+          <w:sz w:val="32"/>
+          <w:szCs w:val="32"/>
+        </w:rPr>
+        <w:t xml:space="preserve"> </w:t>
+      </w:r>
+      <w:r>
+        <w:rPr>
+          <w:color w:val="000000" w:themeColor="text1"/>
+          <w:sz w:val="32"/>
+          <w:szCs w:val="32"/>
+        </w:rPr>
+        <w:t>a Microsoft által fejlesztett, ingyenes, nyílt forráskódú és rendkívül népszerű forráskód-szerkesztő program (</w:t>
+      </w:r>
+      <w:proofErr w:type="spellStart"/>
+      <w:r>
+        <w:rPr>
+          <w:color w:val="000000" w:themeColor="text1"/>
+          <w:sz w:val="32"/>
+          <w:szCs w:val="32"/>
+        </w:rPr>
+        <w:t>code</w:t>
+      </w:r>
+      <w:proofErr w:type="spellEnd"/>
+      <w:r>
+        <w:rPr>
+          <w:color w:val="000000" w:themeColor="text1"/>
+          <w:sz w:val="32"/>
+          <w:szCs w:val="32"/>
+        </w:rPr>
+        <w:t xml:space="preserve"> editor)</w:t>
+      </w:r>
+    </w:p>
+    <w:p>
+      <w:pPr>
+        <w:rPr>
+          <w:color w:val="000000" w:themeColor="text1"/>
+          <w:sz w:val="32"/>
+          <w:szCs w:val="32"/>
+        </w:rPr>
+      </w:pPr>
+    </w:p>
+    <w:p>
+      <w:pPr>
+        <w:rPr>
+          <w:color w:val="000000" w:themeColor="text1"/>
+          <w:sz w:val="32"/>
+          <w:szCs w:val="32"/>
+        </w:rPr>
+      </w:pPr>
+      <w:r>
+        <w:rPr>
+          <w:color w:val="000000" w:themeColor="text1"/>
+          <w:sz w:val="32"/>
+          <w:szCs w:val="32"/>
+        </w:rPr>
+        <w:t xml:space="preserve">Bár kinézetre hasonlít egy egyszerű szövegszerkesztőre (mint a Jegyzettömb), a VS </w:t>
+      </w:r>
+      <w:proofErr w:type="spellStart"/>
+      <w:r>
+        <w:rPr>
+          <w:color w:val="000000" w:themeColor="text1"/>
+          <w:sz w:val="32"/>
+          <w:szCs w:val="32"/>
+        </w:rPr>
+        <w:t>Code</w:t>
+      </w:r>
+      <w:proofErr w:type="spellEnd"/>
+      <w:r>
+        <w:rPr>
+          <w:color w:val="000000" w:themeColor="text1"/>
+          <w:sz w:val="32"/>
+          <w:szCs w:val="32"/>
+        </w:rPr>
+        <w:t xml:space="preserve">-ot kifejezetten programozásra, webfejlesztésre és </w:t>
+      </w:r>
+      <w:proofErr w:type="spellStart"/>
+      <w:r>
+        <w:rPr>
+          <w:color w:val="000000" w:themeColor="text1"/>
+          <w:sz w:val="32"/>
+          <w:szCs w:val="32"/>
+        </w:rPr>
+        <w:t>szkriptek</w:t>
+      </w:r>
+      <w:proofErr w:type="spellEnd"/>
+      <w:r>
+        <w:rPr>
+          <w:color w:val="000000" w:themeColor="text1"/>
+          <w:sz w:val="32"/>
+          <w:szCs w:val="32"/>
+        </w:rPr>
+        <w:t xml:space="preserve"> írására tervezték. Mivel </w:t>
+      </w:r>
+      <w:r>
+        <w:rPr>
+          <w:b/>
+          <w:bCs/>
+          <w:color w:val="000000" w:themeColor="text1"/>
+          <w:sz w:val="32"/>
+          <w:szCs w:val="32"/>
+        </w:rPr>
+        <w:t xml:space="preserve">gyors, letisztult és szinte végtelenül </w:t>
+      </w:r>
+      <w:proofErr w:type="spellStart"/>
+      <w:r>
+        <w:rPr>
+          <w:b/>
+          <w:bCs/>
+          <w:color w:val="000000" w:themeColor="text1"/>
+          <w:sz w:val="32"/>
+          <w:szCs w:val="32"/>
+        </w:rPr>
+        <w:t>testreszabható</w:t>
+      </w:r>
+      <w:proofErr w:type="spellEnd"/>
+      <w:r>
+        <w:rPr>
+          <w:color w:val="000000" w:themeColor="text1"/>
+          <w:sz w:val="32"/>
+          <w:szCs w:val="32"/>
+        </w:rPr>
+        <w:t>, jelenleg a fejlesztők legkedveltebb eszköze világszerte.</w:t>
+      </w:r>
+    </w:p>
+    <w:p>
+      <w:pPr>
+        <w:rPr>
+          <w:color w:val="000000" w:themeColor="text1"/>
+          <w:sz w:val="32"/>
+          <w:szCs w:val="32"/>
+        </w:rPr>
+      </w:pPr>
+    </w:p>
+    <w:p>
+      <w:pPr>
+        <w:rPr>
+          <w:color w:val="000000" w:themeColor="text1"/>
+          <w:sz w:val="32"/>
+          <w:szCs w:val="32"/>
+        </w:rPr>
+      </w:pPr>
+    </w:p>
+    <w:p>
+      <w:pPr>
+        <w:rPr>
+          <w:color w:val="000000" w:themeColor="text1"/>
+          <w:sz w:val="32"/>
+          <w:szCs w:val="32"/>
+        </w:rPr>
+      </w:pPr>
+    </w:p>
+    <w:p>
+      <w:pPr>
+        <w:jc w:val="center"/>
+        <w:rPr>
+          <w:color w:val="000000" w:themeColor="text1"/>
+          <w:sz w:val="32"/>
+          <w:szCs w:val="32"/>
+        </w:rPr>
+      </w:pPr>
+      <w:r>
+        <w:rPr>
+          <w:color w:val="000000" w:themeColor="text1"/>
+          <w:sz w:val="32"/>
+          <w:szCs w:val="32"/>
+        </w:rPr>
         <w:drawing>
-          <wp:inline distT="0" distB="0" distL="0" distR="0">
-            <wp:extent cx="5247005" cy="5301615"/>
+          <wp:inline distT="0" distB="0" distL="0" distR="0" wp14:anchorId="0B06A972" wp14:editId="2D9D2417">
+            <wp:extent cx="4114800" cy="2110468"/>
             <wp:effectExtent l="0" t="0" r="0" b="0"/>
-            <wp:docPr id="12" name="Kép 12" descr="What is Trello? | Webopedia"/>
+            <wp:docPr id="128887975" name="Kép 6"/>
             <wp:cNvGraphicFramePr>
               <a:graphicFrameLocks xmlns:a="http://schemas.openxmlformats.org/drawingml/2006/main" noChangeAspect="1"/>
             </wp:cNvGraphicFramePr>
@@ -945,13 +2065,13 @@
               <a:graphicData uri="http://schemas.openxmlformats.org/drawingml/2006/picture">
                 <pic:pic xmlns:pic="http://schemas.openxmlformats.org/drawingml/2006/picture">
                   <pic:nvPicPr>
-                    <pic:cNvPr id="0" name="Picture 30" descr="What is Trello? | Webopedia"/>
+                    <pic:cNvPr id="0" name="Picture 17"/>
                     <pic:cNvPicPr>
                       <a:picLocks noChangeAspect="1" noChangeArrowheads="1"/>
                     </pic:cNvPicPr>
                   </pic:nvPicPr>
                   <pic:blipFill>
-                    <a:blip r:embed="rId13">
+                    <a:blip r:embed="rId14" cstate="print">
                       <a:extLst>
                         <a:ext uri="{28A0092B-C50C-407E-A947-70E740481C1C}">
                           <a14:useLocalDpi xmlns:a14="http://schemas.microsoft.com/office/drawing/2010/main" val="0"/>
@@ -966,7 +2086,7 @@
                   <pic:spPr bwMode="auto">
                     <a:xfrm>
                       <a:off x="0" y="0"/>
-                      <a:ext cx="5247005" cy="5301615"/>
+                      <a:ext cx="4116580" cy="2111381"/>
                     </a:xfrm>
                     <a:prstGeom prst="rect">
                       <a:avLst/>
@@ -1009,16 +2129,245 @@
           <w:szCs w:val="32"/>
         </w:rPr>
       </w:pPr>
+    </w:p>
+    <w:p>
+      <w:pPr>
+        <w:rPr>
+          <w:color w:val="000000" w:themeColor="text1"/>
+          <w:sz w:val="32"/>
+          <w:szCs w:val="32"/>
+        </w:rPr>
+      </w:pPr>
+    </w:p>
+    <w:p>
+      <w:pPr>
+        <w:rPr>
+          <w:color w:val="000000" w:themeColor="text1"/>
+          <w:sz w:val="32"/>
+          <w:szCs w:val="32"/>
+        </w:rPr>
+      </w:pPr>
+    </w:p>
+    <w:p>
+      <w:pPr>
+        <w:rPr>
+          <w:color w:val="000000" w:themeColor="text1"/>
+          <w:sz w:val="32"/>
+          <w:szCs w:val="32"/>
+        </w:rPr>
+      </w:pPr>
+    </w:p>
+    <w:p>
+      <w:pPr>
+        <w:rPr>
+          <w:color w:val="000000" w:themeColor="text1"/>
+          <w:sz w:val="32"/>
+          <w:szCs w:val="32"/>
+        </w:rPr>
+      </w:pPr>
+    </w:p>
+    <w:p>
+      <w:pPr>
+        <w:rPr>
+          <w:b/>
+          <w:bCs/>
+          <w:color w:val="000000" w:themeColor="text1"/>
+          <w:sz w:val="32"/>
+          <w:szCs w:val="32"/>
+        </w:rPr>
+      </w:pPr>
+      <w:r>
+        <w:rPr>
+          <w:b/>
+          <w:bCs/>
+          <w:color w:val="000000" w:themeColor="text1"/>
+          <w:sz w:val="32"/>
+          <w:szCs w:val="32"/>
+        </w:rPr>
+        <w:lastRenderedPageBreak/>
+        <w:t>CSS:</w:t>
+      </w:r>
+    </w:p>
+    <w:p>
+      <w:pPr>
+        <w:rPr>
+          <w:color w:val="000000" w:themeColor="text1"/>
+          <w:sz w:val="32"/>
+          <w:szCs w:val="32"/>
+        </w:rPr>
+      </w:pPr>
+      <w:r>
+        <w:rPr>
+          <w:color w:val="000000" w:themeColor="text1"/>
+          <w:sz w:val="32"/>
+          <w:szCs w:val="32"/>
+        </w:rPr>
+        <w:t xml:space="preserve">A </w:t>
+      </w:r>
+      <w:r>
+        <w:rPr>
+          <w:b/>
+          <w:bCs/>
+          <w:color w:val="000000" w:themeColor="text1"/>
+          <w:sz w:val="32"/>
+          <w:szCs w:val="32"/>
+        </w:rPr>
+        <w:t>CSS (</w:t>
+      </w:r>
+      <w:proofErr w:type="spellStart"/>
+      <w:r>
+        <w:rPr>
+          <w:b/>
+          <w:bCs/>
+          <w:color w:val="000000" w:themeColor="text1"/>
+          <w:sz w:val="32"/>
+          <w:szCs w:val="32"/>
+        </w:rPr>
+        <w:t>Cascading</w:t>
+      </w:r>
+      <w:proofErr w:type="spellEnd"/>
+      <w:r>
+        <w:rPr>
+          <w:b/>
+          <w:bCs/>
+          <w:color w:val="000000" w:themeColor="text1"/>
+          <w:sz w:val="32"/>
+          <w:szCs w:val="32"/>
+        </w:rPr>
+        <w:t xml:space="preserve"> </w:t>
+      </w:r>
+      <w:proofErr w:type="spellStart"/>
+      <w:r>
+        <w:rPr>
+          <w:b/>
+          <w:bCs/>
+          <w:color w:val="000000" w:themeColor="text1"/>
+          <w:sz w:val="32"/>
+          <w:szCs w:val="32"/>
+        </w:rPr>
+        <w:t>Style</w:t>
+      </w:r>
+      <w:proofErr w:type="spellEnd"/>
+      <w:r>
+        <w:rPr>
+          <w:b/>
+          <w:bCs/>
+          <w:color w:val="000000" w:themeColor="text1"/>
+          <w:sz w:val="32"/>
+          <w:szCs w:val="32"/>
+        </w:rPr>
+        <w:t xml:space="preserve"> </w:t>
+      </w:r>
+      <w:proofErr w:type="spellStart"/>
+      <w:r>
+        <w:rPr>
+          <w:b/>
+          <w:bCs/>
+          <w:color w:val="000000" w:themeColor="text1"/>
+          <w:sz w:val="32"/>
+          <w:szCs w:val="32"/>
+        </w:rPr>
+        <w:t>Sheets</w:t>
+      </w:r>
+      <w:proofErr w:type="spellEnd"/>
+      <w:r>
+        <w:rPr>
+          <w:b/>
+          <w:bCs/>
+          <w:color w:val="000000" w:themeColor="text1"/>
+          <w:sz w:val="32"/>
+          <w:szCs w:val="32"/>
+        </w:rPr>
+        <w:t>)</w:t>
+      </w:r>
+      <w:r>
+        <w:rPr>
+          <w:color w:val="000000" w:themeColor="text1"/>
+          <w:sz w:val="32"/>
+          <w:szCs w:val="32"/>
+        </w:rPr>
+        <w:t xml:space="preserve"> a weboldalak stíluslap-nyelve, amely a weboldalak </w:t>
+      </w:r>
+      <w:r>
+        <w:rPr>
+          <w:b/>
+          <w:bCs/>
+          <w:color w:val="000000" w:themeColor="text1"/>
+          <w:sz w:val="32"/>
+          <w:szCs w:val="32"/>
+        </w:rPr>
+        <w:t>megjelenéséért, dizájnjáért és vizuális elrendezéséért</w:t>
+      </w:r>
+      <w:r>
+        <w:rPr>
+          <w:color w:val="000000" w:themeColor="text1"/>
+          <w:sz w:val="32"/>
+          <w:szCs w:val="32"/>
+        </w:rPr>
+        <w:t xml:space="preserve"> felel.</w:t>
+      </w:r>
+    </w:p>
+    <w:p>
+      <w:pPr>
+        <w:rPr>
+          <w:color w:val="000000" w:themeColor="text1"/>
+          <w:sz w:val="32"/>
+          <w:szCs w:val="32"/>
+        </w:rPr>
+      </w:pPr>
+      <w:r>
+        <w:rPr>
+          <w:color w:val="000000" w:themeColor="text1"/>
+          <w:sz w:val="32"/>
+          <w:szCs w:val="32"/>
+        </w:rPr>
+        <w:t xml:space="preserve">Míg a HTML határozza meg a weboldal csontvázát (a szövegeket, gombokat és képeket), addig a </w:t>
+      </w:r>
+      <w:r>
+        <w:rPr>
+          <w:b/>
+          <w:bCs/>
+          <w:color w:val="000000" w:themeColor="text1"/>
+          <w:sz w:val="32"/>
+          <w:szCs w:val="32"/>
+        </w:rPr>
+        <w:t>CSS öltözteti fel ezt a vázat</w:t>
+      </w:r>
+      <w:r>
+        <w:rPr>
+          <w:color w:val="000000" w:themeColor="text1"/>
+          <w:sz w:val="32"/>
+          <w:szCs w:val="32"/>
+        </w:rPr>
+        <w:t>: ez ad színeket a háttérnek, állítja be a betűtípusokat, méretezi a képeket, és rendezi el az elemeket úgy, hogy a weboldal modernül és esztétikusan nézzen ki.</w:t>
+      </w:r>
+    </w:p>
+    <w:p>
+      <w:pPr>
+        <w:rPr>
+          <w:color w:val="000000" w:themeColor="text1"/>
+          <w:sz w:val="32"/>
+          <w:szCs w:val="32"/>
+        </w:rPr>
+      </w:pPr>
       <w:r>
         <w:rPr>
           <w:noProof/>
           <w:lang w:eastAsia="hu-HU"/>
         </w:rPr>
         <w:drawing>
-          <wp:inline distT="0" distB="0" distL="0" distR="0">
-            <wp:extent cx="5760720" cy="2136749"/>
-            <wp:effectExtent l="0" t="0" r="0" b="0"/>
-            <wp:docPr id="13" name="Kép 13" descr="What is GitHub? Why we need it?. What Exactly GitHub Is? | by Divya  Maddipudi | Medium"/>
+          <wp:anchor distT="0" distB="0" distL="114300" distR="114300" simplePos="0" relativeHeight="251661312" behindDoc="0" locked="0" layoutInCell="1" allowOverlap="1" wp14:anchorId="23657E64" wp14:editId="241212E8">
+            <wp:simplePos x="0" y="0"/>
+            <wp:positionH relativeFrom="margin">
+              <wp:posOffset>4404995</wp:posOffset>
+            </wp:positionH>
+            <wp:positionV relativeFrom="margin">
+              <wp:posOffset>3330575</wp:posOffset>
+            </wp:positionV>
+            <wp:extent cx="1686560" cy="1686560"/>
+            <wp:effectExtent l="0" t="0" r="8890" b="8890"/>
+            <wp:wrapSquare wrapText="bothSides"/>
+            <wp:docPr id="9" name="Kép 9" descr="Learn CSS - Pro - Apps on Google Play"/>
             <wp:cNvGraphicFramePr>
               <a:graphicFrameLocks xmlns:a="http://schemas.openxmlformats.org/drawingml/2006/main" noChangeAspect="1"/>
             </wp:cNvGraphicFramePr>
@@ -1026,13 +2375,13 @@
               <a:graphicData uri="http://schemas.openxmlformats.org/drawingml/2006/picture">
                 <pic:pic xmlns:pic="http://schemas.openxmlformats.org/drawingml/2006/picture">
                   <pic:nvPicPr>
-                    <pic:cNvPr id="0" name="Picture 32" descr="What is GitHub? Why we need it?. What Exactly GitHub Is? | by Divya  Maddipudi | Medium"/>
+                    <pic:cNvPr id="0" name="Picture 24" descr="Learn CSS - Pro - Apps on Google Play"/>
                     <pic:cNvPicPr>
                       <a:picLocks noChangeAspect="1" noChangeArrowheads="1"/>
                     </pic:cNvPicPr>
                   </pic:nvPicPr>
                   <pic:blipFill>
-                    <a:blip r:embed="rId14">
+                    <a:blip r:embed="rId15" cstate="print">
                       <a:extLst>
                         <a:ext uri="{28A0092B-C50C-407E-A947-70E740481C1C}">
                           <a14:useLocalDpi xmlns:a14="http://schemas.microsoft.com/office/drawing/2010/main" val="0"/>
@@ -1047,7 +2396,7 @@
                   <pic:spPr bwMode="auto">
                     <a:xfrm>
                       <a:off x="0" y="0"/>
-                      <a:ext cx="5760720" cy="2136749"/>
+                      <a:ext cx="1686560" cy="1686560"/>
                     </a:xfrm>
                     <a:prstGeom prst="rect">
                       <a:avLst/>
@@ -1060,7 +2409,13 @@
                 </pic:pic>
               </a:graphicData>
             </a:graphic>
-          </wp:inline>
+            <wp14:sizeRelH relativeFrom="margin">
+              <wp14:pctWidth>0</wp14:pctWidth>
+            </wp14:sizeRelH>
+            <wp14:sizeRelV relativeFrom="margin">
+              <wp14:pctHeight>0</wp14:pctHeight>
+            </wp14:sizeRelV>
+          </wp:anchor>
         </w:drawing>
       </w:r>
     </w:p>
@@ -1072,34 +2427,15 @@
           <w:szCs w:val="32"/>
         </w:rPr>
       </w:pPr>
-    </w:p>
-    <w:p>
-      <w:pPr>
-        <w:rPr>
-          <w:color w:val="000000" w:themeColor="text1"/>
-          <w:sz w:val="32"/>
-          <w:szCs w:val="32"/>
-        </w:rPr>
-      </w:pPr>
-    </w:p>
-    <w:p>
-      <w:pPr>
-        <w:rPr>
-          <w:color w:val="000000" w:themeColor="text1"/>
-          <w:sz w:val="32"/>
-          <w:szCs w:val="32"/>
-        </w:rPr>
-      </w:pPr>
       <w:r>
         <w:rPr>
           <w:noProof/>
-          <w:lang w:eastAsia="hu-HU"/>
         </w:rPr>
         <w:drawing>
-          <wp:inline distT="0" distB="0" distL="0" distR="0">
-            <wp:extent cx="5760720" cy="3193039"/>
-            <wp:effectExtent l="0" t="0" r="0" b="7620"/>
-            <wp:docPr id="14" name="Kép 14" descr="Upload and Crop your Images in React | by Kyle Le | Level Up Coding"/>
+          <wp:inline distT="0" distB="0" distL="0" distR="0" wp14:anchorId="2D7EF3CB" wp14:editId="211083B0">
+            <wp:extent cx="3705101" cy="1562966"/>
+            <wp:effectExtent l="0" t="0" r="0" b="0"/>
+            <wp:docPr id="926577265" name="Kép 3" descr="HTML alapok: Az első lépések a webfejlesztés világában"/>
             <wp:cNvGraphicFramePr>
               <a:graphicFrameLocks xmlns:a="http://schemas.openxmlformats.org/drawingml/2006/main" noChangeAspect="1"/>
             </wp:cNvGraphicFramePr>
@@ -1107,70 +2443,7 @@
               <a:graphicData uri="http://schemas.openxmlformats.org/drawingml/2006/picture">
                 <pic:pic xmlns:pic="http://schemas.openxmlformats.org/drawingml/2006/picture">
                   <pic:nvPicPr>
-                    <pic:cNvPr id="0" name="Picture 34" descr="Upload and Crop your Images in React | by Kyle Le | Level Up Coding"/>
-                    <pic:cNvPicPr>
-                      <a:picLocks noChangeAspect="1" noChangeArrowheads="1"/>
-                    </pic:cNvPicPr>
-                  </pic:nvPicPr>
-                  <pic:blipFill>
-                    <a:blip r:embed="rId15">
-                      <a:extLst>
-                        <a:ext uri="{28A0092B-C50C-407E-A947-70E740481C1C}">
-                          <a14:useLocalDpi xmlns:a14="http://schemas.microsoft.com/office/drawing/2010/main" val="0"/>
-                        </a:ext>
-                      </a:extLst>
-                    </a:blip>
-                    <a:srcRect/>
-                    <a:stretch>
-                      <a:fillRect/>
-                    </a:stretch>
-                  </pic:blipFill>
-                  <pic:spPr bwMode="auto">
-                    <a:xfrm>
-                      <a:off x="0" y="0"/>
-                      <a:ext cx="5760720" cy="3193039"/>
-                    </a:xfrm>
-                    <a:prstGeom prst="rect">
-                      <a:avLst/>
-                    </a:prstGeom>
-                    <a:noFill/>
-                    <a:ln>
-                      <a:noFill/>
-                    </a:ln>
-                  </pic:spPr>
-                </pic:pic>
-              </a:graphicData>
-            </a:graphic>
-          </wp:inline>
-        </w:drawing>
-      </w:r>
-    </w:p>
-    <w:p>
-      <w:pPr>
-        <w:rPr>
-          <w:color w:val="000000" w:themeColor="text1"/>
-          <w:sz w:val="32"/>
-          <w:szCs w:val="32"/>
-        </w:rPr>
-      </w:pPr>
-      <w:r>
-        <w:rPr>
-          <w:noProof/>
-          <w:lang w:eastAsia="hu-HU"/>
-        </w:rPr>
-        <w:drawing>
-          <wp:inline distT="0" distB="0" distL="0" distR="0">
-            <wp:extent cx="4876800" cy="4876800"/>
-            <wp:effectExtent l="0" t="0" r="0" b="0"/>
-            <wp:docPr id="15" name="Kép 15" descr="Api - Free computer icons"/>
-            <wp:cNvGraphicFramePr>
-              <a:graphicFrameLocks xmlns:a="http://schemas.openxmlformats.org/drawingml/2006/main" noChangeAspect="1"/>
-            </wp:cNvGraphicFramePr>
-            <a:graphic xmlns:a="http://schemas.openxmlformats.org/drawingml/2006/main">
-              <a:graphicData uri="http://schemas.openxmlformats.org/drawingml/2006/picture">
-                <pic:pic xmlns:pic="http://schemas.openxmlformats.org/drawingml/2006/picture">
-                  <pic:nvPicPr>
-                    <pic:cNvPr id="0" name="Picture 36" descr="Api - Free computer icons"/>
+                    <pic:cNvPr id="0" name="Picture 8" descr="HTML alapok: Az első lépések a webfejlesztés világában"/>
                     <pic:cNvPicPr>
                       <a:picLocks noChangeAspect="1" noChangeArrowheads="1"/>
                     </pic:cNvPicPr>
@@ -1191,7 +2464,7 @@
                   <pic:spPr bwMode="auto">
                     <a:xfrm>
                       <a:off x="0" y="0"/>
-                      <a:ext cx="4876800" cy="4876800"/>
+                      <a:ext cx="3708112" cy="1564236"/>
                     </a:xfrm>
                     <a:prstGeom prst="rect">
                       <a:avLst/>
@@ -1207,8 +2480,3727 @@
           </wp:inline>
         </w:drawing>
       </w:r>
-      <w:bookmarkStart w:id="0" w:name="_GoBack"/>
-      <w:bookmarkEnd w:id="0"/>
+    </w:p>
+    <w:p>
+      <w:pPr>
+        <w:rPr>
+          <w:color w:val="000000" w:themeColor="text1"/>
+          <w:sz w:val="32"/>
+          <w:szCs w:val="32"/>
+        </w:rPr>
+      </w:pPr>
+    </w:p>
+    <w:p>
+      <w:pPr>
+        <w:rPr>
+          <w:color w:val="000000" w:themeColor="text1"/>
+          <w:sz w:val="32"/>
+          <w:szCs w:val="32"/>
+        </w:rPr>
+      </w:pPr>
+    </w:p>
+    <w:p>
+      <w:pPr>
+        <w:rPr>
+          <w:color w:val="000000" w:themeColor="text1"/>
+          <w:sz w:val="32"/>
+          <w:szCs w:val="32"/>
+        </w:rPr>
+      </w:pPr>
+      <w:r>
+        <w:rPr>
+          <w:color w:val="000000" w:themeColor="text1"/>
+          <w:sz w:val="32"/>
+          <w:szCs w:val="32"/>
+        </w:rPr>
+        <w:t>A CSS egy külön fájl, melyre a HTML-ben hivatkozhatunk</w:t>
+      </w:r>
+      <w:r>
+        <w:rPr>
+          <w:color w:val="000000" w:themeColor="text1"/>
+          <w:sz w:val="32"/>
+          <w:szCs w:val="32"/>
+        </w:rPr>
+        <w:t xml:space="preserve">. </w:t>
+      </w:r>
+    </w:p>
+    <w:p>
+      <w:pPr>
+        <w:rPr>
+          <w:color w:val="000000" w:themeColor="text1"/>
+          <w:sz w:val="32"/>
+          <w:szCs w:val="32"/>
+        </w:rPr>
+      </w:pPr>
+    </w:p>
+    <w:p>
+      <w:pPr>
+        <w:rPr>
+          <w:color w:val="000000" w:themeColor="text1"/>
+          <w:sz w:val="32"/>
+          <w:szCs w:val="32"/>
+        </w:rPr>
+      </w:pPr>
+      <w:proofErr w:type="spellStart"/>
+      <w:r>
+        <w:rPr>
+          <w:b/>
+          <w:bCs/>
+          <w:color w:val="000000" w:themeColor="text1"/>
+          <w:sz w:val="32"/>
+          <w:szCs w:val="32"/>
+        </w:rPr>
+        <w:t>Responsive</w:t>
+      </w:r>
+      <w:proofErr w:type="spellEnd"/>
+      <w:r>
+        <w:rPr>
+          <w:b/>
+          <w:bCs/>
+          <w:color w:val="000000" w:themeColor="text1"/>
+          <w:sz w:val="32"/>
+          <w:szCs w:val="32"/>
+        </w:rPr>
+        <w:t xml:space="preserve"> Design (Mobilbarát kialakítás):</w:t>
+      </w:r>
+      <w:r>
+        <w:rPr>
+          <w:color w:val="000000" w:themeColor="text1"/>
+          <w:sz w:val="32"/>
+          <w:szCs w:val="32"/>
+        </w:rPr>
+        <w:t xml:space="preserve"> A CSS segítségével érhetjük el, hogy egy weboldal ugyanúgy jól olvasható és rendezett legyen egy apró okostelefon kijelzőjén, mint egy hatalmas asztali monitoron.</w:t>
+      </w:r>
+    </w:p>
+    <w:p>
+      <w:pPr>
+        <w:rPr>
+          <w:color w:val="000000" w:themeColor="text1"/>
+          <w:sz w:val="32"/>
+          <w:szCs w:val="32"/>
+        </w:rPr>
+      </w:pPr>
+      <w:r>
+        <w:rPr>
+          <w:b/>
+          <w:bCs/>
+          <w:color w:val="000000" w:themeColor="text1"/>
+          <w:sz w:val="32"/>
+          <w:szCs w:val="32"/>
+        </w:rPr>
+        <w:t>Animációk és effektek:</w:t>
+      </w:r>
+      <w:r>
+        <w:rPr>
+          <w:color w:val="000000" w:themeColor="text1"/>
+          <w:sz w:val="32"/>
+          <w:szCs w:val="32"/>
+        </w:rPr>
+        <w:t xml:space="preserve"> CSS-szel látványos effekteket hozhatunk létre, például megváltoztathatjuk egy gomb színét, ha a felhasználó rárántja az egeret (</w:t>
+      </w:r>
+      <w:proofErr w:type="spellStart"/>
+      <w:r>
+        <w:rPr>
+          <w:color w:val="000000" w:themeColor="text1"/>
+          <w:sz w:val="32"/>
+          <w:szCs w:val="32"/>
+        </w:rPr>
+        <w:t>hover</w:t>
+      </w:r>
+      <w:proofErr w:type="spellEnd"/>
+      <w:r>
+        <w:rPr>
+          <w:color w:val="000000" w:themeColor="text1"/>
+          <w:sz w:val="32"/>
+          <w:szCs w:val="32"/>
+        </w:rPr>
+        <w:t xml:space="preserve"> effekt), vagy finom átmeneteket, animációkat készíthetünk.</w:t>
+      </w:r>
+    </w:p>
+    <w:p>
+      <w:pPr>
+        <w:rPr>
+          <w:color w:val="000000" w:themeColor="text1"/>
+          <w:sz w:val="32"/>
+          <w:szCs w:val="32"/>
+        </w:rPr>
+      </w:pPr>
+    </w:p>
+    <w:p>
+      <w:pPr>
+        <w:rPr>
+          <w:b/>
+          <w:bCs/>
+          <w:color w:val="000000" w:themeColor="text1"/>
+          <w:sz w:val="32"/>
+          <w:szCs w:val="32"/>
+        </w:rPr>
+      </w:pPr>
+      <w:r>
+        <w:rPr>
+          <w:b/>
+          <w:bCs/>
+          <w:color w:val="000000" w:themeColor="text1"/>
+          <w:sz w:val="32"/>
+          <w:szCs w:val="32"/>
+        </w:rPr>
+        <w:lastRenderedPageBreak/>
+        <w:t>JavaScript</w:t>
+      </w:r>
+      <w:r>
+        <w:rPr>
+          <w:b/>
+          <w:bCs/>
+          <w:color w:val="000000" w:themeColor="text1"/>
+          <w:sz w:val="32"/>
+          <w:szCs w:val="32"/>
+        </w:rPr>
+        <w:t>:</w:t>
+      </w:r>
+    </w:p>
+    <w:p>
+      <w:pPr>
+        <w:rPr>
+          <w:color w:val="000000" w:themeColor="text1"/>
+          <w:sz w:val="32"/>
+          <w:szCs w:val="32"/>
+        </w:rPr>
+      </w:pPr>
+    </w:p>
+    <w:p>
+      <w:pPr>
+        <w:jc w:val="center"/>
+        <w:rPr>
+          <w:color w:val="000000" w:themeColor="text1"/>
+          <w:sz w:val="32"/>
+          <w:szCs w:val="32"/>
+        </w:rPr>
+      </w:pPr>
+      <w:r>
+        <w:rPr>
+          <w:noProof/>
+          <w:lang w:eastAsia="hu-HU"/>
+        </w:rPr>
+        <w:drawing>
+          <wp:inline distT="0" distB="0" distL="0" distR="0" wp14:anchorId="386FE377" wp14:editId="5A2339E7">
+            <wp:extent cx="2800350" cy="1545872"/>
+            <wp:effectExtent l="0" t="0" r="0" b="0"/>
+            <wp:docPr id="10" name="Kép 10" descr="What is Javascript and why is it required for the People Like Us website? |  People Like Us"/>
+            <wp:cNvGraphicFramePr>
+              <a:graphicFrameLocks xmlns:a="http://schemas.openxmlformats.org/drawingml/2006/main" noChangeAspect="1"/>
+            </wp:cNvGraphicFramePr>
+            <a:graphic xmlns:a="http://schemas.openxmlformats.org/drawingml/2006/main">
+              <a:graphicData uri="http://schemas.openxmlformats.org/drawingml/2006/picture">
+                <pic:pic xmlns:pic="http://schemas.openxmlformats.org/drawingml/2006/picture">
+                  <pic:nvPicPr>
+                    <pic:cNvPr id="0" name="Picture 26" descr="What is Javascript and why is it required for the People Like Us website? |  People Like Us"/>
+                    <pic:cNvPicPr>
+                      <a:picLocks noChangeAspect="1" noChangeArrowheads="1"/>
+                    </pic:cNvPicPr>
+                  </pic:nvPicPr>
+                  <pic:blipFill>
+                    <a:blip r:embed="rId17" cstate="print">
+                      <a:extLst>
+                        <a:ext uri="{28A0092B-C50C-407E-A947-70E740481C1C}">
+                          <a14:useLocalDpi xmlns:a14="http://schemas.microsoft.com/office/drawing/2010/main" val="0"/>
+                        </a:ext>
+                      </a:extLst>
+                    </a:blip>
+                    <a:srcRect/>
+                    <a:stretch>
+                      <a:fillRect/>
+                    </a:stretch>
+                  </pic:blipFill>
+                  <pic:spPr bwMode="auto">
+                    <a:xfrm>
+                      <a:off x="0" y="0"/>
+                      <a:ext cx="2813999" cy="1553406"/>
+                    </a:xfrm>
+                    <a:prstGeom prst="rect">
+                      <a:avLst/>
+                    </a:prstGeom>
+                    <a:noFill/>
+                    <a:ln>
+                      <a:noFill/>
+                    </a:ln>
+                  </pic:spPr>
+                </pic:pic>
+              </a:graphicData>
+            </a:graphic>
+          </wp:inline>
+        </w:drawing>
+      </w:r>
+    </w:p>
+    <w:p>
+      <w:pPr>
+        <w:rPr>
+          <w:color w:val="000000" w:themeColor="text1"/>
+          <w:sz w:val="32"/>
+          <w:szCs w:val="32"/>
+        </w:rPr>
+      </w:pPr>
+    </w:p>
+    <w:p>
+      <w:pPr>
+        <w:rPr>
+          <w:color w:val="000000" w:themeColor="text1"/>
+          <w:sz w:val="32"/>
+          <w:szCs w:val="32"/>
+        </w:rPr>
+      </w:pPr>
+    </w:p>
+    <w:p>
+      <w:pPr>
+        <w:rPr>
+          <w:color w:val="000000" w:themeColor="text1"/>
+          <w:sz w:val="32"/>
+          <w:szCs w:val="32"/>
+        </w:rPr>
+      </w:pPr>
+    </w:p>
+    <w:p>
+      <w:pPr>
+        <w:rPr>
+          <w:color w:val="000000" w:themeColor="text1"/>
+          <w:sz w:val="32"/>
+          <w:szCs w:val="32"/>
+        </w:rPr>
+      </w:pPr>
+      <w:r>
+        <w:rPr>
+          <w:color w:val="000000" w:themeColor="text1"/>
+          <w:sz w:val="32"/>
+          <w:szCs w:val="32"/>
+        </w:rPr>
+        <w:t xml:space="preserve">A JavaScript (JS) a weboldalak programozási nyelve, amely az oldalak </w:t>
+      </w:r>
+      <w:r>
+        <w:rPr>
+          <w:b/>
+          <w:bCs/>
+          <w:color w:val="000000" w:themeColor="text1"/>
+          <w:sz w:val="32"/>
+          <w:szCs w:val="32"/>
+        </w:rPr>
+        <w:t>interaktivitásáért, dinamikus működéséért és logikájáért</w:t>
+      </w:r>
+      <w:r>
+        <w:rPr>
+          <w:color w:val="000000" w:themeColor="text1"/>
+          <w:sz w:val="32"/>
+          <w:szCs w:val="32"/>
+        </w:rPr>
+        <w:t xml:space="preserve"> felel.</w:t>
+      </w:r>
+    </w:p>
+    <w:p>
+      <w:pPr>
+        <w:rPr>
+          <w:color w:val="000000" w:themeColor="text1"/>
+          <w:sz w:val="32"/>
+          <w:szCs w:val="32"/>
+        </w:rPr>
+      </w:pPr>
+      <w:r>
+        <w:rPr>
+          <w:color w:val="000000" w:themeColor="text1"/>
+          <w:sz w:val="32"/>
+          <w:szCs w:val="32"/>
+        </w:rPr>
+        <w:t xml:space="preserve">Míg a HTML megépíti a vázat, a CSS pedig feldíszíti azt, a </w:t>
+      </w:r>
+      <w:r>
+        <w:rPr>
+          <w:b/>
+          <w:bCs/>
+          <w:color w:val="000000" w:themeColor="text1"/>
+          <w:sz w:val="32"/>
+          <w:szCs w:val="32"/>
+        </w:rPr>
+        <w:t>JavaScript ad neki életet</w:t>
+      </w:r>
+      <w:r>
+        <w:rPr>
+          <w:color w:val="000000" w:themeColor="text1"/>
+          <w:sz w:val="32"/>
+          <w:szCs w:val="32"/>
+        </w:rPr>
+        <w:t xml:space="preserve">. Ez a nyelv teszi lehetővé, hogy a weboldal reagáljon a felhasználó kattintásaira, gépelésére, vagy anélkül frissítsen tartalmat (pl. egy chatablakot vagy Facebook hírfolyamot), hogy az egész oldalt újra kellene </w:t>
+      </w:r>
+      <w:proofErr w:type="spellStart"/>
+      <w:r>
+        <w:rPr>
+          <w:color w:val="000000" w:themeColor="text1"/>
+          <w:sz w:val="32"/>
+          <w:szCs w:val="32"/>
+        </w:rPr>
+        <w:t>tölten</w:t>
+      </w:r>
+      <w:proofErr w:type="spellEnd"/>
+    </w:p>
+    <w:p>
+      <w:pPr>
+        <w:rPr>
+          <w:b/>
+          <w:bCs/>
+          <w:color w:val="000000" w:themeColor="text1"/>
+          <w:sz w:val="32"/>
+          <w:szCs w:val="32"/>
+        </w:rPr>
+      </w:pPr>
+      <w:r>
+        <w:rPr>
+          <w:b/>
+          <w:bCs/>
+          <w:color w:val="000000" w:themeColor="text1"/>
+          <w:sz w:val="32"/>
+          <w:szCs w:val="32"/>
+        </w:rPr>
+        <w:t xml:space="preserve">Hol fut a JavaScript? (Frontend </w:t>
+      </w:r>
+      <w:proofErr w:type="spellStart"/>
+      <w:r>
+        <w:rPr>
+          <w:b/>
+          <w:bCs/>
+          <w:color w:val="000000" w:themeColor="text1"/>
+          <w:sz w:val="32"/>
+          <w:szCs w:val="32"/>
+        </w:rPr>
+        <w:t>vs</w:t>
+      </w:r>
+      <w:proofErr w:type="spellEnd"/>
+      <w:r>
+        <w:rPr>
+          <w:b/>
+          <w:bCs/>
+          <w:color w:val="000000" w:themeColor="text1"/>
+          <w:sz w:val="32"/>
+          <w:szCs w:val="32"/>
+        </w:rPr>
+        <w:t>. Backend)</w:t>
+      </w:r>
+    </w:p>
+    <w:p>
+      <w:pPr>
+        <w:rPr>
+          <w:color w:val="000000" w:themeColor="text1"/>
+          <w:sz w:val="32"/>
+          <w:szCs w:val="32"/>
+        </w:rPr>
+      </w:pPr>
+      <w:r>
+        <w:rPr>
+          <w:color w:val="000000" w:themeColor="text1"/>
+          <w:sz w:val="32"/>
+          <w:szCs w:val="32"/>
+        </w:rPr>
+        <w:t>A JavaScript különlegessége, hogy ma már a webfejlesztés minden területén jelen van:</w:t>
+      </w:r>
+    </w:p>
+    <w:p>
+      <w:pPr>
+        <w:numPr>
+          <w:ilvl w:val="0"/>
+          <w:numId w:val="10"/>
+        </w:numPr>
+        <w:rPr>
+          <w:color w:val="000000" w:themeColor="text1"/>
+          <w:sz w:val="32"/>
+          <w:szCs w:val="32"/>
+        </w:rPr>
+      </w:pPr>
+      <w:r>
+        <w:rPr>
+          <w:b/>
+          <w:bCs/>
+          <w:color w:val="000000" w:themeColor="text1"/>
+          <w:sz w:val="32"/>
+          <w:szCs w:val="32"/>
+        </w:rPr>
+        <w:t>Kliensoldalon (Frontend):</w:t>
+      </w:r>
+      <w:r>
+        <w:rPr>
+          <w:color w:val="000000" w:themeColor="text1"/>
+          <w:sz w:val="32"/>
+          <w:szCs w:val="32"/>
+        </w:rPr>
+        <w:t xml:space="preserve"> Alapértelmezetten a felhasználó saját böngészőjében (Chrome, Firefox) fut. Nem igényel szervert, a te számítógéped hajtja végre a parancsokat.</w:t>
+      </w:r>
+    </w:p>
+    <w:p>
+      <w:pPr>
+        <w:numPr>
+          <w:ilvl w:val="0"/>
+          <w:numId w:val="10"/>
+        </w:numPr>
+        <w:rPr>
+          <w:color w:val="000000" w:themeColor="text1"/>
+          <w:sz w:val="32"/>
+          <w:szCs w:val="32"/>
+        </w:rPr>
+      </w:pPr>
+      <w:r>
+        <w:rPr>
+          <w:b/>
+          <w:bCs/>
+          <w:color w:val="000000" w:themeColor="text1"/>
+          <w:sz w:val="32"/>
+          <w:szCs w:val="32"/>
+        </w:rPr>
+        <w:t>Szerveroldalon (Backend):</w:t>
+      </w:r>
+      <w:r>
+        <w:rPr>
+          <w:color w:val="000000" w:themeColor="text1"/>
+          <w:sz w:val="32"/>
+          <w:szCs w:val="32"/>
+        </w:rPr>
+        <w:t xml:space="preserve"> A </w:t>
+      </w:r>
+      <w:r>
+        <w:rPr>
+          <w:b/>
+          <w:bCs/>
+          <w:color w:val="000000" w:themeColor="text1"/>
+          <w:sz w:val="32"/>
+          <w:szCs w:val="32"/>
+        </w:rPr>
+        <w:t>Node.js</w:t>
+      </w:r>
+      <w:r>
+        <w:rPr>
+          <w:color w:val="000000" w:themeColor="text1"/>
+          <w:sz w:val="32"/>
+          <w:szCs w:val="32"/>
+        </w:rPr>
+        <w:t xml:space="preserve"> technológia megjelenésével a JavaScript képes a szerveren is futni. Így kiválthatja a PHP-t, és közvetlenül tud kommunikálni a </w:t>
+      </w:r>
+      <w:r>
+        <w:rPr>
+          <w:b/>
+          <w:bCs/>
+          <w:color w:val="000000" w:themeColor="text1"/>
+          <w:sz w:val="32"/>
+          <w:szCs w:val="32"/>
+        </w:rPr>
+        <w:t>XAMPP</w:t>
+      </w:r>
+      <w:r>
+        <w:rPr>
+          <w:color w:val="000000" w:themeColor="text1"/>
+          <w:sz w:val="32"/>
+          <w:szCs w:val="32"/>
+        </w:rPr>
+        <w:t xml:space="preserve">-ban lévő </w:t>
+      </w:r>
+      <w:proofErr w:type="spellStart"/>
+      <w:r>
+        <w:rPr>
+          <w:b/>
+          <w:bCs/>
+          <w:color w:val="000000" w:themeColor="text1"/>
+          <w:sz w:val="32"/>
+          <w:szCs w:val="32"/>
+        </w:rPr>
+        <w:t>MySQL</w:t>
+      </w:r>
+      <w:proofErr w:type="spellEnd"/>
+      <w:r>
+        <w:rPr>
+          <w:color w:val="000000" w:themeColor="text1"/>
+          <w:sz w:val="32"/>
+          <w:szCs w:val="32"/>
+        </w:rPr>
+        <w:t xml:space="preserve"> adatbázisokkal is.</w:t>
+      </w:r>
+    </w:p>
+    <w:p>
+      <w:pPr>
+        <w:rPr>
+          <w:color w:val="000000" w:themeColor="text1"/>
+          <w:sz w:val="32"/>
+          <w:szCs w:val="32"/>
+        </w:rPr>
+      </w:pPr>
+      <w:proofErr w:type="spellStart"/>
+      <w:r>
+        <w:rPr>
+          <w:b/>
+          <w:bCs/>
+          <w:color w:val="000000" w:themeColor="text1"/>
+          <w:sz w:val="32"/>
+          <w:szCs w:val="32"/>
+        </w:rPr>
+        <w:lastRenderedPageBreak/>
+        <w:t>React</w:t>
+      </w:r>
+      <w:proofErr w:type="spellEnd"/>
+      <w:r>
+        <w:rPr>
+          <w:color w:val="000000" w:themeColor="text1"/>
+          <w:sz w:val="32"/>
+          <w:szCs w:val="32"/>
+        </w:rPr>
+        <w:t>:</w:t>
+      </w:r>
+    </w:p>
+    <w:p>
+      <w:pPr>
+        <w:rPr>
+          <w:color w:val="000000" w:themeColor="text1"/>
+          <w:sz w:val="32"/>
+          <w:szCs w:val="32"/>
+        </w:rPr>
+      </w:pPr>
+    </w:p>
+    <w:p>
+      <w:pPr>
+        <w:rPr>
+          <w:b/>
+          <w:bCs/>
+          <w:color w:val="000000" w:themeColor="text1"/>
+          <w:sz w:val="32"/>
+          <w:szCs w:val="32"/>
+        </w:rPr>
+      </w:pPr>
+      <w:r>
+        <w:rPr>
+          <w:color w:val="000000" w:themeColor="text1"/>
+          <w:sz w:val="32"/>
+          <w:szCs w:val="32"/>
+        </w:rPr>
+        <w:t xml:space="preserve">A </w:t>
+      </w:r>
+      <w:proofErr w:type="spellStart"/>
+      <w:r>
+        <w:rPr>
+          <w:b/>
+          <w:bCs/>
+          <w:color w:val="000000" w:themeColor="text1"/>
+          <w:sz w:val="32"/>
+          <w:szCs w:val="32"/>
+        </w:rPr>
+        <w:t>React</w:t>
+      </w:r>
+      <w:proofErr w:type="spellEnd"/>
+      <w:r>
+        <w:rPr>
+          <w:color w:val="000000" w:themeColor="text1"/>
+          <w:sz w:val="32"/>
+          <w:szCs w:val="32"/>
+        </w:rPr>
+        <w:t xml:space="preserve"> (vagy React.js) egy nyílt forráskódú, rendkívül népszerű </w:t>
+      </w:r>
+      <w:r>
+        <w:rPr>
+          <w:b/>
+          <w:bCs/>
+          <w:color w:val="000000" w:themeColor="text1"/>
+          <w:sz w:val="32"/>
+          <w:szCs w:val="32"/>
+        </w:rPr>
+        <w:t>JavaScript programozási könyvtár (</w:t>
+      </w:r>
+      <w:proofErr w:type="spellStart"/>
+      <w:r>
+        <w:rPr>
+          <w:b/>
+          <w:bCs/>
+          <w:color w:val="000000" w:themeColor="text1"/>
+          <w:sz w:val="32"/>
+          <w:szCs w:val="32"/>
+        </w:rPr>
+        <w:t>library</w:t>
+      </w:r>
+      <w:proofErr w:type="spellEnd"/>
+      <w:r>
+        <w:rPr>
+          <w:b/>
+          <w:bCs/>
+          <w:color w:val="000000" w:themeColor="text1"/>
+          <w:sz w:val="32"/>
+          <w:szCs w:val="32"/>
+        </w:rPr>
+        <w:t>)</w:t>
+      </w:r>
+    </w:p>
+    <w:p>
+      <w:pPr>
+        <w:rPr>
+          <w:b/>
+          <w:bCs/>
+          <w:color w:val="000000" w:themeColor="text1"/>
+          <w:sz w:val="32"/>
+          <w:szCs w:val="32"/>
+        </w:rPr>
+      </w:pPr>
+    </w:p>
+    <w:p>
+      <w:pPr>
+        <w:rPr>
+          <w:b/>
+          <w:bCs/>
+          <w:color w:val="000000" w:themeColor="text1"/>
+          <w:sz w:val="32"/>
+          <w:szCs w:val="32"/>
+        </w:rPr>
+      </w:pPr>
+    </w:p>
+    <w:p>
+      <w:pPr>
+        <w:rPr>
+          <w:b/>
+          <w:bCs/>
+          <w:color w:val="000000" w:themeColor="text1"/>
+          <w:sz w:val="32"/>
+          <w:szCs w:val="32"/>
+        </w:rPr>
+      </w:pPr>
+      <w:r>
+        <w:rPr>
+          <w:noProof/>
+          <w:lang w:eastAsia="hu-HU"/>
+        </w:rPr>
+        <w:drawing>
+          <wp:inline distT="0" distB="0" distL="0" distR="0" wp14:anchorId="4CD75714" wp14:editId="68980F8E">
+            <wp:extent cx="5760720" cy="3192780"/>
+            <wp:effectExtent l="0" t="0" r="0" b="7620"/>
+            <wp:docPr id="14" name="Kép 14" descr="Upload and Crop your Images in React | by Kyle Le | Level Up Coding"/>
+            <wp:cNvGraphicFramePr>
+              <a:graphicFrameLocks xmlns:a="http://schemas.openxmlformats.org/drawingml/2006/main" noChangeAspect="1"/>
+            </wp:cNvGraphicFramePr>
+            <a:graphic xmlns:a="http://schemas.openxmlformats.org/drawingml/2006/main">
+              <a:graphicData uri="http://schemas.openxmlformats.org/drawingml/2006/picture">
+                <pic:pic xmlns:pic="http://schemas.openxmlformats.org/drawingml/2006/picture">
+                  <pic:nvPicPr>
+                    <pic:cNvPr id="0" name="Picture 34" descr="Upload and Crop your Images in React | by Kyle Le | Level Up Coding"/>
+                    <pic:cNvPicPr>
+                      <a:picLocks noChangeAspect="1" noChangeArrowheads="1"/>
+                    </pic:cNvPicPr>
+                  </pic:nvPicPr>
+                  <pic:blipFill>
+                    <a:blip r:embed="rId18">
+                      <a:extLst>
+                        <a:ext uri="{28A0092B-C50C-407E-A947-70E740481C1C}">
+                          <a14:useLocalDpi xmlns:a14="http://schemas.microsoft.com/office/drawing/2010/main" val="0"/>
+                        </a:ext>
+                      </a:extLst>
+                    </a:blip>
+                    <a:srcRect/>
+                    <a:stretch>
+                      <a:fillRect/>
+                    </a:stretch>
+                  </pic:blipFill>
+                  <pic:spPr bwMode="auto">
+                    <a:xfrm>
+                      <a:off x="0" y="0"/>
+                      <a:ext cx="5760720" cy="3192780"/>
+                    </a:xfrm>
+                    <a:prstGeom prst="rect">
+                      <a:avLst/>
+                    </a:prstGeom>
+                    <a:noFill/>
+                    <a:ln>
+                      <a:noFill/>
+                    </a:ln>
+                  </pic:spPr>
+                </pic:pic>
+              </a:graphicData>
+            </a:graphic>
+          </wp:inline>
+        </w:drawing>
+      </w:r>
+    </w:p>
+    <w:p>
+      <w:pPr>
+        <w:rPr>
+          <w:color w:val="000000" w:themeColor="text1"/>
+          <w:sz w:val="32"/>
+          <w:szCs w:val="32"/>
+        </w:rPr>
+      </w:pPr>
+    </w:p>
+    <w:p>
+      <w:pPr>
+        <w:rPr>
+          <w:color w:val="000000" w:themeColor="text1"/>
+          <w:sz w:val="32"/>
+          <w:szCs w:val="32"/>
+        </w:rPr>
+      </w:pPr>
+    </w:p>
+    <w:p>
+      <w:pPr>
+        <w:rPr>
+          <w:color w:val="000000" w:themeColor="text1"/>
+          <w:sz w:val="32"/>
+          <w:szCs w:val="32"/>
+        </w:rPr>
+      </w:pPr>
+    </w:p>
+    <w:p>
+      <w:pPr>
+        <w:rPr>
+          <w:color w:val="000000" w:themeColor="text1"/>
+          <w:sz w:val="32"/>
+          <w:szCs w:val="32"/>
+        </w:rPr>
+      </w:pPr>
+      <w:r>
+        <w:rPr>
+          <w:color w:val="000000" w:themeColor="text1"/>
+          <w:sz w:val="32"/>
+          <w:szCs w:val="32"/>
+        </w:rPr>
+        <w:t>A működésének lényege, hogy a változó adatokat (</w:t>
+      </w:r>
+      <w:proofErr w:type="spellStart"/>
+      <w:r>
+        <w:rPr>
+          <w:color w:val="000000" w:themeColor="text1"/>
+          <w:sz w:val="32"/>
+          <w:szCs w:val="32"/>
+        </w:rPr>
+        <w:t>State</w:t>
+      </w:r>
+      <w:proofErr w:type="spellEnd"/>
+      <w:r>
+        <w:rPr>
+          <w:color w:val="000000" w:themeColor="text1"/>
+          <w:sz w:val="32"/>
+          <w:szCs w:val="32"/>
+        </w:rPr>
+        <w:t>) követve frissíti a képernyőt egy virtuális másolat (</w:t>
+      </w:r>
+      <w:proofErr w:type="spellStart"/>
+      <w:r>
+        <w:rPr>
+          <w:color w:val="000000" w:themeColor="text1"/>
+          <w:sz w:val="32"/>
+          <w:szCs w:val="32"/>
+        </w:rPr>
+        <w:t>Virtual</w:t>
+      </w:r>
+      <w:proofErr w:type="spellEnd"/>
+      <w:r>
+        <w:rPr>
+          <w:color w:val="000000" w:themeColor="text1"/>
+          <w:sz w:val="32"/>
+          <w:szCs w:val="32"/>
+        </w:rPr>
+        <w:t xml:space="preserve"> DOM) segítségével, így nem kell az egész oldalt </w:t>
+      </w:r>
+      <w:proofErr w:type="spellStart"/>
+      <w:r>
+        <w:rPr>
+          <w:color w:val="000000" w:themeColor="text1"/>
+          <w:sz w:val="32"/>
+          <w:szCs w:val="32"/>
+        </w:rPr>
+        <w:t>újratölteni</w:t>
+      </w:r>
+      <w:proofErr w:type="spellEnd"/>
+    </w:p>
+    <w:p>
+      <w:pPr>
+        <w:rPr>
+          <w:color w:val="000000" w:themeColor="text1"/>
+          <w:sz w:val="32"/>
+          <w:szCs w:val="32"/>
+        </w:rPr>
+      </w:pPr>
+    </w:p>
+    <w:p>
+      <w:pPr>
+        <w:rPr>
+          <w:color w:val="000000" w:themeColor="text1"/>
+          <w:sz w:val="32"/>
+          <w:szCs w:val="32"/>
+        </w:rPr>
+      </w:pPr>
+    </w:p>
+    <w:p>
+      <w:pPr>
+        <w:rPr>
+          <w:color w:val="000000" w:themeColor="text1"/>
+          <w:sz w:val="32"/>
+          <w:szCs w:val="32"/>
+        </w:rPr>
+      </w:pPr>
+    </w:p>
+    <w:p>
+      <w:pPr>
+        <w:rPr>
+          <w:color w:val="000000" w:themeColor="text1"/>
+          <w:sz w:val="32"/>
+          <w:szCs w:val="32"/>
+        </w:rPr>
+      </w:pPr>
+    </w:p>
+    <w:p>
+      <w:pPr>
+        <w:rPr>
+          <w:b/>
+          <w:bCs/>
+          <w:color w:val="000000" w:themeColor="text1"/>
+          <w:sz w:val="32"/>
+          <w:szCs w:val="32"/>
+        </w:rPr>
+      </w:pPr>
+      <w:r>
+        <w:rPr>
+          <w:color w:val="000000" w:themeColor="text1"/>
+          <w:sz w:val="32"/>
+          <w:szCs w:val="32"/>
+        </w:rPr>
+        <w:lastRenderedPageBreak/>
+        <w:t xml:space="preserve">A </w:t>
+      </w:r>
+      <w:r>
+        <w:rPr>
+          <w:b/>
+          <w:bCs/>
+          <w:color w:val="000000" w:themeColor="text1"/>
+          <w:sz w:val="32"/>
+          <w:szCs w:val="32"/>
+        </w:rPr>
+        <w:t xml:space="preserve">Backend </w:t>
+      </w:r>
+    </w:p>
+    <w:p>
+      <w:pPr>
+        <w:rPr>
+          <w:color w:val="000000" w:themeColor="text1"/>
+          <w:sz w:val="32"/>
+          <w:szCs w:val="32"/>
+        </w:rPr>
+      </w:pPr>
+      <w:r>
+        <w:rPr>
+          <w:b/>
+          <w:bCs/>
+          <w:color w:val="000000" w:themeColor="text1"/>
+          <w:sz w:val="32"/>
+          <w:szCs w:val="32"/>
+        </w:rPr>
+        <w:t>(a háttérrendszer)</w:t>
+      </w:r>
+      <w:r>
+        <w:rPr>
+          <w:color w:val="000000" w:themeColor="text1"/>
+          <w:sz w:val="32"/>
+          <w:szCs w:val="32"/>
+        </w:rPr>
+        <w:t xml:space="preserve"> az a láthatatlan motor, amely a szerveren fut, kezeli az adatbázisokat, végzi a bonyolult számításokat, és kiszolgálja a frontendet </w:t>
+      </w:r>
+      <w:proofErr w:type="spellStart"/>
+      <w:r>
+        <w:rPr>
+          <w:color w:val="000000" w:themeColor="text1"/>
+          <w:sz w:val="32"/>
+          <w:szCs w:val="32"/>
+        </w:rPr>
+        <w:t>adatokka</w:t>
+      </w:r>
+      <w:proofErr w:type="spellEnd"/>
+    </w:p>
+    <w:p>
+      <w:pPr>
+        <w:rPr>
+          <w:color w:val="000000" w:themeColor="text1"/>
+          <w:sz w:val="32"/>
+          <w:szCs w:val="32"/>
+        </w:rPr>
+      </w:pPr>
+    </w:p>
+    <w:p>
+      <w:pPr>
+        <w:jc w:val="center"/>
+        <w:rPr>
+          <w:color w:val="000000" w:themeColor="text1"/>
+          <w:sz w:val="32"/>
+          <w:szCs w:val="32"/>
+        </w:rPr>
+      </w:pPr>
+      <w:r>
+        <w:rPr>
+          <w:noProof/>
+        </w:rPr>
+        <w:drawing>
+          <wp:inline distT="0" distB="0" distL="0" distR="0" wp14:anchorId="3E52F957" wp14:editId="00C86D2F">
+            <wp:extent cx="2814002" cy="2220686"/>
+            <wp:effectExtent l="0" t="0" r="5715" b="8255"/>
+            <wp:docPr id="652406846" name="Kép 58" descr="ASP.NET core - Civo.com"/>
+            <wp:cNvGraphicFramePr>
+              <a:graphicFrameLocks xmlns:a="http://schemas.openxmlformats.org/drawingml/2006/main" noChangeAspect="1"/>
+            </wp:cNvGraphicFramePr>
+            <a:graphic xmlns:a="http://schemas.openxmlformats.org/drawingml/2006/main">
+              <a:graphicData uri="http://schemas.openxmlformats.org/drawingml/2006/picture">
+                <pic:pic xmlns:pic="http://schemas.openxmlformats.org/drawingml/2006/picture">
+                  <pic:nvPicPr>
+                    <pic:cNvPr id="0" name="Picture 271" descr="ASP.NET core - Civo.com"/>
+                    <pic:cNvPicPr>
+                      <a:picLocks noChangeAspect="1" noChangeArrowheads="1"/>
+                    </pic:cNvPicPr>
+                  </pic:nvPicPr>
+                  <pic:blipFill>
+                    <a:blip r:embed="rId19">
+                      <a:extLst>
+                        <a:ext uri="{28A0092B-C50C-407E-A947-70E740481C1C}">
+                          <a14:useLocalDpi xmlns:a14="http://schemas.microsoft.com/office/drawing/2010/main" val="0"/>
+                        </a:ext>
+                      </a:extLst>
+                    </a:blip>
+                    <a:srcRect/>
+                    <a:stretch>
+                      <a:fillRect/>
+                    </a:stretch>
+                  </pic:blipFill>
+                  <pic:spPr bwMode="auto">
+                    <a:xfrm>
+                      <a:off x="0" y="0"/>
+                      <a:ext cx="2837802" cy="2239468"/>
+                    </a:xfrm>
+                    <a:prstGeom prst="rect">
+                      <a:avLst/>
+                    </a:prstGeom>
+                    <a:noFill/>
+                    <a:ln>
+                      <a:noFill/>
+                    </a:ln>
+                  </pic:spPr>
+                </pic:pic>
+              </a:graphicData>
+            </a:graphic>
+          </wp:inline>
+        </w:drawing>
+      </w:r>
+    </w:p>
+    <w:p>
+      <w:pPr>
+        <w:rPr>
+          <w:color w:val="000000" w:themeColor="text1"/>
+          <w:sz w:val="32"/>
+          <w:szCs w:val="32"/>
+        </w:rPr>
+      </w:pPr>
+    </w:p>
+    <w:p>
+      <w:pPr>
+        <w:rPr>
+          <w:color w:val="000000" w:themeColor="text1"/>
+          <w:sz w:val="32"/>
+          <w:szCs w:val="32"/>
+        </w:rPr>
+      </w:pPr>
+    </w:p>
+    <w:p>
+      <w:pPr>
+        <w:rPr>
+          <w:b/>
+          <w:bCs/>
+          <w:color w:val="000000" w:themeColor="text1"/>
+          <w:sz w:val="32"/>
+          <w:szCs w:val="32"/>
+        </w:rPr>
+      </w:pPr>
+      <w:r>
+        <w:rPr>
+          <w:b/>
+          <w:bCs/>
+          <w:color w:val="000000" w:themeColor="text1"/>
+          <w:sz w:val="32"/>
+          <w:szCs w:val="32"/>
+        </w:rPr>
+        <w:t xml:space="preserve">Mi az az ASP.NET </w:t>
+      </w:r>
+      <w:proofErr w:type="spellStart"/>
+      <w:r>
+        <w:rPr>
+          <w:b/>
+          <w:bCs/>
+          <w:color w:val="000000" w:themeColor="text1"/>
+          <w:sz w:val="32"/>
+          <w:szCs w:val="32"/>
+        </w:rPr>
+        <w:t>Core</w:t>
+      </w:r>
+      <w:proofErr w:type="spellEnd"/>
+      <w:r>
+        <w:rPr>
+          <w:b/>
+          <w:bCs/>
+          <w:color w:val="000000" w:themeColor="text1"/>
+          <w:sz w:val="32"/>
+          <w:szCs w:val="32"/>
+        </w:rPr>
+        <w:t>?</w:t>
+      </w:r>
+    </w:p>
+    <w:p>
+      <w:pPr>
+        <w:rPr>
+          <w:color w:val="000000" w:themeColor="text1"/>
+          <w:sz w:val="32"/>
+          <w:szCs w:val="32"/>
+        </w:rPr>
+      </w:pPr>
+      <w:r>
+        <w:rPr>
+          <w:color w:val="000000" w:themeColor="text1"/>
+          <w:sz w:val="32"/>
+          <w:szCs w:val="32"/>
+        </w:rPr>
+        <w:t xml:space="preserve">Az </w:t>
+      </w:r>
+      <w:r>
+        <w:rPr>
+          <w:b/>
+          <w:bCs/>
+          <w:color w:val="000000" w:themeColor="text1"/>
+          <w:sz w:val="32"/>
+          <w:szCs w:val="32"/>
+        </w:rPr>
+        <w:t xml:space="preserve">ASP.NET </w:t>
+      </w:r>
+      <w:proofErr w:type="spellStart"/>
+      <w:r>
+        <w:rPr>
+          <w:b/>
+          <w:bCs/>
+          <w:color w:val="000000" w:themeColor="text1"/>
+          <w:sz w:val="32"/>
+          <w:szCs w:val="32"/>
+        </w:rPr>
+        <w:t>Core</w:t>
+      </w:r>
+      <w:proofErr w:type="spellEnd"/>
+      <w:r>
+        <w:rPr>
+          <w:color w:val="000000" w:themeColor="text1"/>
+          <w:sz w:val="32"/>
+          <w:szCs w:val="32"/>
+        </w:rPr>
+        <w:t xml:space="preserve"> a Microsoft által fejlesztett, ingyenes, nyílt forráskódú és keresztplatformos (Windows, Linux, </w:t>
+      </w:r>
+      <w:proofErr w:type="spellStart"/>
+      <w:r>
+        <w:rPr>
+          <w:color w:val="000000" w:themeColor="text1"/>
+          <w:sz w:val="32"/>
+          <w:szCs w:val="32"/>
+        </w:rPr>
+        <w:t>macOS</w:t>
+      </w:r>
+      <w:proofErr w:type="spellEnd"/>
+      <w:r>
+        <w:rPr>
+          <w:color w:val="000000" w:themeColor="text1"/>
+          <w:sz w:val="32"/>
+          <w:szCs w:val="32"/>
+        </w:rPr>
+        <w:t xml:space="preserve">) </w:t>
+      </w:r>
+      <w:r>
+        <w:rPr>
+          <w:b/>
+          <w:bCs/>
+          <w:color w:val="000000" w:themeColor="text1"/>
+          <w:sz w:val="32"/>
+          <w:szCs w:val="32"/>
+        </w:rPr>
+        <w:t>webes keretrendszer (</w:t>
+      </w:r>
+      <w:proofErr w:type="spellStart"/>
+      <w:r>
+        <w:rPr>
+          <w:b/>
+          <w:bCs/>
+          <w:color w:val="000000" w:themeColor="text1"/>
+          <w:sz w:val="32"/>
+          <w:szCs w:val="32"/>
+        </w:rPr>
+        <w:t>framework</w:t>
+      </w:r>
+      <w:proofErr w:type="spellEnd"/>
+      <w:r>
+        <w:rPr>
+          <w:b/>
+          <w:bCs/>
+          <w:color w:val="000000" w:themeColor="text1"/>
+          <w:sz w:val="32"/>
+          <w:szCs w:val="32"/>
+        </w:rPr>
+        <w:t>)</w:t>
+      </w:r>
+      <w:r>
+        <w:rPr>
+          <w:color w:val="000000" w:themeColor="text1"/>
+          <w:sz w:val="32"/>
+          <w:szCs w:val="32"/>
+        </w:rPr>
+        <w:t xml:space="preserve">. Segítségével a fejlesztők modern, villámgyors és biztonságos weboldalakat, valamint háttérrendszereket tudnak építeni a </w:t>
+      </w:r>
+      <w:r>
+        <w:rPr>
+          <w:b/>
+          <w:bCs/>
+          <w:color w:val="000000" w:themeColor="text1"/>
+          <w:sz w:val="32"/>
+          <w:szCs w:val="32"/>
+        </w:rPr>
+        <w:t>C# (C-</w:t>
+      </w:r>
+      <w:proofErr w:type="spellStart"/>
+      <w:r>
+        <w:rPr>
+          <w:b/>
+          <w:bCs/>
+          <w:color w:val="000000" w:themeColor="text1"/>
+          <w:sz w:val="32"/>
+          <w:szCs w:val="32"/>
+        </w:rPr>
+        <w:t>sharp</w:t>
+      </w:r>
+      <w:proofErr w:type="spellEnd"/>
+      <w:r>
+        <w:rPr>
+          <w:b/>
+          <w:bCs/>
+          <w:color w:val="000000" w:themeColor="text1"/>
+          <w:sz w:val="32"/>
+          <w:szCs w:val="32"/>
+        </w:rPr>
+        <w:t>)</w:t>
+      </w:r>
+      <w:r>
+        <w:rPr>
+          <w:color w:val="000000" w:themeColor="text1"/>
+          <w:sz w:val="32"/>
+          <w:szCs w:val="32"/>
+        </w:rPr>
+        <w:t xml:space="preserve"> programozási nyelv használatával. [</w:t>
+      </w:r>
+      <w:hyperlink r:id="rId20" w:anchor=":~:text=A%20framework%20for%20building%20web,services%20with%20.NET%20and%20C%23." w:history="1">
+        <w:r>
+          <w:rPr>
+            <w:rStyle w:val="Hiperhivatkozs"/>
+            <w:sz w:val="32"/>
+            <w:szCs w:val="32"/>
+          </w:rPr>
+          <w:t>1</w:t>
+        </w:r>
+      </w:hyperlink>
+      <w:r>
+        <w:rPr>
+          <w:color w:val="000000" w:themeColor="text1"/>
+          <w:sz w:val="32"/>
+          <w:szCs w:val="32"/>
+        </w:rPr>
+        <w:t>]</w:t>
+      </w:r>
+    </w:p>
+    <w:p>
+      <w:pPr>
+        <w:rPr>
+          <w:color w:val="000000" w:themeColor="text1"/>
+          <w:sz w:val="32"/>
+          <w:szCs w:val="32"/>
+        </w:rPr>
+      </w:pPr>
+      <w:r>
+        <w:rPr>
+          <w:b/>
+          <w:bCs/>
+          <w:color w:val="000000" w:themeColor="text1"/>
+          <w:sz w:val="32"/>
+          <w:szCs w:val="32"/>
+        </w:rPr>
+        <w:t>Miért kiemelkedő?</w:t>
+      </w:r>
+    </w:p>
+    <w:p>
+      <w:pPr>
+        <w:numPr>
+          <w:ilvl w:val="0"/>
+          <w:numId w:val="11"/>
+        </w:numPr>
+        <w:rPr>
+          <w:color w:val="000000" w:themeColor="text1"/>
+          <w:sz w:val="32"/>
+          <w:szCs w:val="32"/>
+        </w:rPr>
+      </w:pPr>
+      <w:r>
+        <w:rPr>
+          <w:b/>
+          <w:bCs/>
+          <w:color w:val="000000" w:themeColor="text1"/>
+          <w:sz w:val="32"/>
+          <w:szCs w:val="32"/>
+        </w:rPr>
+        <w:t>Brutális sebesség:</w:t>
+      </w:r>
+      <w:r>
+        <w:rPr>
+          <w:color w:val="000000" w:themeColor="text1"/>
+          <w:sz w:val="32"/>
+          <w:szCs w:val="32"/>
+        </w:rPr>
+        <w:t xml:space="preserve"> </w:t>
+      </w:r>
+      <w:r>
+        <w:rPr>
+          <w:color w:val="000000" w:themeColor="text1"/>
+          <w:sz w:val="32"/>
+          <w:szCs w:val="32"/>
+        </w:rPr>
+        <w:t>A</w:t>
+      </w:r>
+      <w:r>
+        <w:rPr>
+          <w:color w:val="000000" w:themeColor="text1"/>
+          <w:sz w:val="32"/>
+          <w:szCs w:val="32"/>
+        </w:rPr>
+        <w:t xml:space="preserve"> világ egyik leggyorsabb keretrendszere, amely nagyságrendekkel több kérést képes kiszolgálni másodpercenként, mint például a Node.js vagy a hagyományos Java rendszerek.</w:t>
+      </w:r>
+    </w:p>
+    <w:p>
+      <w:pPr>
+        <w:numPr>
+          <w:ilvl w:val="0"/>
+          <w:numId w:val="11"/>
+        </w:numPr>
+        <w:rPr>
+          <w:color w:val="000000" w:themeColor="text1"/>
+          <w:sz w:val="32"/>
+          <w:szCs w:val="32"/>
+        </w:rPr>
+      </w:pPr>
+      <w:r>
+        <w:rPr>
+          <w:b/>
+          <w:bCs/>
+          <w:color w:val="000000" w:themeColor="text1"/>
+          <w:sz w:val="32"/>
+          <w:szCs w:val="32"/>
+        </w:rPr>
+        <w:t>Vállalati szintű biztonság:</w:t>
+      </w:r>
+      <w:r>
+        <w:rPr>
+          <w:color w:val="000000" w:themeColor="text1"/>
+          <w:sz w:val="32"/>
+          <w:szCs w:val="32"/>
+        </w:rPr>
+        <w:t xml:space="preserve"> </w:t>
+      </w:r>
+      <w:proofErr w:type="spellStart"/>
+      <w:r>
+        <w:rPr>
+          <w:color w:val="000000" w:themeColor="text1"/>
+          <w:sz w:val="32"/>
+          <w:szCs w:val="32"/>
+        </w:rPr>
+        <w:t>Gyárilag</w:t>
+      </w:r>
+      <w:proofErr w:type="spellEnd"/>
+      <w:r>
+        <w:rPr>
+          <w:color w:val="000000" w:themeColor="text1"/>
+          <w:sz w:val="32"/>
+          <w:szCs w:val="32"/>
+        </w:rPr>
+        <w:t xml:space="preserve"> beépített védelmet nyújt a leggyakoribb internetes támadások (pl. XSS, CSRF) ellen</w:t>
+      </w:r>
+      <w:r>
+        <w:rPr>
+          <w:color w:val="000000" w:themeColor="text1"/>
+          <w:sz w:val="32"/>
+          <w:szCs w:val="32"/>
+        </w:rPr>
+        <w:t>.</w:t>
+      </w:r>
+    </w:p>
+    <w:p>
+      <w:pPr>
+        <w:ind w:left="720"/>
+        <w:rPr>
+          <w:color w:val="000000" w:themeColor="text1"/>
+          <w:sz w:val="32"/>
+          <w:szCs w:val="32"/>
+        </w:rPr>
+      </w:pPr>
+      <w:r>
+        <w:rPr>
+          <w:color w:val="000000" w:themeColor="text1"/>
+          <w:sz w:val="32"/>
+          <w:szCs w:val="32"/>
+        </w:rPr>
+        <w:lastRenderedPageBreak/>
+        <w:t xml:space="preserve">A </w:t>
+      </w:r>
+      <w:r>
+        <w:rPr>
+          <w:b/>
+          <w:bCs/>
+          <w:color w:val="000000" w:themeColor="text1"/>
+          <w:sz w:val="32"/>
+          <w:szCs w:val="32"/>
+        </w:rPr>
+        <w:t>DOM (</w:t>
+      </w:r>
+      <w:proofErr w:type="spellStart"/>
+      <w:r>
+        <w:rPr>
+          <w:b/>
+          <w:bCs/>
+          <w:color w:val="000000" w:themeColor="text1"/>
+          <w:sz w:val="32"/>
+          <w:szCs w:val="32"/>
+        </w:rPr>
+        <w:t>Document</w:t>
+      </w:r>
+      <w:proofErr w:type="spellEnd"/>
+      <w:r>
+        <w:rPr>
+          <w:b/>
+          <w:bCs/>
+          <w:color w:val="000000" w:themeColor="text1"/>
+          <w:sz w:val="32"/>
+          <w:szCs w:val="32"/>
+        </w:rPr>
+        <w:t xml:space="preserve"> </w:t>
+      </w:r>
+      <w:proofErr w:type="spellStart"/>
+      <w:r>
+        <w:rPr>
+          <w:b/>
+          <w:bCs/>
+          <w:color w:val="000000" w:themeColor="text1"/>
+          <w:sz w:val="32"/>
+          <w:szCs w:val="32"/>
+        </w:rPr>
+        <w:t>Object</w:t>
+      </w:r>
+      <w:proofErr w:type="spellEnd"/>
+      <w:r>
+        <w:rPr>
+          <w:b/>
+          <w:bCs/>
+          <w:color w:val="000000" w:themeColor="text1"/>
+          <w:sz w:val="32"/>
+          <w:szCs w:val="32"/>
+        </w:rPr>
+        <w:t xml:space="preserve"> </w:t>
+      </w:r>
+      <w:proofErr w:type="spellStart"/>
+      <w:r>
+        <w:rPr>
+          <w:b/>
+          <w:bCs/>
+          <w:color w:val="000000" w:themeColor="text1"/>
+          <w:sz w:val="32"/>
+          <w:szCs w:val="32"/>
+        </w:rPr>
+        <w:t>Model</w:t>
+      </w:r>
+      <w:proofErr w:type="spellEnd"/>
+      <w:r>
+        <w:rPr>
+          <w:b/>
+          <w:bCs/>
+          <w:color w:val="000000" w:themeColor="text1"/>
+          <w:sz w:val="32"/>
+          <w:szCs w:val="32"/>
+        </w:rPr>
+        <w:t>)</w:t>
+      </w:r>
+      <w:r>
+        <w:rPr>
+          <w:color w:val="000000" w:themeColor="text1"/>
+          <w:sz w:val="32"/>
+          <w:szCs w:val="32"/>
+        </w:rPr>
+        <w:t xml:space="preserve">, vagyis a </w:t>
+      </w:r>
+      <w:r>
+        <w:rPr>
+          <w:b/>
+          <w:bCs/>
+          <w:color w:val="000000" w:themeColor="text1"/>
+          <w:sz w:val="32"/>
+          <w:szCs w:val="32"/>
+        </w:rPr>
+        <w:t>Dokumentum Objektum Modell</w:t>
+      </w:r>
+      <w:r>
+        <w:rPr>
+          <w:color w:val="000000" w:themeColor="text1"/>
+          <w:sz w:val="32"/>
+          <w:szCs w:val="32"/>
+        </w:rPr>
+        <w:t xml:space="preserve"> a weboldal HTML szerkezetének egy olyan </w:t>
+      </w:r>
+      <w:r>
+        <w:rPr>
+          <w:b/>
+          <w:bCs/>
+          <w:color w:val="000000" w:themeColor="text1"/>
+          <w:sz w:val="32"/>
+          <w:szCs w:val="32"/>
+        </w:rPr>
+        <w:t>programozási felülete (API)</w:t>
+      </w:r>
+      <w:r>
+        <w:rPr>
+          <w:color w:val="000000" w:themeColor="text1"/>
+          <w:sz w:val="32"/>
+          <w:szCs w:val="32"/>
+        </w:rPr>
+        <w:t>, amelyet a böngésző hoz létre a memóriában, miután letöltötte a kódot.</w:t>
+      </w:r>
+    </w:p>
+    <w:p>
+      <w:pPr>
+        <w:rPr>
+          <w:color w:val="000000" w:themeColor="text1"/>
+          <w:sz w:val="32"/>
+          <w:szCs w:val="32"/>
+        </w:rPr>
+      </w:pPr>
+    </w:p>
+    <w:p>
+      <w:pPr>
+        <w:rPr>
+          <w:color w:val="000000" w:themeColor="text1"/>
+          <w:sz w:val="32"/>
+          <w:szCs w:val="32"/>
+        </w:rPr>
+      </w:pPr>
+    </w:p>
+    <w:p>
+      <w:pPr>
+        <w:jc w:val="center"/>
+        <w:rPr>
+          <w:color w:val="000000" w:themeColor="text1"/>
+          <w:sz w:val="32"/>
+          <w:szCs w:val="32"/>
+        </w:rPr>
+      </w:pPr>
+      <w:r>
+        <w:rPr>
+          <w:noProof/>
+          <w:lang w:eastAsia="hu-HU"/>
+        </w:rPr>
+        <w:drawing>
+          <wp:inline distT="0" distB="0" distL="0" distR="0" wp14:anchorId="3E9FE4F5" wp14:editId="37791230">
+            <wp:extent cx="1864426" cy="1864426"/>
+            <wp:effectExtent l="0" t="0" r="2540" b="2540"/>
+            <wp:docPr id="104395786" name="Kép 104395786" descr="Api - Free computer icons"/>
+            <wp:cNvGraphicFramePr>
+              <a:graphicFrameLocks xmlns:a="http://schemas.openxmlformats.org/drawingml/2006/main" noChangeAspect="1"/>
+            </wp:cNvGraphicFramePr>
+            <a:graphic xmlns:a="http://schemas.openxmlformats.org/drawingml/2006/main">
+              <a:graphicData uri="http://schemas.openxmlformats.org/drawingml/2006/picture">
+                <pic:pic xmlns:pic="http://schemas.openxmlformats.org/drawingml/2006/picture">
+                  <pic:nvPicPr>
+                    <pic:cNvPr id="0" name="Picture 36" descr="Api - Free computer icons"/>
+                    <pic:cNvPicPr>
+                      <a:picLocks noChangeAspect="1" noChangeArrowheads="1"/>
+                    </pic:cNvPicPr>
+                  </pic:nvPicPr>
+                  <pic:blipFill>
+                    <a:blip r:embed="rId21" cstate="print">
+                      <a:extLst>
+                        <a:ext uri="{28A0092B-C50C-407E-A947-70E740481C1C}">
+                          <a14:useLocalDpi xmlns:a14="http://schemas.microsoft.com/office/drawing/2010/main" val="0"/>
+                        </a:ext>
+                      </a:extLst>
+                    </a:blip>
+                    <a:srcRect/>
+                    <a:stretch>
+                      <a:fillRect/>
+                    </a:stretch>
+                  </pic:blipFill>
+                  <pic:spPr bwMode="auto">
+                    <a:xfrm>
+                      <a:off x="0" y="0"/>
+                      <a:ext cx="1867051" cy="1867051"/>
+                    </a:xfrm>
+                    <a:prstGeom prst="rect">
+                      <a:avLst/>
+                    </a:prstGeom>
+                    <a:noFill/>
+                    <a:ln>
+                      <a:noFill/>
+                    </a:ln>
+                  </pic:spPr>
+                </pic:pic>
+              </a:graphicData>
+            </a:graphic>
+          </wp:inline>
+        </w:drawing>
+      </w:r>
+    </w:p>
+    <w:p>
+      <w:pPr>
+        <w:rPr>
+          <w:color w:val="000000" w:themeColor="text1"/>
+          <w:sz w:val="32"/>
+          <w:szCs w:val="32"/>
+        </w:rPr>
+      </w:pPr>
+    </w:p>
+    <w:p>
+      <w:pPr>
+        <w:rPr>
+          <w:color w:val="000000" w:themeColor="text1"/>
+          <w:sz w:val="32"/>
+          <w:szCs w:val="32"/>
+        </w:rPr>
+      </w:pPr>
+    </w:p>
+    <w:p>
+      <w:pPr>
+        <w:rPr>
+          <w:color w:val="000000" w:themeColor="text1"/>
+          <w:sz w:val="32"/>
+          <w:szCs w:val="32"/>
+        </w:rPr>
+      </w:pPr>
+      <w:r>
+        <w:rPr>
+          <w:color w:val="000000" w:themeColor="text1"/>
+          <w:sz w:val="32"/>
+          <w:szCs w:val="32"/>
+        </w:rPr>
+        <w:t xml:space="preserve">A </w:t>
+      </w:r>
+      <w:r>
+        <w:rPr>
+          <w:b/>
+          <w:bCs/>
+          <w:color w:val="000000" w:themeColor="text1"/>
+          <w:sz w:val="32"/>
+          <w:szCs w:val="32"/>
+        </w:rPr>
+        <w:t>DOM (</w:t>
+      </w:r>
+      <w:proofErr w:type="spellStart"/>
+      <w:r>
+        <w:rPr>
+          <w:b/>
+          <w:bCs/>
+          <w:color w:val="000000" w:themeColor="text1"/>
+          <w:sz w:val="32"/>
+          <w:szCs w:val="32"/>
+        </w:rPr>
+        <w:t>Document</w:t>
+      </w:r>
+      <w:proofErr w:type="spellEnd"/>
+      <w:r>
+        <w:rPr>
+          <w:b/>
+          <w:bCs/>
+          <w:color w:val="000000" w:themeColor="text1"/>
+          <w:sz w:val="32"/>
+          <w:szCs w:val="32"/>
+        </w:rPr>
+        <w:t xml:space="preserve"> </w:t>
+      </w:r>
+      <w:proofErr w:type="spellStart"/>
+      <w:r>
+        <w:rPr>
+          <w:b/>
+          <w:bCs/>
+          <w:color w:val="000000" w:themeColor="text1"/>
+          <w:sz w:val="32"/>
+          <w:szCs w:val="32"/>
+        </w:rPr>
+        <w:t>Object</w:t>
+      </w:r>
+      <w:proofErr w:type="spellEnd"/>
+      <w:r>
+        <w:rPr>
+          <w:b/>
+          <w:bCs/>
+          <w:color w:val="000000" w:themeColor="text1"/>
+          <w:sz w:val="32"/>
+          <w:szCs w:val="32"/>
+        </w:rPr>
+        <w:t xml:space="preserve"> </w:t>
+      </w:r>
+      <w:proofErr w:type="spellStart"/>
+      <w:r>
+        <w:rPr>
+          <w:b/>
+          <w:bCs/>
+          <w:color w:val="000000" w:themeColor="text1"/>
+          <w:sz w:val="32"/>
+          <w:szCs w:val="32"/>
+        </w:rPr>
+        <w:t>Model</w:t>
+      </w:r>
+      <w:proofErr w:type="spellEnd"/>
+      <w:r>
+        <w:rPr>
+          <w:b/>
+          <w:bCs/>
+          <w:color w:val="000000" w:themeColor="text1"/>
+          <w:sz w:val="32"/>
+          <w:szCs w:val="32"/>
+        </w:rPr>
+        <w:t>)</w:t>
+      </w:r>
+      <w:r>
+        <w:rPr>
+          <w:color w:val="000000" w:themeColor="text1"/>
+          <w:sz w:val="32"/>
+          <w:szCs w:val="32"/>
+        </w:rPr>
+        <w:t xml:space="preserve">, vagyis a </w:t>
+      </w:r>
+      <w:r>
+        <w:rPr>
+          <w:b/>
+          <w:bCs/>
+          <w:color w:val="000000" w:themeColor="text1"/>
+          <w:sz w:val="32"/>
+          <w:szCs w:val="32"/>
+        </w:rPr>
+        <w:t>Dokumentum Objektum Modell</w:t>
+      </w:r>
+      <w:r>
+        <w:rPr>
+          <w:color w:val="000000" w:themeColor="text1"/>
+          <w:sz w:val="32"/>
+          <w:szCs w:val="32"/>
+        </w:rPr>
+        <w:t xml:space="preserve"> a weboldal HTML szerkezetének egy olyan </w:t>
+      </w:r>
+      <w:r>
+        <w:rPr>
+          <w:b/>
+          <w:bCs/>
+          <w:color w:val="000000" w:themeColor="text1"/>
+          <w:sz w:val="32"/>
+          <w:szCs w:val="32"/>
+        </w:rPr>
+        <w:t>programozási felülete (API)</w:t>
+      </w:r>
+      <w:r>
+        <w:rPr>
+          <w:color w:val="000000" w:themeColor="text1"/>
+          <w:sz w:val="32"/>
+          <w:szCs w:val="32"/>
+        </w:rPr>
+        <w:t>, amelyet a böngésző hoz létre a memóriában, miután letöltötte a kódot.</w:t>
+      </w:r>
+    </w:p>
+    <w:p>
+      <w:pPr>
+        <w:rPr>
+          <w:color w:val="000000" w:themeColor="text1"/>
+          <w:sz w:val="32"/>
+          <w:szCs w:val="32"/>
+        </w:rPr>
+      </w:pPr>
+    </w:p>
+    <w:p>
+      <w:pPr>
+        <w:rPr>
+          <w:b/>
+          <w:bCs/>
+          <w:color w:val="000000" w:themeColor="text1"/>
+          <w:sz w:val="32"/>
+          <w:szCs w:val="32"/>
+        </w:rPr>
+      </w:pPr>
+      <w:r>
+        <w:rPr>
+          <w:b/>
+          <w:bCs/>
+          <w:color w:val="000000" w:themeColor="text1"/>
+          <w:sz w:val="32"/>
+          <w:szCs w:val="32"/>
+        </w:rPr>
+        <w:t>Mit csinál ezzel a JavaScript?</w:t>
+      </w:r>
+    </w:p>
+    <w:p>
+      <w:pPr>
+        <w:rPr>
+          <w:color w:val="000000" w:themeColor="text1"/>
+          <w:sz w:val="32"/>
+          <w:szCs w:val="32"/>
+        </w:rPr>
+      </w:pPr>
+      <w:r>
+        <w:rPr>
+          <w:color w:val="000000" w:themeColor="text1"/>
+          <w:sz w:val="32"/>
+          <w:szCs w:val="32"/>
+        </w:rPr>
+        <w:t xml:space="preserve">A JavaScript ezen a DOM fán keresztül képes </w:t>
+      </w:r>
+      <w:r>
+        <w:rPr>
+          <w:b/>
+          <w:bCs/>
+          <w:color w:val="000000" w:themeColor="text1"/>
+          <w:sz w:val="32"/>
+          <w:szCs w:val="32"/>
+        </w:rPr>
+        <w:t>élőben módosítani</w:t>
+      </w:r>
+      <w:r>
+        <w:rPr>
+          <w:color w:val="000000" w:themeColor="text1"/>
+          <w:sz w:val="32"/>
+          <w:szCs w:val="32"/>
+        </w:rPr>
+        <w:t xml:space="preserve"> a weboldalt. A DOM segítségével a JS kódból elérhetjük, törölhetjük, megváltoztathatjuk vagy hozzáadhatjuk a HTML elemeket és CSS stílusokat anélkül, hogy a fájlt újra kellene tölteni.</w:t>
+      </w:r>
+    </w:p>
+    <w:p>
+      <w:pPr>
+        <w:rPr>
+          <w:color w:val="000000" w:themeColor="text1"/>
+          <w:sz w:val="32"/>
+          <w:szCs w:val="32"/>
+        </w:rPr>
+      </w:pPr>
+    </w:p>
+    <w:p>
+      <w:pPr>
+        <w:rPr>
+          <w:color w:val="000000" w:themeColor="text1"/>
+          <w:sz w:val="32"/>
+          <w:szCs w:val="32"/>
+        </w:rPr>
+      </w:pPr>
+    </w:p>
+    <w:p>
+      <w:pPr>
+        <w:rPr>
+          <w:color w:val="000000" w:themeColor="text1"/>
+          <w:sz w:val="32"/>
+          <w:szCs w:val="32"/>
+        </w:rPr>
+      </w:pPr>
+    </w:p>
+    <w:p>
+      <w:pPr>
+        <w:rPr>
+          <w:color w:val="000000" w:themeColor="text1"/>
+          <w:sz w:val="32"/>
+          <w:szCs w:val="32"/>
+        </w:rPr>
+      </w:pPr>
+      <w:proofErr w:type="spellStart"/>
+      <w:r>
+        <w:rPr>
+          <w:color w:val="000000" w:themeColor="text1"/>
+          <w:sz w:val="32"/>
+          <w:szCs w:val="32"/>
+        </w:rPr>
+        <w:lastRenderedPageBreak/>
+        <w:t>Trello</w:t>
+      </w:r>
+      <w:proofErr w:type="spellEnd"/>
+      <w:r>
+        <w:rPr>
+          <w:color w:val="000000" w:themeColor="text1"/>
+          <w:sz w:val="32"/>
+          <w:szCs w:val="32"/>
+        </w:rPr>
+        <w:t>:</w:t>
+      </w:r>
+      <w:r>
+        <w:rPr>
+          <w:noProof/>
+          <w:lang w:eastAsia="hu-HU"/>
+        </w:rPr>
+        <w:t xml:space="preserve"> </w:t>
+      </w:r>
+    </w:p>
+    <w:p>
+      <w:pPr>
+        <w:rPr>
+          <w:color w:val="000000" w:themeColor="text1"/>
+          <w:sz w:val="32"/>
+          <w:szCs w:val="32"/>
+        </w:rPr>
+      </w:pPr>
+      <w:r>
+        <w:rPr>
+          <w:noProof/>
+          <w:lang w:eastAsia="hu-HU"/>
+        </w:rPr>
+        <w:drawing>
+          <wp:anchor distT="0" distB="0" distL="114300" distR="114300" simplePos="0" relativeHeight="251662336" behindDoc="0" locked="0" layoutInCell="1" allowOverlap="1" wp14:anchorId="53B0F5C3" wp14:editId="3D902414">
+            <wp:simplePos x="0" y="0"/>
+            <wp:positionH relativeFrom="margin">
+              <wp:align>right</wp:align>
+            </wp:positionH>
+            <wp:positionV relativeFrom="margin">
+              <wp:posOffset>642967</wp:posOffset>
+            </wp:positionV>
+            <wp:extent cx="1804670" cy="1823720"/>
+            <wp:effectExtent l="0" t="0" r="5080" b="5080"/>
+            <wp:wrapSquare wrapText="bothSides"/>
+            <wp:docPr id="12" name="Kép 12" descr="What is Trello? | Webopedia"/>
+            <wp:cNvGraphicFramePr>
+              <a:graphicFrameLocks xmlns:a="http://schemas.openxmlformats.org/drawingml/2006/main" noChangeAspect="1"/>
+            </wp:cNvGraphicFramePr>
+            <a:graphic xmlns:a="http://schemas.openxmlformats.org/drawingml/2006/main">
+              <a:graphicData uri="http://schemas.openxmlformats.org/drawingml/2006/picture">
+                <pic:pic xmlns:pic="http://schemas.openxmlformats.org/drawingml/2006/picture">
+                  <pic:nvPicPr>
+                    <pic:cNvPr id="0" name="Picture 30" descr="What is Trello? | Webopedia"/>
+                    <pic:cNvPicPr>
+                      <a:picLocks noChangeAspect="1" noChangeArrowheads="1"/>
+                    </pic:cNvPicPr>
+                  </pic:nvPicPr>
+                  <pic:blipFill>
+                    <a:blip r:embed="rId22" cstate="print">
+                      <a:extLst>
+                        <a:ext uri="{28A0092B-C50C-407E-A947-70E740481C1C}">
+                          <a14:useLocalDpi xmlns:a14="http://schemas.microsoft.com/office/drawing/2010/main" val="0"/>
+                        </a:ext>
+                      </a:extLst>
+                    </a:blip>
+                    <a:srcRect/>
+                    <a:stretch>
+                      <a:fillRect/>
+                    </a:stretch>
+                  </pic:blipFill>
+                  <pic:spPr bwMode="auto">
+                    <a:xfrm>
+                      <a:off x="0" y="0"/>
+                      <a:ext cx="1804670" cy="1823720"/>
+                    </a:xfrm>
+                    <a:prstGeom prst="rect">
+                      <a:avLst/>
+                    </a:prstGeom>
+                    <a:noFill/>
+                    <a:ln>
+                      <a:noFill/>
+                    </a:ln>
+                  </pic:spPr>
+                </pic:pic>
+              </a:graphicData>
+            </a:graphic>
+            <wp14:sizeRelH relativeFrom="margin">
+              <wp14:pctWidth>0</wp14:pctWidth>
+            </wp14:sizeRelH>
+            <wp14:sizeRelV relativeFrom="margin">
+              <wp14:pctHeight>0</wp14:pctHeight>
+            </wp14:sizeRelV>
+          </wp:anchor>
+        </w:drawing>
+      </w:r>
+    </w:p>
+    <w:p>
+      <w:pPr>
+        <w:rPr>
+          <w:color w:val="000000" w:themeColor="text1"/>
+          <w:sz w:val="32"/>
+          <w:szCs w:val="32"/>
+        </w:rPr>
+      </w:pPr>
+      <w:r>
+        <w:rPr>
+          <w:color w:val="000000" w:themeColor="text1"/>
+          <w:sz w:val="32"/>
+          <w:szCs w:val="32"/>
+        </w:rPr>
+        <w:t xml:space="preserve">A </w:t>
+      </w:r>
+      <w:proofErr w:type="spellStart"/>
+      <w:r>
+        <w:rPr>
+          <w:b/>
+          <w:bCs/>
+          <w:color w:val="000000" w:themeColor="text1"/>
+          <w:sz w:val="32"/>
+          <w:szCs w:val="32"/>
+        </w:rPr>
+        <w:t>Trello</w:t>
+      </w:r>
+      <w:proofErr w:type="spellEnd"/>
+      <w:r>
+        <w:rPr>
+          <w:color w:val="000000" w:themeColor="text1"/>
+          <w:sz w:val="32"/>
+          <w:szCs w:val="32"/>
+        </w:rPr>
+        <w:t xml:space="preserve"> egy rendkívül népszerű, felhőalapú </w:t>
+      </w:r>
+      <w:r>
+        <w:rPr>
+          <w:b/>
+          <w:bCs/>
+          <w:color w:val="000000" w:themeColor="text1"/>
+          <w:sz w:val="32"/>
+          <w:szCs w:val="32"/>
+        </w:rPr>
+        <w:t>projektmenedzsment és feladatkezelő alkalmazás</w:t>
+      </w:r>
+      <w:r>
+        <w:rPr>
+          <w:color w:val="000000" w:themeColor="text1"/>
+          <w:sz w:val="32"/>
+          <w:szCs w:val="32"/>
+        </w:rPr>
+        <w:t>, amely segít a csapatoknak és az egyéni felhasználóknak a munkájuk megszervezésében, nyomon követésében és a hatékony együttműködésben.</w:t>
+      </w:r>
+    </w:p>
+    <w:p>
+      <w:pPr>
+        <w:rPr>
+          <w:color w:val="000000" w:themeColor="text1"/>
+          <w:sz w:val="32"/>
+          <w:szCs w:val="32"/>
+        </w:rPr>
+      </w:pPr>
+      <w:r>
+        <w:rPr>
+          <w:color w:val="000000" w:themeColor="text1"/>
+          <w:sz w:val="32"/>
+          <w:szCs w:val="32"/>
+        </w:rPr>
+        <w:t xml:space="preserve">A szoftverfejlesztésben (például az eddig átvett </w:t>
+      </w:r>
+      <w:proofErr w:type="spellStart"/>
+      <w:r>
+        <w:rPr>
+          <w:color w:val="000000" w:themeColor="text1"/>
+          <w:sz w:val="32"/>
+          <w:szCs w:val="32"/>
+        </w:rPr>
+        <w:t>React</w:t>
+      </w:r>
+      <w:proofErr w:type="spellEnd"/>
+      <w:r>
+        <w:rPr>
+          <w:color w:val="000000" w:themeColor="text1"/>
+          <w:sz w:val="32"/>
+          <w:szCs w:val="32"/>
+        </w:rPr>
+        <w:t xml:space="preserve"> vagy ASP.NET </w:t>
+      </w:r>
+      <w:proofErr w:type="spellStart"/>
+      <w:r>
+        <w:rPr>
+          <w:color w:val="000000" w:themeColor="text1"/>
+          <w:sz w:val="32"/>
+          <w:szCs w:val="32"/>
+        </w:rPr>
+        <w:t>Core</w:t>
+      </w:r>
+      <w:proofErr w:type="spellEnd"/>
+      <w:r>
+        <w:rPr>
+          <w:color w:val="000000" w:themeColor="text1"/>
+          <w:sz w:val="32"/>
+          <w:szCs w:val="32"/>
+        </w:rPr>
+        <w:t xml:space="preserve"> projektek során) a </w:t>
+      </w:r>
+      <w:proofErr w:type="spellStart"/>
+      <w:r>
+        <w:rPr>
+          <w:color w:val="000000" w:themeColor="text1"/>
+          <w:sz w:val="32"/>
+          <w:szCs w:val="32"/>
+        </w:rPr>
+        <w:t>Trello</w:t>
+      </w:r>
+      <w:proofErr w:type="spellEnd"/>
+      <w:r>
+        <w:rPr>
+          <w:color w:val="000000" w:themeColor="text1"/>
+          <w:sz w:val="32"/>
+          <w:szCs w:val="32"/>
+        </w:rPr>
+        <w:t xml:space="preserve"> a fejlesztők és projektvezetők egyik kedvenc eszköze a mindennapi feladatok koordinálására.</w:t>
+      </w:r>
+    </w:p>
+    <w:p>
+      <w:pPr>
+        <w:rPr>
+          <w:color w:val="000000" w:themeColor="text1"/>
+          <w:sz w:val="32"/>
+          <w:szCs w:val="32"/>
+        </w:rPr>
+      </w:pPr>
+      <w:r>
+        <w:rPr>
+          <w:color w:val="000000" w:themeColor="text1"/>
+          <w:sz w:val="32"/>
+          <w:szCs w:val="32"/>
+        </w:rPr>
+        <w:pict w14:anchorId="2D417FC1">
+          <v:rect id="_x0000_i1519" style="width:0;height:1.5pt" o:hralign="center" o:hrstd="t" o:hr="t" fillcolor="#a0a0a0" stroked="f"/>
+        </w:pict>
+      </w:r>
+    </w:p>
+    <w:p>
+      <w:pPr>
+        <w:rPr>
+          <w:color w:val="000000" w:themeColor="text1"/>
+          <w:sz w:val="32"/>
+          <w:szCs w:val="32"/>
+        </w:rPr>
+      </w:pPr>
+    </w:p>
+    <w:p>
+      <w:pPr>
+        <w:rPr>
+          <w:color w:val="000000" w:themeColor="text1"/>
+          <w:sz w:val="32"/>
+          <w:szCs w:val="32"/>
+        </w:rPr>
+      </w:pPr>
+    </w:p>
+    <w:p>
+      <w:pPr>
+        <w:rPr>
+          <w:color w:val="000000" w:themeColor="text1"/>
+          <w:sz w:val="32"/>
+          <w:szCs w:val="32"/>
+        </w:rPr>
+      </w:pPr>
+      <w:r>
+        <w:rPr>
+          <w:color w:val="000000" w:themeColor="text1"/>
+          <w:sz w:val="32"/>
+          <w:szCs w:val="32"/>
+        </w:rPr>
+        <w:drawing>
+          <wp:inline distT="0" distB="0" distL="0" distR="0" wp14:anchorId="5595DE64" wp14:editId="72A5954D">
+            <wp:extent cx="5760720" cy="3082290"/>
+            <wp:effectExtent l="0" t="0" r="0" b="3810"/>
+            <wp:docPr id="1096374298" name="Kép 1"/>
+            <wp:cNvGraphicFramePr>
+              <a:graphicFrameLocks xmlns:a="http://schemas.openxmlformats.org/drawingml/2006/main" noChangeAspect="1"/>
+            </wp:cNvGraphicFramePr>
+            <a:graphic xmlns:a="http://schemas.openxmlformats.org/drawingml/2006/main">
+              <a:graphicData uri="http://schemas.openxmlformats.org/drawingml/2006/picture">
+                <pic:pic xmlns:pic="http://schemas.openxmlformats.org/drawingml/2006/picture">
+                  <pic:nvPicPr>
+                    <pic:cNvPr id="1096374298" name=""/>
+                    <pic:cNvPicPr/>
+                  </pic:nvPicPr>
+                  <pic:blipFill>
+                    <a:blip r:embed="rId23"/>
+                    <a:stretch>
+                      <a:fillRect/>
+                    </a:stretch>
+                  </pic:blipFill>
+                  <pic:spPr>
+                    <a:xfrm>
+                      <a:off x="0" y="0"/>
+                      <a:ext cx="5760720" cy="3082290"/>
+                    </a:xfrm>
+                    <a:prstGeom prst="rect">
+                      <a:avLst/>
+                    </a:prstGeom>
+                  </pic:spPr>
+                </pic:pic>
+              </a:graphicData>
+            </a:graphic>
+          </wp:inline>
+        </w:drawing>
+      </w:r>
+    </w:p>
+    <w:p>
+      <w:pPr>
+        <w:rPr>
+          <w:color w:val="000000" w:themeColor="text1"/>
+          <w:sz w:val="32"/>
+          <w:szCs w:val="32"/>
+        </w:rPr>
+      </w:pPr>
+    </w:p>
+    <w:p>
+      <w:pPr>
+        <w:rPr>
+          <w:color w:val="000000" w:themeColor="text1"/>
+          <w:sz w:val="32"/>
+          <w:szCs w:val="32"/>
+        </w:rPr>
+      </w:pPr>
+    </w:p>
+    <w:p>
+      <w:pPr>
+        <w:rPr>
+          <w:color w:val="000000" w:themeColor="text1"/>
+          <w:sz w:val="32"/>
+          <w:szCs w:val="32"/>
+        </w:rPr>
+      </w:pPr>
+      <w:r>
+        <w:rPr>
+          <w:color w:val="000000" w:themeColor="text1"/>
+          <w:sz w:val="32"/>
+          <w:szCs w:val="32"/>
+        </w:rPr>
+        <w:lastRenderedPageBreak/>
+        <w:t xml:space="preserve">A </w:t>
+      </w:r>
+      <w:r>
+        <w:rPr>
+          <w:b/>
+          <w:bCs/>
+          <w:color w:val="000000" w:themeColor="text1"/>
+          <w:sz w:val="32"/>
+          <w:szCs w:val="32"/>
+        </w:rPr>
+        <w:t>GitHub</w:t>
+      </w:r>
+      <w:r>
+        <w:rPr>
+          <w:color w:val="000000" w:themeColor="text1"/>
+          <w:sz w:val="32"/>
+          <w:szCs w:val="32"/>
+        </w:rPr>
+        <w:t xml:space="preserve"> egy felhőalapú platform szoftverfejlesztők számára, amely </w:t>
+      </w:r>
+      <w:r>
+        <w:rPr>
+          <w:b/>
+          <w:bCs/>
+          <w:color w:val="000000" w:themeColor="text1"/>
+          <w:sz w:val="32"/>
+          <w:szCs w:val="32"/>
+        </w:rPr>
+        <w:t>forráskódok tárolására, verziókezelésére és a csapattagok közötti együttműködésre</w:t>
+      </w:r>
+      <w:r>
+        <w:rPr>
+          <w:color w:val="000000" w:themeColor="text1"/>
+          <w:sz w:val="32"/>
+          <w:szCs w:val="32"/>
+        </w:rPr>
+        <w:t xml:space="preserve"> szolgál. Lényegében a programozók közösségi oldalaként és felhős tárhelyeként működik, ahol a projekteket (úgynevezett </w:t>
+      </w:r>
+      <w:proofErr w:type="spellStart"/>
+      <w:r>
+        <w:rPr>
+          <w:color w:val="000000" w:themeColor="text1"/>
+          <w:sz w:val="32"/>
+          <w:szCs w:val="32"/>
+        </w:rPr>
+        <w:t>repository-kat</w:t>
+      </w:r>
+      <w:proofErr w:type="spellEnd"/>
+      <w:r>
+        <w:rPr>
+          <w:color w:val="000000" w:themeColor="text1"/>
+          <w:sz w:val="32"/>
+          <w:szCs w:val="32"/>
+        </w:rPr>
+        <w:t xml:space="preserve"> vagy </w:t>
+      </w:r>
+      <w:proofErr w:type="spellStart"/>
+      <w:r>
+        <w:rPr>
+          <w:color w:val="000000" w:themeColor="text1"/>
+          <w:sz w:val="32"/>
+          <w:szCs w:val="32"/>
+        </w:rPr>
+        <w:t>repókat</w:t>
+      </w:r>
+      <w:proofErr w:type="spellEnd"/>
+      <w:r>
+        <w:rPr>
+          <w:color w:val="000000" w:themeColor="text1"/>
+          <w:sz w:val="32"/>
+          <w:szCs w:val="32"/>
+        </w:rPr>
+        <w:t>) kezelik</w:t>
+      </w:r>
+    </w:p>
+    <w:p>
+      <w:pPr>
+        <w:rPr>
+          <w:color w:val="000000" w:themeColor="text1"/>
+          <w:sz w:val="32"/>
+          <w:szCs w:val="32"/>
+        </w:rPr>
+      </w:pPr>
+    </w:p>
+    <w:p>
+      <w:pPr>
+        <w:rPr>
+          <w:color w:val="000000" w:themeColor="text1"/>
+          <w:sz w:val="32"/>
+          <w:szCs w:val="32"/>
+        </w:rPr>
+      </w:pPr>
+    </w:p>
+    <w:p>
+      <w:pPr>
+        <w:jc w:val="center"/>
+        <w:rPr>
+          <w:color w:val="000000" w:themeColor="text1"/>
+          <w:sz w:val="32"/>
+          <w:szCs w:val="32"/>
+        </w:rPr>
+      </w:pPr>
+      <w:r>
+        <w:rPr>
+          <w:noProof/>
+          <w:lang w:eastAsia="hu-HU"/>
+        </w:rPr>
+        <w:drawing>
+          <wp:inline distT="0" distB="0" distL="0" distR="0" wp14:anchorId="7DA4E07D" wp14:editId="39452222">
+            <wp:extent cx="4001984" cy="1484404"/>
+            <wp:effectExtent l="0" t="0" r="0" b="0"/>
+            <wp:docPr id="2107290905" name="Kép 2107290905" descr="What is GitHub? Why we need it?. What Exactly GitHub Is? | by Divya  Maddipudi | Medium"/>
+            <wp:cNvGraphicFramePr>
+              <a:graphicFrameLocks xmlns:a="http://schemas.openxmlformats.org/drawingml/2006/main" noChangeAspect="1"/>
+            </wp:cNvGraphicFramePr>
+            <a:graphic xmlns:a="http://schemas.openxmlformats.org/drawingml/2006/main">
+              <a:graphicData uri="http://schemas.openxmlformats.org/drawingml/2006/picture">
+                <pic:pic xmlns:pic="http://schemas.openxmlformats.org/drawingml/2006/picture">
+                  <pic:nvPicPr>
+                    <pic:cNvPr id="0" name="Picture 32" descr="What is GitHub? Why we need it?. What Exactly GitHub Is? | by Divya  Maddipudi | Medium"/>
+                    <pic:cNvPicPr>
+                      <a:picLocks noChangeAspect="1" noChangeArrowheads="1"/>
+                    </pic:cNvPicPr>
+                  </pic:nvPicPr>
+                  <pic:blipFill>
+                    <a:blip r:embed="rId24" cstate="print">
+                      <a:extLst>
+                        <a:ext uri="{28A0092B-C50C-407E-A947-70E740481C1C}">
+                          <a14:useLocalDpi xmlns:a14="http://schemas.microsoft.com/office/drawing/2010/main" val="0"/>
+                        </a:ext>
+                      </a:extLst>
+                    </a:blip>
+                    <a:srcRect/>
+                    <a:stretch>
+                      <a:fillRect/>
+                    </a:stretch>
+                  </pic:blipFill>
+                  <pic:spPr bwMode="auto">
+                    <a:xfrm>
+                      <a:off x="0" y="0"/>
+                      <a:ext cx="4006444" cy="1486058"/>
+                    </a:xfrm>
+                    <a:prstGeom prst="rect">
+                      <a:avLst/>
+                    </a:prstGeom>
+                    <a:noFill/>
+                    <a:ln>
+                      <a:noFill/>
+                    </a:ln>
+                  </pic:spPr>
+                </pic:pic>
+              </a:graphicData>
+            </a:graphic>
+          </wp:inline>
+        </w:drawing>
+      </w:r>
+    </w:p>
+    <w:p>
+      <w:pPr>
+        <w:rPr>
+          <w:b/>
+          <w:bCs/>
+          <w:color w:val="000000" w:themeColor="text1"/>
+          <w:sz w:val="32"/>
+          <w:szCs w:val="32"/>
+        </w:rPr>
+      </w:pPr>
+    </w:p>
+    <w:p>
+      <w:pPr>
+        <w:rPr>
+          <w:b/>
+          <w:bCs/>
+          <w:color w:val="000000" w:themeColor="text1"/>
+          <w:sz w:val="32"/>
+          <w:szCs w:val="32"/>
+        </w:rPr>
+      </w:pPr>
+      <w:r>
+        <w:rPr>
+          <w:b/>
+          <w:bCs/>
+          <w:color w:val="000000" w:themeColor="text1"/>
+          <w:sz w:val="32"/>
+          <w:szCs w:val="32"/>
+        </w:rPr>
+        <w:t>Főbb funkciói és előnyei</w:t>
+      </w:r>
+    </w:p>
+    <w:p>
+      <w:pPr>
+        <w:numPr>
+          <w:ilvl w:val="0"/>
+          <w:numId w:val="13"/>
+        </w:numPr>
+        <w:rPr>
+          <w:color w:val="000000" w:themeColor="text1"/>
+          <w:sz w:val="32"/>
+          <w:szCs w:val="32"/>
+        </w:rPr>
+      </w:pPr>
+      <w:r>
+        <w:rPr>
+          <w:b/>
+          <w:bCs/>
+          <w:color w:val="000000" w:themeColor="text1"/>
+          <w:sz w:val="32"/>
+          <w:szCs w:val="32"/>
+        </w:rPr>
+        <w:t>Verziókezelés és biztonsági mentés:</w:t>
+      </w:r>
+      <w:r>
+        <w:rPr>
+          <w:color w:val="000000" w:themeColor="text1"/>
+          <w:sz w:val="32"/>
+          <w:szCs w:val="32"/>
+        </w:rPr>
+        <w:t xml:space="preserve"> Nem kell verziószámos fájlokat menteni. Minden módosítás előzménye biztonságosan elérhető a felhőben.</w:t>
+      </w:r>
+    </w:p>
+    <w:p>
+      <w:pPr>
+        <w:numPr>
+          <w:ilvl w:val="0"/>
+          <w:numId w:val="13"/>
+        </w:numPr>
+        <w:rPr>
+          <w:color w:val="000000" w:themeColor="text1"/>
+          <w:sz w:val="32"/>
+          <w:szCs w:val="32"/>
+        </w:rPr>
+      </w:pPr>
+      <w:r>
+        <w:rPr>
+          <w:b/>
+          <w:bCs/>
+          <w:color w:val="000000" w:themeColor="text1"/>
+          <w:sz w:val="32"/>
+          <w:szCs w:val="32"/>
+        </w:rPr>
+        <w:t>Közös munka</w:t>
+      </w:r>
+      <w:r>
+        <w:rPr>
+          <w:b/>
+          <w:bCs/>
+          <w:color w:val="000000" w:themeColor="text1"/>
+          <w:sz w:val="32"/>
+          <w:szCs w:val="32"/>
+        </w:rPr>
+        <w:t xml:space="preserve">: </w:t>
+      </w:r>
+      <w:r>
+        <w:rPr>
+          <w:color w:val="000000" w:themeColor="text1"/>
+          <w:sz w:val="32"/>
+          <w:szCs w:val="32"/>
+        </w:rPr>
+        <w:t>A fejlesztők ágakat (</w:t>
+      </w:r>
+      <w:proofErr w:type="spellStart"/>
+      <w:r>
+        <w:rPr>
+          <w:color w:val="000000" w:themeColor="text1"/>
+          <w:sz w:val="32"/>
+          <w:szCs w:val="32"/>
+        </w:rPr>
+        <w:t>branches</w:t>
+      </w:r>
+      <w:proofErr w:type="spellEnd"/>
+      <w:r>
+        <w:rPr>
+          <w:color w:val="000000" w:themeColor="text1"/>
+          <w:sz w:val="32"/>
+          <w:szCs w:val="32"/>
+        </w:rPr>
+        <w:t xml:space="preserve">) hozhatnak létre, amelyeken külön dolgozhatnak az új funkciókon, majd a </w:t>
+      </w:r>
+      <w:hyperlink r:id="rId25" w:tgtFrame="_blank" w:history="1">
+        <w:proofErr w:type="spellStart"/>
+        <w:r>
+          <w:rPr>
+            <w:rStyle w:val="Hiperhivatkozs"/>
+            <w:sz w:val="32"/>
+            <w:szCs w:val="32"/>
+          </w:rPr>
+          <w:t>Pull</w:t>
+        </w:r>
+        <w:proofErr w:type="spellEnd"/>
+        <w:r>
+          <w:rPr>
+            <w:rStyle w:val="Hiperhivatkozs"/>
+            <w:sz w:val="32"/>
+            <w:szCs w:val="32"/>
+          </w:rPr>
+          <w:t xml:space="preserve"> </w:t>
+        </w:r>
+        <w:proofErr w:type="spellStart"/>
+        <w:r>
+          <w:rPr>
+            <w:rStyle w:val="Hiperhivatkozs"/>
+            <w:sz w:val="32"/>
+            <w:szCs w:val="32"/>
+          </w:rPr>
+          <w:t>Request</w:t>
+        </w:r>
+        <w:proofErr w:type="spellEnd"/>
+      </w:hyperlink>
+      <w:r>
+        <w:rPr>
+          <w:color w:val="000000" w:themeColor="text1"/>
+          <w:sz w:val="32"/>
+          <w:szCs w:val="32"/>
+        </w:rPr>
+        <w:t xml:space="preserve"> segítségével kérhetik a módosítások beolvasztását a fő kódba.</w:t>
+      </w:r>
+    </w:p>
+    <w:p>
+      <w:pPr>
+        <w:numPr>
+          <w:ilvl w:val="0"/>
+          <w:numId w:val="13"/>
+        </w:numPr>
+        <w:rPr>
+          <w:color w:val="000000" w:themeColor="text1"/>
+          <w:sz w:val="32"/>
+          <w:szCs w:val="32"/>
+        </w:rPr>
+      </w:pPr>
+      <w:r>
+        <w:rPr>
+          <w:b/>
+          <w:bCs/>
+          <w:color w:val="000000" w:themeColor="text1"/>
+          <w:sz w:val="32"/>
+          <w:szCs w:val="32"/>
+        </w:rPr>
+        <w:t xml:space="preserve">Nyílt forráskódú (Open </w:t>
+      </w:r>
+      <w:proofErr w:type="spellStart"/>
+      <w:r>
+        <w:rPr>
+          <w:b/>
+          <w:bCs/>
+          <w:color w:val="000000" w:themeColor="text1"/>
+          <w:sz w:val="32"/>
+          <w:szCs w:val="32"/>
+        </w:rPr>
+        <w:t>Source</w:t>
+      </w:r>
+      <w:proofErr w:type="spellEnd"/>
+      <w:r>
+        <w:rPr>
+          <w:b/>
+          <w:bCs/>
+          <w:color w:val="000000" w:themeColor="text1"/>
+          <w:sz w:val="32"/>
+          <w:szCs w:val="32"/>
+        </w:rPr>
+        <w:t>) központ:</w:t>
+      </w:r>
+      <w:r>
+        <w:rPr>
+          <w:color w:val="000000" w:themeColor="text1"/>
+          <w:sz w:val="32"/>
+          <w:szCs w:val="32"/>
+        </w:rPr>
+        <w:t xml:space="preserve"> Világszerte milliók osztják meg itt nyilvánosan a projektjeiket. Bárki tanulhat mások kódjából, vagy hozzájárulhat globális szoftverek fejlesztéséhez</w:t>
+      </w:r>
+    </w:p>
+    <w:p>
+      <w:pPr>
+        <w:rPr>
+          <w:color w:val="000000" w:themeColor="text1"/>
+          <w:sz w:val="32"/>
+          <w:szCs w:val="32"/>
+        </w:rPr>
+      </w:pPr>
+    </w:p>
+    <w:p>
+      <w:pPr>
+        <w:jc w:val="center"/>
+        <w:rPr>
+          <w:color w:val="000000" w:themeColor="text1"/>
+          <w:sz w:val="32"/>
+          <w:szCs w:val="32"/>
+        </w:rPr>
+      </w:pPr>
+    </w:p>
+    <w:p>
+      <w:pPr>
+        <w:jc w:val="center"/>
+        <w:rPr>
+          <w:color w:val="000000" w:themeColor="text1"/>
+          <w:sz w:val="32"/>
+          <w:szCs w:val="32"/>
+        </w:rPr>
+      </w:pPr>
+      <w:r>
+        <w:rPr>
+          <w:color w:val="000000" w:themeColor="text1"/>
+          <w:sz w:val="32"/>
+          <w:szCs w:val="32"/>
+        </w:rPr>
+        <w:lastRenderedPageBreak/>
+        <w:t xml:space="preserve">A </w:t>
+      </w:r>
+      <w:r>
+        <w:rPr>
+          <w:b/>
+          <w:bCs/>
+          <w:color w:val="000000" w:themeColor="text1"/>
+          <w:sz w:val="32"/>
+          <w:szCs w:val="32"/>
+        </w:rPr>
+        <w:t xml:space="preserve">Visual </w:t>
+      </w:r>
+      <w:proofErr w:type="spellStart"/>
+      <w:r>
+        <w:rPr>
+          <w:b/>
+          <w:bCs/>
+          <w:color w:val="000000" w:themeColor="text1"/>
+          <w:sz w:val="32"/>
+          <w:szCs w:val="32"/>
+        </w:rPr>
+        <w:t>Studio</w:t>
+      </w:r>
+      <w:proofErr w:type="spellEnd"/>
+      <w:r>
+        <w:rPr>
+          <w:color w:val="000000" w:themeColor="text1"/>
+          <w:sz w:val="32"/>
+          <w:szCs w:val="32"/>
+        </w:rPr>
+        <w:t xml:space="preserve"> a Microsoft által fejlesztett </w:t>
+      </w:r>
+      <w:r>
+        <w:rPr>
+          <w:b/>
+          <w:bCs/>
+          <w:color w:val="000000" w:themeColor="text1"/>
+          <w:sz w:val="32"/>
+          <w:szCs w:val="32"/>
+        </w:rPr>
+        <w:t>integrált fejlesztőkörnyezet (IDE)</w:t>
+      </w:r>
+      <w:r>
+        <w:rPr>
+          <w:color w:val="000000" w:themeColor="text1"/>
+          <w:sz w:val="32"/>
+          <w:szCs w:val="32"/>
+        </w:rPr>
+        <w:t>, amelyet szoftverek, weboldalak, mobilalkalmazások és adatbázisok írására, tesztelésére, valamint hibakeresésére (</w:t>
+      </w:r>
+      <w:proofErr w:type="spellStart"/>
+      <w:r>
+        <w:rPr>
+          <w:color w:val="000000" w:themeColor="text1"/>
+          <w:sz w:val="32"/>
+          <w:szCs w:val="32"/>
+        </w:rPr>
+        <w:t>debugging</w:t>
+      </w:r>
+      <w:proofErr w:type="spellEnd"/>
+      <w:r>
+        <w:rPr>
+          <w:color w:val="000000" w:themeColor="text1"/>
+          <w:sz w:val="32"/>
+          <w:szCs w:val="32"/>
+        </w:rPr>
+        <w:t>) használnak.</w:t>
+      </w:r>
+    </w:p>
+    <w:p>
+      <w:pPr>
+        <w:jc w:val="center"/>
+        <w:rPr>
+          <w:color w:val="000000" w:themeColor="text1"/>
+          <w:sz w:val="32"/>
+          <w:szCs w:val="32"/>
+        </w:rPr>
+      </w:pPr>
+    </w:p>
+    <w:p>
+      <w:pPr>
+        <w:rPr>
+          <w:color w:val="000000" w:themeColor="text1"/>
+          <w:sz w:val="32"/>
+          <w:szCs w:val="32"/>
+        </w:rPr>
+      </w:pPr>
+      <w:r>
+        <w:rPr>
+          <w:color w:val="000000" w:themeColor="text1"/>
+          <w:sz w:val="32"/>
+          <w:szCs w:val="32"/>
+        </w:rPr>
+        <w:t xml:space="preserve">Ez egy rendkívül összetett, professzionális eszköz, amely elsősorban a </w:t>
+      </w:r>
+      <w:proofErr w:type="spellStart"/>
+      <w:r>
+        <w:rPr>
+          <w:color w:val="000000" w:themeColor="text1"/>
+          <w:sz w:val="32"/>
+          <w:szCs w:val="32"/>
+        </w:rPr>
+        <w:t>windowsos</w:t>
+      </w:r>
+      <w:proofErr w:type="spellEnd"/>
+      <w:r>
+        <w:rPr>
+          <w:color w:val="000000" w:themeColor="text1"/>
+          <w:sz w:val="32"/>
+          <w:szCs w:val="32"/>
+        </w:rPr>
+        <w:t xml:space="preserve"> </w:t>
+      </w:r>
+      <w:r>
+        <w:rPr>
+          <w:b/>
+          <w:bCs/>
+          <w:color w:val="000000" w:themeColor="text1"/>
+          <w:sz w:val="32"/>
+          <w:szCs w:val="32"/>
+        </w:rPr>
+        <w:t>.NET és C++</w:t>
+      </w:r>
+      <w:r>
+        <w:rPr>
+          <w:color w:val="000000" w:themeColor="text1"/>
+          <w:sz w:val="32"/>
+          <w:szCs w:val="32"/>
+        </w:rPr>
+        <w:t xml:space="preserve"> fejlesztők körében a legnépszerűbb</w:t>
+      </w:r>
+    </w:p>
+    <w:p>
+      <w:pPr>
+        <w:rPr>
+          <w:color w:val="000000" w:themeColor="text1"/>
+          <w:sz w:val="32"/>
+          <w:szCs w:val="32"/>
+        </w:rPr>
+      </w:pPr>
+    </w:p>
+    <w:p>
+      <w:pPr>
+        <w:jc w:val="center"/>
+        <w:rPr>
+          <w:color w:val="000000" w:themeColor="text1"/>
+          <w:sz w:val="32"/>
+          <w:szCs w:val="32"/>
+        </w:rPr>
+      </w:pPr>
+      <w:r>
+        <w:rPr>
+          <w:noProof/>
+          <w:lang w:eastAsia="hu-HU"/>
+        </w:rPr>
+        <w:drawing>
+          <wp:inline distT="0" distB="0" distL="0" distR="0" wp14:anchorId="548E7D45" wp14:editId="7968AA16">
+            <wp:extent cx="2175642" cy="2175642"/>
+            <wp:effectExtent l="0" t="0" r="0" b="0"/>
+            <wp:docPr id="1710311916" name="Kép 1710311916" descr="Fájl:Visual Studio Icon 2026.svg – Wikipédia"/>
+            <wp:cNvGraphicFramePr>
+              <a:graphicFrameLocks xmlns:a="http://schemas.openxmlformats.org/drawingml/2006/main" noChangeAspect="1"/>
+            </wp:cNvGraphicFramePr>
+            <a:graphic xmlns:a="http://schemas.openxmlformats.org/drawingml/2006/main">
+              <a:graphicData uri="http://schemas.openxmlformats.org/drawingml/2006/picture">
+                <pic:pic xmlns:pic="http://schemas.openxmlformats.org/drawingml/2006/picture">
+                  <pic:nvPicPr>
+                    <pic:cNvPr id="0" name="Picture 12" descr="Fájl:Visual Studio Icon 2026.svg – Wikipédia"/>
+                    <pic:cNvPicPr>
+                      <a:picLocks noChangeAspect="1" noChangeArrowheads="1"/>
+                    </pic:cNvPicPr>
+                  </pic:nvPicPr>
+                  <pic:blipFill>
+                    <a:blip r:embed="rId26" cstate="print">
+                      <a:extLst>
+                        <a:ext uri="{28A0092B-C50C-407E-A947-70E740481C1C}">
+                          <a14:useLocalDpi xmlns:a14="http://schemas.microsoft.com/office/drawing/2010/main" val="0"/>
+                        </a:ext>
+                      </a:extLst>
+                    </a:blip>
+                    <a:srcRect/>
+                    <a:stretch>
+                      <a:fillRect/>
+                    </a:stretch>
+                  </pic:blipFill>
+                  <pic:spPr bwMode="auto">
+                    <a:xfrm>
+                      <a:off x="0" y="0"/>
+                      <a:ext cx="2177950" cy="2177950"/>
+                    </a:xfrm>
+                    <a:prstGeom prst="rect">
+                      <a:avLst/>
+                    </a:prstGeom>
+                    <a:noFill/>
+                    <a:ln>
+                      <a:noFill/>
+                    </a:ln>
+                  </pic:spPr>
+                </pic:pic>
+              </a:graphicData>
+            </a:graphic>
+          </wp:inline>
+        </w:drawing>
+      </w:r>
+    </w:p>
+    <w:p>
+      <w:pPr>
+        <w:jc w:val="center"/>
+        <w:rPr>
+          <w:color w:val="000000" w:themeColor="text1"/>
+          <w:sz w:val="32"/>
+          <w:szCs w:val="32"/>
+        </w:rPr>
+      </w:pPr>
+    </w:p>
+    <w:p>
+      <w:pPr>
+        <w:numPr>
+          <w:ilvl w:val="0"/>
+          <w:numId w:val="14"/>
+        </w:numPr>
+        <w:jc w:val="center"/>
+        <w:rPr>
+          <w:color w:val="000000" w:themeColor="text1"/>
+          <w:sz w:val="32"/>
+          <w:szCs w:val="32"/>
+        </w:rPr>
+      </w:pPr>
+      <w:r>
+        <w:rPr>
+          <w:color w:val="000000" w:themeColor="text1"/>
+          <w:sz w:val="32"/>
+          <w:szCs w:val="32"/>
+        </w:rPr>
+        <w:t>Beépített hibakereső (</w:t>
+      </w:r>
+      <w:proofErr w:type="spellStart"/>
+      <w:r>
+        <w:rPr>
+          <w:color w:val="000000" w:themeColor="text1"/>
+          <w:sz w:val="32"/>
+          <w:szCs w:val="32"/>
+        </w:rPr>
+        <w:t>Debugger</w:t>
+      </w:r>
+      <w:proofErr w:type="spellEnd"/>
+      <w:r>
+        <w:rPr>
+          <w:color w:val="000000" w:themeColor="text1"/>
+          <w:sz w:val="32"/>
+          <w:szCs w:val="32"/>
+        </w:rPr>
+        <w:t>): Segít a programhibák gyors megtalálásában és javításában (</w:t>
+      </w:r>
+      <w:proofErr w:type="spellStart"/>
+      <w:r>
+        <w:rPr>
+          <w:color w:val="000000" w:themeColor="text1"/>
+          <w:sz w:val="32"/>
+          <w:szCs w:val="32"/>
+        </w:rPr>
+        <w:t>soronkénti</w:t>
+      </w:r>
+      <w:proofErr w:type="spellEnd"/>
+      <w:r>
+        <w:rPr>
+          <w:color w:val="000000" w:themeColor="text1"/>
+          <w:sz w:val="32"/>
+          <w:szCs w:val="32"/>
+        </w:rPr>
+        <w:t xml:space="preserve"> futtatás, változók monitorozása).</w:t>
+      </w:r>
+    </w:p>
+    <w:p>
+      <w:pPr>
+        <w:ind w:left="360"/>
+        <w:rPr>
+          <w:color w:val="000000" w:themeColor="text1"/>
+          <w:sz w:val="32"/>
+          <w:szCs w:val="32"/>
+        </w:rPr>
+      </w:pPr>
+    </w:p>
+    <w:p>
+      <w:pPr>
+        <w:numPr>
+          <w:ilvl w:val="0"/>
+          <w:numId w:val="14"/>
+        </w:numPr>
+        <w:jc w:val="center"/>
+        <w:rPr>
+          <w:color w:val="000000" w:themeColor="text1"/>
+          <w:sz w:val="32"/>
+          <w:szCs w:val="32"/>
+        </w:rPr>
+      </w:pPr>
+      <w:r>
+        <w:rPr>
+          <w:color w:val="000000" w:themeColor="text1"/>
+          <w:sz w:val="32"/>
+          <w:szCs w:val="32"/>
+        </w:rPr>
+        <w:t>Támogatott nyelvek: Alapértelmezetten kiválóan támogatja a C#, C++, F#, Visual Basic, Python, JavaScript és HTML/CSS nyelveket.</w:t>
+      </w:r>
+    </w:p>
+    <w:p>
+      <w:pPr>
+        <w:rPr>
+          <w:color w:val="000000" w:themeColor="text1"/>
+          <w:sz w:val="32"/>
+          <w:szCs w:val="32"/>
+        </w:rPr>
+      </w:pPr>
+    </w:p>
+    <w:p>
+      <w:pPr>
+        <w:numPr>
+          <w:ilvl w:val="0"/>
+          <w:numId w:val="14"/>
+        </w:numPr>
+        <w:jc w:val="center"/>
+        <w:rPr>
+          <w:b/>
+          <w:bCs/>
+          <w:color w:val="000000" w:themeColor="text1"/>
+          <w:sz w:val="32"/>
+          <w:szCs w:val="32"/>
+        </w:rPr>
+      </w:pPr>
+      <w:r>
+        <w:rPr>
+          <w:color w:val="000000" w:themeColor="text1"/>
+          <w:sz w:val="32"/>
+          <w:szCs w:val="32"/>
+        </w:rPr>
+        <w:t xml:space="preserve">Tervezőeszközök: Grafikus felületek (UI) vizuális tervezését is lehetővé teszi (pl. Windows </w:t>
+      </w:r>
+      <w:proofErr w:type="spellStart"/>
+      <w:r>
+        <w:rPr>
+          <w:color w:val="000000" w:themeColor="text1"/>
+          <w:sz w:val="32"/>
+          <w:szCs w:val="32"/>
+        </w:rPr>
+        <w:t>Forms</w:t>
+      </w:r>
+      <w:proofErr w:type="spellEnd"/>
+      <w:r>
+        <w:rPr>
+          <w:color w:val="000000" w:themeColor="text1"/>
+          <w:sz w:val="32"/>
+          <w:szCs w:val="32"/>
+        </w:rPr>
+        <w:t xml:space="preserve"> vagy WPF alkalmazásokhoz</w:t>
+      </w:r>
+      <w:r>
+        <w:rPr>
+          <w:b/>
+          <w:bCs/>
+          <w:color w:val="000000" w:themeColor="text1"/>
+          <w:sz w:val="32"/>
+          <w:szCs w:val="32"/>
+        </w:rPr>
+        <w:t>)</w:t>
+      </w:r>
+    </w:p>
+    <w:p>
+      <w:pPr>
+        <w:rPr>
+          <w:b/>
+          <w:bCs/>
+          <w:color w:val="000000" w:themeColor="text1"/>
+          <w:sz w:val="32"/>
+          <w:szCs w:val="32"/>
+        </w:rPr>
+      </w:pPr>
+    </w:p>
+    <w:p>
+      <w:pPr>
+        <w:rPr>
+          <w:b/>
+          <w:bCs/>
+          <w:color w:val="000000" w:themeColor="text1"/>
+          <w:sz w:val="32"/>
+          <w:szCs w:val="32"/>
+        </w:rPr>
+      </w:pPr>
+      <w:r>
+        <w:rPr>
+          <w:b/>
+          <w:bCs/>
+          <w:color w:val="000000" w:themeColor="text1"/>
+          <w:sz w:val="32"/>
+          <w:szCs w:val="32"/>
+        </w:rPr>
+        <w:lastRenderedPageBreak/>
+        <w:t>A weboldal elképzelt váza:</w:t>
+      </w:r>
+    </w:p>
+    <w:p>
+      <w:pPr>
+        <w:rPr>
+          <w:color w:val="000000" w:themeColor="text1"/>
+          <w:sz w:val="32"/>
+          <w:szCs w:val="32"/>
+          <w:u w:val="single"/>
+        </w:rPr>
+      </w:pPr>
+      <w:r>
+        <w:rPr>
+          <w:color w:val="000000" w:themeColor="text1"/>
+          <w:sz w:val="32"/>
+          <w:szCs w:val="32"/>
+          <w:u w:val="single"/>
+        </w:rPr>
+        <w:t>Regisztr</w:t>
+      </w:r>
+      <w:r>
+        <w:rPr>
+          <w:color w:val="000000" w:themeColor="text1"/>
+          <w:sz w:val="32"/>
+          <w:szCs w:val="32"/>
+          <w:u w:val="single"/>
+        </w:rPr>
+        <w:t>ác</w:t>
+      </w:r>
+      <w:r>
+        <w:rPr>
+          <w:color w:val="000000" w:themeColor="text1"/>
+          <w:sz w:val="32"/>
+          <w:szCs w:val="32"/>
+          <w:u w:val="single"/>
+        </w:rPr>
+        <w:t>ió:</w:t>
+      </w:r>
+    </w:p>
+    <w:p>
+      <w:pPr>
+        <w:rPr>
+          <w:b/>
+          <w:bCs/>
+          <w:color w:val="000000" w:themeColor="text1"/>
+          <w:sz w:val="32"/>
+          <w:szCs w:val="32"/>
+        </w:rPr>
+      </w:pPr>
+      <w:r>
+        <w:rPr>
+          <w:b/>
+          <w:bCs/>
+          <w:noProof/>
+          <w:color w:val="000000" w:themeColor="text1"/>
+          <w:sz w:val="32"/>
+          <w:szCs w:val="32"/>
+        </w:rPr>
+        <w:drawing>
+          <wp:inline distT="0" distB="0" distL="0" distR="0" wp14:anchorId="47574C42" wp14:editId="782A6E28">
+            <wp:extent cx="5760720" cy="3812540"/>
+            <wp:effectExtent l="0" t="0" r="0" b="0"/>
+            <wp:docPr id="1081552187" name="Kép 88"/>
+            <wp:cNvGraphicFramePr>
+              <a:graphicFrameLocks xmlns:a="http://schemas.openxmlformats.org/drawingml/2006/main" noChangeAspect="1"/>
+            </wp:cNvGraphicFramePr>
+            <a:graphic xmlns:a="http://schemas.openxmlformats.org/drawingml/2006/main">
+              <a:graphicData uri="http://schemas.openxmlformats.org/drawingml/2006/picture">
+                <pic:pic xmlns:pic="http://schemas.openxmlformats.org/drawingml/2006/picture">
+                  <pic:nvPicPr>
+                    <pic:cNvPr id="1081552187" name="Kép 1081552187"/>
+                    <pic:cNvPicPr/>
+                  </pic:nvPicPr>
+                  <pic:blipFill>
+                    <a:blip r:embed="rId27">
+                      <a:extLst>
+                        <a:ext uri="{28A0092B-C50C-407E-A947-70E740481C1C}">
+                          <a14:useLocalDpi xmlns:a14="http://schemas.microsoft.com/office/drawing/2010/main" val="0"/>
+                        </a:ext>
+                      </a:extLst>
+                    </a:blip>
+                    <a:stretch>
+                      <a:fillRect/>
+                    </a:stretch>
+                  </pic:blipFill>
+                  <pic:spPr>
+                    <a:xfrm>
+                      <a:off x="0" y="0"/>
+                      <a:ext cx="5760720" cy="3812540"/>
+                    </a:xfrm>
+                    <a:prstGeom prst="rect">
+                      <a:avLst/>
+                    </a:prstGeom>
+                  </pic:spPr>
+                </pic:pic>
+              </a:graphicData>
+            </a:graphic>
+          </wp:inline>
+        </w:drawing>
+      </w:r>
+    </w:p>
+    <w:p>
+      <w:pPr>
+        <w:rPr>
+          <w:color w:val="000000" w:themeColor="text1"/>
+          <w:sz w:val="32"/>
+          <w:szCs w:val="32"/>
+          <w:u w:val="single"/>
+        </w:rPr>
+      </w:pPr>
+      <w:r>
+        <w:rPr>
+          <w:color w:val="000000" w:themeColor="text1"/>
+          <w:sz w:val="32"/>
+          <w:szCs w:val="32"/>
+          <w:u w:val="single"/>
+        </w:rPr>
+        <w:t xml:space="preserve">Bejelentkezés: </w:t>
+      </w:r>
+    </w:p>
+    <w:p>
+      <w:pPr>
+        <w:rPr>
+          <w:b/>
+          <w:bCs/>
+          <w:color w:val="000000" w:themeColor="text1"/>
+          <w:sz w:val="32"/>
+          <w:szCs w:val="32"/>
+        </w:rPr>
+      </w:pPr>
+      <w:r>
+        <w:rPr>
+          <w:b/>
+          <w:bCs/>
+          <w:noProof/>
+          <w:color w:val="000000" w:themeColor="text1"/>
+          <w:sz w:val="32"/>
+          <w:szCs w:val="32"/>
+        </w:rPr>
+        <w:drawing>
+          <wp:inline distT="0" distB="0" distL="0" distR="0" wp14:anchorId="1153EB5B" wp14:editId="05648299">
+            <wp:extent cx="5760720" cy="3473450"/>
+            <wp:effectExtent l="0" t="0" r="0" b="0"/>
+            <wp:docPr id="568162022" name="Kép 89"/>
+            <wp:cNvGraphicFramePr>
+              <a:graphicFrameLocks xmlns:a="http://schemas.openxmlformats.org/drawingml/2006/main" noChangeAspect="1"/>
+            </wp:cNvGraphicFramePr>
+            <a:graphic xmlns:a="http://schemas.openxmlformats.org/drawingml/2006/main">
+              <a:graphicData uri="http://schemas.openxmlformats.org/drawingml/2006/picture">
+                <pic:pic xmlns:pic="http://schemas.openxmlformats.org/drawingml/2006/picture">
+                  <pic:nvPicPr>
+                    <pic:cNvPr id="568162022" name="Kép 568162022"/>
+                    <pic:cNvPicPr/>
+                  </pic:nvPicPr>
+                  <pic:blipFill>
+                    <a:blip r:embed="rId28">
+                      <a:extLst>
+                        <a:ext uri="{28A0092B-C50C-407E-A947-70E740481C1C}">
+                          <a14:useLocalDpi xmlns:a14="http://schemas.microsoft.com/office/drawing/2010/main" val="0"/>
+                        </a:ext>
+                      </a:extLst>
+                    </a:blip>
+                    <a:stretch>
+                      <a:fillRect/>
+                    </a:stretch>
+                  </pic:blipFill>
+                  <pic:spPr>
+                    <a:xfrm>
+                      <a:off x="0" y="0"/>
+                      <a:ext cx="5760720" cy="3473450"/>
+                    </a:xfrm>
+                    <a:prstGeom prst="rect">
+                      <a:avLst/>
+                    </a:prstGeom>
+                  </pic:spPr>
+                </pic:pic>
+              </a:graphicData>
+            </a:graphic>
+          </wp:inline>
+        </w:drawing>
+      </w:r>
+    </w:p>
+    <w:p>
+      <w:pPr>
+        <w:rPr>
+          <w:b/>
+          <w:bCs/>
+          <w:color w:val="000000" w:themeColor="text1"/>
+          <w:sz w:val="32"/>
+          <w:szCs w:val="32"/>
+        </w:rPr>
+      </w:pPr>
+    </w:p>
+    <w:p>
+      <w:pPr>
+        <w:rPr>
+          <w:color w:val="000000" w:themeColor="text1"/>
+          <w:sz w:val="32"/>
+          <w:szCs w:val="32"/>
+          <w:u w:val="single"/>
+        </w:rPr>
+      </w:pPr>
+      <w:r>
+        <w:rPr>
+          <w:color w:val="000000" w:themeColor="text1"/>
+          <w:sz w:val="32"/>
+          <w:szCs w:val="32"/>
+          <w:u w:val="single"/>
+        </w:rPr>
+        <w:lastRenderedPageBreak/>
+        <w:t xml:space="preserve">Main: </w:t>
+      </w:r>
+    </w:p>
+    <w:p>
+      <w:pPr>
+        <w:rPr>
+          <w:color w:val="000000" w:themeColor="text1"/>
+          <w:sz w:val="32"/>
+          <w:szCs w:val="32"/>
+          <w:u w:val="single"/>
+        </w:rPr>
+      </w:pPr>
+      <w:r>
+        <w:rPr>
+          <w:noProof/>
+          <w:color w:val="000000" w:themeColor="text1"/>
+          <w:sz w:val="32"/>
+          <w:szCs w:val="32"/>
+          <w:u w:val="single"/>
+        </w:rPr>
+        <w:drawing>
+          <wp:inline distT="0" distB="0" distL="0" distR="0" wp14:anchorId="698BADA4" wp14:editId="53011129">
+            <wp:extent cx="5760720" cy="3812540"/>
+            <wp:effectExtent l="0" t="0" r="0" b="0"/>
+            <wp:docPr id="1840021635" name="Kép 90"/>
+            <wp:cNvGraphicFramePr>
+              <a:graphicFrameLocks xmlns:a="http://schemas.openxmlformats.org/drawingml/2006/main" noChangeAspect="1"/>
+            </wp:cNvGraphicFramePr>
+            <a:graphic xmlns:a="http://schemas.openxmlformats.org/drawingml/2006/main">
+              <a:graphicData uri="http://schemas.openxmlformats.org/drawingml/2006/picture">
+                <pic:pic xmlns:pic="http://schemas.openxmlformats.org/drawingml/2006/picture">
+                  <pic:nvPicPr>
+                    <pic:cNvPr id="1840021635" name="Kép 1840021635"/>
+                    <pic:cNvPicPr/>
+                  </pic:nvPicPr>
+                  <pic:blipFill>
+                    <a:blip r:embed="rId29">
+                      <a:extLst>
+                        <a:ext uri="{28A0092B-C50C-407E-A947-70E740481C1C}">
+                          <a14:useLocalDpi xmlns:a14="http://schemas.microsoft.com/office/drawing/2010/main" val="0"/>
+                        </a:ext>
+                      </a:extLst>
+                    </a:blip>
+                    <a:stretch>
+                      <a:fillRect/>
+                    </a:stretch>
+                  </pic:blipFill>
+                  <pic:spPr>
+                    <a:xfrm>
+                      <a:off x="0" y="0"/>
+                      <a:ext cx="5760720" cy="3812540"/>
+                    </a:xfrm>
+                    <a:prstGeom prst="rect">
+                      <a:avLst/>
+                    </a:prstGeom>
+                  </pic:spPr>
+                </pic:pic>
+              </a:graphicData>
+            </a:graphic>
+          </wp:inline>
+        </w:drawing>
+      </w:r>
+    </w:p>
+    <w:p>
+      <w:pPr>
+        <w:rPr>
+          <w:color w:val="000000" w:themeColor="text1"/>
+          <w:sz w:val="32"/>
+          <w:szCs w:val="32"/>
+          <w:u w:val="single"/>
+        </w:rPr>
+      </w:pPr>
+      <w:r>
+        <w:rPr>
+          <w:color w:val="000000" w:themeColor="text1"/>
+          <w:sz w:val="32"/>
+          <w:szCs w:val="32"/>
+          <w:u w:val="single"/>
+        </w:rPr>
+        <w:t>Kedvencek:</w:t>
+      </w:r>
+    </w:p>
+    <w:p>
+      <w:pPr>
+        <w:rPr>
+          <w:color w:val="000000" w:themeColor="text1"/>
+          <w:sz w:val="32"/>
+          <w:szCs w:val="32"/>
+          <w:u w:val="single"/>
+        </w:rPr>
+      </w:pPr>
+      <w:r>
+        <w:rPr>
+          <w:noProof/>
+          <w:color w:val="000000" w:themeColor="text1"/>
+          <w:sz w:val="32"/>
+          <w:szCs w:val="32"/>
+          <w:u w:val="single"/>
+        </w:rPr>
+        <w:drawing>
+          <wp:inline distT="0" distB="0" distL="0" distR="0" wp14:anchorId="067718FA" wp14:editId="39011D81">
+            <wp:extent cx="5760720" cy="3812540"/>
+            <wp:effectExtent l="0" t="0" r="0" b="0"/>
+            <wp:docPr id="162029797" name="Kép 91"/>
+            <wp:cNvGraphicFramePr>
+              <a:graphicFrameLocks xmlns:a="http://schemas.openxmlformats.org/drawingml/2006/main" noChangeAspect="1"/>
+            </wp:cNvGraphicFramePr>
+            <a:graphic xmlns:a="http://schemas.openxmlformats.org/drawingml/2006/main">
+              <a:graphicData uri="http://schemas.openxmlformats.org/drawingml/2006/picture">
+                <pic:pic xmlns:pic="http://schemas.openxmlformats.org/drawingml/2006/picture">
+                  <pic:nvPicPr>
+                    <pic:cNvPr id="162029797" name="Kép 162029797"/>
+                    <pic:cNvPicPr/>
+                  </pic:nvPicPr>
+                  <pic:blipFill>
+                    <a:blip r:embed="rId30">
+                      <a:extLst>
+                        <a:ext uri="{28A0092B-C50C-407E-A947-70E740481C1C}">
+                          <a14:useLocalDpi xmlns:a14="http://schemas.microsoft.com/office/drawing/2010/main" val="0"/>
+                        </a:ext>
+                      </a:extLst>
+                    </a:blip>
+                    <a:stretch>
+                      <a:fillRect/>
+                    </a:stretch>
+                  </pic:blipFill>
+                  <pic:spPr>
+                    <a:xfrm>
+                      <a:off x="0" y="0"/>
+                      <a:ext cx="5760720" cy="3812540"/>
+                    </a:xfrm>
+                    <a:prstGeom prst="rect">
+                      <a:avLst/>
+                    </a:prstGeom>
+                  </pic:spPr>
+                </pic:pic>
+              </a:graphicData>
+            </a:graphic>
+          </wp:inline>
+        </w:drawing>
+      </w:r>
+    </w:p>
+    <w:p>
+      <w:pPr>
+        <w:rPr>
+          <w:color w:val="000000" w:themeColor="text1"/>
+          <w:sz w:val="32"/>
+          <w:szCs w:val="32"/>
+          <w:u w:val="single"/>
+        </w:rPr>
+      </w:pPr>
+      <w:r>
+        <w:rPr>
+          <w:color w:val="000000" w:themeColor="text1"/>
+          <w:sz w:val="32"/>
+          <w:szCs w:val="32"/>
+          <w:u w:val="single"/>
+        </w:rPr>
+        <w:lastRenderedPageBreak/>
+        <w:t xml:space="preserve">Eladás: </w:t>
+      </w:r>
+    </w:p>
+    <w:p>
+      <w:pPr>
+        <w:rPr>
+          <w:color w:val="000000" w:themeColor="text1"/>
+          <w:sz w:val="32"/>
+          <w:szCs w:val="32"/>
+          <w:u w:val="single"/>
+        </w:rPr>
+      </w:pPr>
+      <w:r>
+        <w:rPr>
+          <w:noProof/>
+          <w:color w:val="000000" w:themeColor="text1"/>
+          <w:sz w:val="32"/>
+          <w:szCs w:val="32"/>
+          <w:u w:val="single"/>
+        </w:rPr>
+        <w:drawing>
+          <wp:inline distT="0" distB="0" distL="0" distR="0" wp14:anchorId="03B18B5E" wp14:editId="3269EC71">
+            <wp:extent cx="5760720" cy="7954645"/>
+            <wp:effectExtent l="0" t="0" r="0" b="8255"/>
+            <wp:docPr id="1002923100" name="Kép 93"/>
+            <wp:cNvGraphicFramePr>
+              <a:graphicFrameLocks xmlns:a="http://schemas.openxmlformats.org/drawingml/2006/main" noChangeAspect="1"/>
+            </wp:cNvGraphicFramePr>
+            <a:graphic xmlns:a="http://schemas.openxmlformats.org/drawingml/2006/main">
+              <a:graphicData uri="http://schemas.openxmlformats.org/drawingml/2006/picture">
+                <pic:pic xmlns:pic="http://schemas.openxmlformats.org/drawingml/2006/picture">
+                  <pic:nvPicPr>
+                    <pic:cNvPr id="1002923100" name="Kép 1002923100"/>
+                    <pic:cNvPicPr/>
+                  </pic:nvPicPr>
+                  <pic:blipFill>
+                    <a:blip r:embed="rId31">
+                      <a:extLst>
+                        <a:ext uri="{28A0092B-C50C-407E-A947-70E740481C1C}">
+                          <a14:useLocalDpi xmlns:a14="http://schemas.microsoft.com/office/drawing/2010/main" val="0"/>
+                        </a:ext>
+                      </a:extLst>
+                    </a:blip>
+                    <a:stretch>
+                      <a:fillRect/>
+                    </a:stretch>
+                  </pic:blipFill>
+                  <pic:spPr>
+                    <a:xfrm>
+                      <a:off x="0" y="0"/>
+                      <a:ext cx="5760720" cy="7954645"/>
+                    </a:xfrm>
+                    <a:prstGeom prst="rect">
+                      <a:avLst/>
+                    </a:prstGeom>
+                  </pic:spPr>
+                </pic:pic>
+              </a:graphicData>
+            </a:graphic>
+          </wp:inline>
+        </w:drawing>
+      </w:r>
+    </w:p>
+    <w:p>
+      <w:pPr>
+        <w:rPr>
+          <w:color w:val="000000" w:themeColor="text1"/>
+          <w:sz w:val="32"/>
+          <w:szCs w:val="32"/>
+          <w:u w:val="single"/>
+        </w:rPr>
+      </w:pPr>
+    </w:p>
+    <w:p>
+      <w:pPr>
+        <w:rPr>
+          <w:color w:val="000000" w:themeColor="text1"/>
+          <w:sz w:val="32"/>
+          <w:szCs w:val="32"/>
+          <w:u w:val="single"/>
+        </w:rPr>
+      </w:pPr>
+      <w:r>
+        <w:rPr>
+          <w:color w:val="000000" w:themeColor="text1"/>
+          <w:sz w:val="32"/>
+          <w:szCs w:val="32"/>
+          <w:u w:val="single"/>
+        </w:rPr>
+        <w:lastRenderedPageBreak/>
+        <w:t>Üzenetek:</w:t>
+      </w:r>
+    </w:p>
+    <w:p>
+      <w:pPr>
+        <w:rPr>
+          <w:color w:val="000000" w:themeColor="text1"/>
+          <w:sz w:val="32"/>
+          <w:szCs w:val="32"/>
+          <w:u w:val="single"/>
+        </w:rPr>
+      </w:pPr>
+      <w:r>
+        <w:rPr>
+          <w:noProof/>
+          <w:color w:val="000000" w:themeColor="text1"/>
+          <w:sz w:val="32"/>
+          <w:szCs w:val="32"/>
+          <w:u w:val="single"/>
+        </w:rPr>
+        <w:drawing>
+          <wp:inline distT="0" distB="0" distL="0" distR="0" wp14:anchorId="4CD6B00C" wp14:editId="297CE55D">
+            <wp:extent cx="5760720" cy="3473450"/>
+            <wp:effectExtent l="0" t="0" r="0" b="0"/>
+            <wp:docPr id="1288213351" name="Kép 94"/>
+            <wp:cNvGraphicFramePr>
+              <a:graphicFrameLocks xmlns:a="http://schemas.openxmlformats.org/drawingml/2006/main" noChangeAspect="1"/>
+            </wp:cNvGraphicFramePr>
+            <a:graphic xmlns:a="http://schemas.openxmlformats.org/drawingml/2006/main">
+              <a:graphicData uri="http://schemas.openxmlformats.org/drawingml/2006/picture">
+                <pic:pic xmlns:pic="http://schemas.openxmlformats.org/drawingml/2006/picture">
+                  <pic:nvPicPr>
+                    <pic:cNvPr id="1288213351" name="Kép 1288213351"/>
+                    <pic:cNvPicPr/>
+                  </pic:nvPicPr>
+                  <pic:blipFill>
+                    <a:blip r:embed="rId32">
+                      <a:extLst>
+                        <a:ext uri="{28A0092B-C50C-407E-A947-70E740481C1C}">
+                          <a14:useLocalDpi xmlns:a14="http://schemas.microsoft.com/office/drawing/2010/main" val="0"/>
+                        </a:ext>
+                      </a:extLst>
+                    </a:blip>
+                    <a:stretch>
+                      <a:fillRect/>
+                    </a:stretch>
+                  </pic:blipFill>
+                  <pic:spPr>
+                    <a:xfrm>
+                      <a:off x="0" y="0"/>
+                      <a:ext cx="5760720" cy="3473450"/>
+                    </a:xfrm>
+                    <a:prstGeom prst="rect">
+                      <a:avLst/>
+                    </a:prstGeom>
+                  </pic:spPr>
+                </pic:pic>
+              </a:graphicData>
+            </a:graphic>
+          </wp:inline>
+        </w:drawing>
+      </w:r>
+    </w:p>
+    <w:p>
+      <w:pPr>
+        <w:rPr>
+          <w:color w:val="000000" w:themeColor="text1"/>
+          <w:sz w:val="32"/>
+          <w:szCs w:val="32"/>
+          <w:u w:val="single"/>
+        </w:rPr>
+      </w:pPr>
+    </w:p>
+    <w:p>
+      <w:pPr>
+        <w:rPr>
+          <w:color w:val="000000" w:themeColor="text1"/>
+          <w:sz w:val="32"/>
+          <w:szCs w:val="32"/>
+          <w:u w:val="single"/>
+        </w:rPr>
+      </w:pPr>
+      <w:r>
+        <w:rPr>
+          <w:color w:val="000000" w:themeColor="text1"/>
+          <w:sz w:val="32"/>
+          <w:szCs w:val="32"/>
+          <w:u w:val="single"/>
+        </w:rPr>
+        <w:t>Forrás</w:t>
+      </w:r>
+      <w:r>
+        <w:rPr>
+          <w:color w:val="000000" w:themeColor="text1"/>
+          <w:sz w:val="32"/>
+          <w:szCs w:val="32"/>
+          <w:u w:val="single"/>
+        </w:rPr>
+        <w:t>ok:</w:t>
+      </w:r>
+    </w:p>
+    <w:p>
+      <w:pPr>
+        <w:rPr>
+          <w:color w:val="000000" w:themeColor="text1"/>
+          <w:sz w:val="32"/>
+          <w:szCs w:val="32"/>
+          <w:u w:val="single"/>
+        </w:rPr>
+      </w:pPr>
+      <w:hyperlink r:id="rId33" w:history="1">
+        <w:r>
+          <w:rPr>
+            <w:rStyle w:val="Hiperhivatkozs"/>
+            <w:sz w:val="32"/>
+            <w:szCs w:val="32"/>
+          </w:rPr>
+          <w:t>https://hu.wikipedia.org/wiki/MySQL</w:t>
+        </w:r>
+      </w:hyperlink>
+    </w:p>
+    <w:p>
+      <w:pPr>
+        <w:rPr>
+          <w:color w:val="000000" w:themeColor="text1"/>
+          <w:sz w:val="32"/>
+          <w:szCs w:val="32"/>
+          <w:u w:val="single"/>
+        </w:rPr>
+      </w:pPr>
+      <w:hyperlink r:id="rId34" w:history="1">
+        <w:r>
+          <w:rPr>
+            <w:rStyle w:val="Hiperhivatkozs"/>
+            <w:sz w:val="32"/>
+            <w:szCs w:val="32"/>
+          </w:rPr>
+          <w:t>https://www.w3schools.com/</w:t>
+        </w:r>
+      </w:hyperlink>
+    </w:p>
+    <w:p>
+      <w:pPr>
+        <w:rPr>
+          <w:color w:val="000000" w:themeColor="text1"/>
+          <w:sz w:val="32"/>
+          <w:szCs w:val="32"/>
+          <w:u w:val="single"/>
+        </w:rPr>
+      </w:pPr>
+      <w:hyperlink r:id="rId35" w:history="1">
+        <w:r>
+          <w:rPr>
+            <w:rStyle w:val="Hiperhivatkozs"/>
+            <w:sz w:val="32"/>
+            <w:szCs w:val="32"/>
+          </w:rPr>
+          <w:t>https://hu.wikipedia.org/wiki/PhpMyAdmin</w:t>
+        </w:r>
+      </w:hyperlink>
+    </w:p>
+    <w:p>
+      <w:pPr>
+        <w:rPr>
+          <w:color w:val="000000" w:themeColor="text1"/>
+          <w:sz w:val="32"/>
+          <w:szCs w:val="32"/>
+          <w:u w:val="single"/>
+        </w:rPr>
+      </w:pPr>
+      <w:r>
+        <w:rPr>
+          <w:color w:val="000000" w:themeColor="text1"/>
+          <w:sz w:val="32"/>
+          <w:szCs w:val="32"/>
+          <w:u w:val="single"/>
+        </w:rPr>
+        <w:t xml:space="preserve"> </w:t>
+      </w:r>
+      <w:hyperlink r:id="rId36" w:history="1">
+        <w:r>
+          <w:rPr>
+            <w:rStyle w:val="Hiperhivatkozs"/>
+            <w:sz w:val="32"/>
+            <w:szCs w:val="32"/>
+          </w:rPr>
+          <w:t>https://learn.microsoft.com/hu-hu/visualstudio/get-started/visual-studio-ide?view=visualstudio</w:t>
+        </w:r>
+      </w:hyperlink>
+    </w:p>
+    <w:p>
+      <w:pPr>
+        <w:rPr>
+          <w:color w:val="000000" w:themeColor="text1"/>
+          <w:sz w:val="32"/>
+          <w:szCs w:val="32"/>
+          <w:u w:val="single"/>
+        </w:rPr>
+      </w:pPr>
+      <w:hyperlink r:id="rId37" w:history="1">
+        <w:r>
+          <w:rPr>
+            <w:rStyle w:val="Hiperhivatkozs"/>
+            <w:sz w:val="32"/>
+            <w:szCs w:val="32"/>
+          </w:rPr>
+          <w:t>https://www.prooktatas.hu/hirek/visual-studio-code-hasznalata</w:t>
+        </w:r>
+      </w:hyperlink>
+    </w:p>
+    <w:p>
+      <w:pPr>
+        <w:rPr>
+          <w:color w:val="000000" w:themeColor="text1"/>
+          <w:sz w:val="32"/>
+          <w:szCs w:val="32"/>
+          <w:u w:val="single"/>
+        </w:rPr>
+      </w:pPr>
+      <w:hyperlink r:id="rId38" w:history="1">
+        <w:r>
+          <w:rPr>
+            <w:rStyle w:val="Hiperhivatkozs"/>
+            <w:sz w:val="32"/>
+            <w:szCs w:val="32"/>
+          </w:rPr>
+          <w:t>https://webiskola.hu/javascript-ismeretek/mi-az-a-javascript-a-js-bemutatasa/</w:t>
+        </w:r>
+      </w:hyperlink>
+    </w:p>
+    <w:p>
+      <w:pPr>
+        <w:rPr>
+          <w:color w:val="000000" w:themeColor="text1"/>
+          <w:sz w:val="32"/>
+          <w:szCs w:val="32"/>
+          <w:u w:val="single"/>
+        </w:rPr>
+      </w:pPr>
+      <w:hyperlink r:id="rId39" w:history="1">
+        <w:r>
+          <w:rPr>
+            <w:rStyle w:val="Hiperhivatkozs"/>
+            <w:sz w:val="32"/>
+            <w:szCs w:val="32"/>
+          </w:rPr>
+          <w:t>https://trello.com/hu/about</w:t>
+        </w:r>
+      </w:hyperlink>
+    </w:p>
+    <w:p>
+      <w:pPr>
+        <w:rPr>
+          <w:color w:val="000000" w:themeColor="text1"/>
+          <w:sz w:val="32"/>
+          <w:szCs w:val="32"/>
+          <w:u w:val="single"/>
+        </w:rPr>
+      </w:pPr>
+      <w:hyperlink r:id="rId40" w:history="1">
+        <w:r>
+          <w:rPr>
+            <w:rStyle w:val="Hiperhivatkozs"/>
+            <w:sz w:val="32"/>
+            <w:szCs w:val="32"/>
+          </w:rPr>
+          <w:t>https://hu.legacy.reactjs.org/tutorial/tutorial.html</w:t>
+        </w:r>
+      </w:hyperlink>
+    </w:p>
+    <w:p>
+      <w:pPr>
+        <w:rPr>
+          <w:color w:val="000000" w:themeColor="text1"/>
+          <w:sz w:val="32"/>
+          <w:szCs w:val="32"/>
+          <w:u w:val="single"/>
+        </w:rPr>
+      </w:pPr>
+      <w:r>
+        <w:rPr>
+          <w:color w:val="000000" w:themeColor="text1"/>
+          <w:sz w:val="32"/>
+          <w:szCs w:val="32"/>
+          <w:u w:val="single"/>
+        </w:rPr>
+        <w:t>https://www.reddit.com/r/github/comments/1fjs2hd/what_is_github/?tl=hu</w:t>
+      </w:r>
     </w:p>
     <w:sectPr>
       <w:pgSz w:w="11906" w:h="16838"/>
@@ -1220,8 +6212,2037 @@
 </w:document>
 </file>
 
+<file path=word/numbering.xml><?xml version="1.0" encoding="utf-8"?>
+<w:numbering xmlns:wpc="http://schemas.microsoft.com/office/word/2010/wordprocessingCanvas" xmlns:cx="http://schemas.microsoft.com/office/drawing/2014/chartex" xmlns:cx1="http://schemas.microsoft.com/office/drawing/2015/9/8/chartex" xmlns:cx2="http://schemas.microsoft.com/office/drawing/2015/10/21/chartex" xmlns:cx3="http://schemas.microsoft.com/office/drawing/2016/5/9/chartex" xmlns:cx4="http://schemas.microsoft.com/office/drawing/2016/5/10/chartex" xmlns:cx5="http://schemas.microsoft.com/office/drawing/2016/5/11/chartex" xmlns:cx6="http://schemas.microsoft.com/office/drawing/2016/5/12/chartex" xmlns:cx7="http://schemas.microsoft.com/office/drawing/2016/5/13/chartex" xmlns:cx8="http://schemas.microsoft.com/office/drawing/2016/5/14/chartex" xmlns:mc="http://schemas.openxmlformats.org/markup-compatibility/2006" xmlns:aink="http://schemas.microsoft.com/office/drawing/2016/ink" xmlns:am3d="http://schemas.microsoft.com/office/drawing/2017/model3d" xmlns:o="urn:schemas-microsoft-com:office:office" xmlns:oel="http://schemas.microsoft.com/office/2019/extlst" xmlns:r="http://schemas.openxmlformats.org/officeDocument/2006/relationships" xmlns:m="http://schemas.openxmlformats.org/officeDocument/2006/math" xmlns:v="urn:schemas-microsoft-com:vml" xmlns:wp14="http://schemas.microsoft.com/office/word/2010/wordprocessingDrawing" xmlns:wp="http://schemas.openxmlformats.org/drawingml/2006/wordprocessingDrawing" xmlns:w10="urn:schemas-microsoft-com:office:word" xmlns:w="http://schemas.openxmlformats.org/wordprocessingml/2006/main" xmlns:w14="http://schemas.microsoft.com/office/word/2010/wordml" xmlns:w15="http://schemas.microsoft.com/office/word/2012/wordml" xmlns:w16cex="http://schemas.microsoft.com/office/word/2018/wordml/cex" xmlns:w16cid="http://schemas.microsoft.com/office/word/2016/wordml/cid" xmlns:w16="http://schemas.microsoft.com/office/word/2018/wordml" xmlns:w16du="http://schemas.microsoft.com/office/word/2023/wordml/word16du" xmlns:w16sdtdh="http://schemas.microsoft.com/office/word/2020/wordml/sdtdatahash" xmlns:w16sdtfl="http://schemas.microsoft.com/office/word/2024/wordml/sdtformatlock" xmlns:w16se="http://schemas.microsoft.com/office/word/2015/wordml/symex" xmlns:wpg="http://schemas.microsoft.com/office/word/2010/wordprocessingGroup" xmlns:wpi="http://schemas.microsoft.com/office/word/2010/wordprocessingInk" xmlns:wne="http://schemas.microsoft.com/office/word/2006/wordml" xmlns:wps="http://schemas.microsoft.com/office/word/2010/wordprocessingShape" mc:Ignorable="w14 w15 w16se w16cid w16 w16cex w16sdtdh w16sdtfl w16du wp14">
+  <w:abstractNum w:abstractNumId="0" w15:restartNumberingAfterBreak="0">
+    <w:nsid w:val="07102A1E"/>
+    <w:multiLevelType w:val="multilevel"/>
+    <w:tmpl w:val="1B7243EC"/>
+    <w:lvl w:ilvl="0">
+      <w:start w:val="1"/>
+      <w:numFmt w:val="bullet"/>
+      <w:lvlText w:val=""/>
+      <w:lvlJc w:val="left"/>
+      <w:pPr>
+        <w:tabs>
+          <w:tab w:val="num" w:pos="720"/>
+        </w:tabs>
+        <w:ind w:left="720" w:hanging="360"/>
+      </w:pPr>
+      <w:rPr>
+        <w:rFonts w:ascii="Symbol" w:hAnsi="Symbol" w:hint="default"/>
+        <w:sz w:val="20"/>
+      </w:rPr>
+    </w:lvl>
+    <w:lvl w:ilvl="1" w:tentative="1">
+      <w:start w:val="1"/>
+      <w:numFmt w:val="bullet"/>
+      <w:lvlText w:val="o"/>
+      <w:lvlJc w:val="left"/>
+      <w:pPr>
+        <w:tabs>
+          <w:tab w:val="num" w:pos="1440"/>
+        </w:tabs>
+        <w:ind w:left="1440" w:hanging="360"/>
+      </w:pPr>
+      <w:rPr>
+        <w:rFonts w:ascii="Courier New" w:hAnsi="Courier New" w:hint="default"/>
+        <w:sz w:val="20"/>
+      </w:rPr>
+    </w:lvl>
+    <w:lvl w:ilvl="2" w:tentative="1">
+      <w:start w:val="1"/>
+      <w:numFmt w:val="bullet"/>
+      <w:lvlText w:val=""/>
+      <w:lvlJc w:val="left"/>
+      <w:pPr>
+        <w:tabs>
+          <w:tab w:val="num" w:pos="2160"/>
+        </w:tabs>
+        <w:ind w:left="2160" w:hanging="360"/>
+      </w:pPr>
+      <w:rPr>
+        <w:rFonts w:ascii="Wingdings" w:hAnsi="Wingdings" w:hint="default"/>
+        <w:sz w:val="20"/>
+      </w:rPr>
+    </w:lvl>
+    <w:lvl w:ilvl="3" w:tentative="1">
+      <w:start w:val="1"/>
+      <w:numFmt w:val="bullet"/>
+      <w:lvlText w:val=""/>
+      <w:lvlJc w:val="left"/>
+      <w:pPr>
+        <w:tabs>
+          <w:tab w:val="num" w:pos="2880"/>
+        </w:tabs>
+        <w:ind w:left="2880" w:hanging="360"/>
+      </w:pPr>
+      <w:rPr>
+        <w:rFonts w:ascii="Wingdings" w:hAnsi="Wingdings" w:hint="default"/>
+        <w:sz w:val="20"/>
+      </w:rPr>
+    </w:lvl>
+    <w:lvl w:ilvl="4" w:tentative="1">
+      <w:start w:val="1"/>
+      <w:numFmt w:val="bullet"/>
+      <w:lvlText w:val=""/>
+      <w:lvlJc w:val="left"/>
+      <w:pPr>
+        <w:tabs>
+          <w:tab w:val="num" w:pos="3600"/>
+        </w:tabs>
+        <w:ind w:left="3600" w:hanging="360"/>
+      </w:pPr>
+      <w:rPr>
+        <w:rFonts w:ascii="Wingdings" w:hAnsi="Wingdings" w:hint="default"/>
+        <w:sz w:val="20"/>
+      </w:rPr>
+    </w:lvl>
+    <w:lvl w:ilvl="5" w:tentative="1">
+      <w:start w:val="1"/>
+      <w:numFmt w:val="bullet"/>
+      <w:lvlText w:val=""/>
+      <w:lvlJc w:val="left"/>
+      <w:pPr>
+        <w:tabs>
+          <w:tab w:val="num" w:pos="4320"/>
+        </w:tabs>
+        <w:ind w:left="4320" w:hanging="360"/>
+      </w:pPr>
+      <w:rPr>
+        <w:rFonts w:ascii="Wingdings" w:hAnsi="Wingdings" w:hint="default"/>
+        <w:sz w:val="20"/>
+      </w:rPr>
+    </w:lvl>
+    <w:lvl w:ilvl="6" w:tentative="1">
+      <w:start w:val="1"/>
+      <w:numFmt w:val="bullet"/>
+      <w:lvlText w:val=""/>
+      <w:lvlJc w:val="left"/>
+      <w:pPr>
+        <w:tabs>
+          <w:tab w:val="num" w:pos="5040"/>
+        </w:tabs>
+        <w:ind w:left="5040" w:hanging="360"/>
+      </w:pPr>
+      <w:rPr>
+        <w:rFonts w:ascii="Wingdings" w:hAnsi="Wingdings" w:hint="default"/>
+        <w:sz w:val="20"/>
+      </w:rPr>
+    </w:lvl>
+    <w:lvl w:ilvl="7" w:tentative="1">
+      <w:start w:val="1"/>
+      <w:numFmt w:val="bullet"/>
+      <w:lvlText w:val=""/>
+      <w:lvlJc w:val="left"/>
+      <w:pPr>
+        <w:tabs>
+          <w:tab w:val="num" w:pos="5760"/>
+        </w:tabs>
+        <w:ind w:left="5760" w:hanging="360"/>
+      </w:pPr>
+      <w:rPr>
+        <w:rFonts w:ascii="Wingdings" w:hAnsi="Wingdings" w:hint="default"/>
+        <w:sz w:val="20"/>
+      </w:rPr>
+    </w:lvl>
+    <w:lvl w:ilvl="8" w:tentative="1">
+      <w:start w:val="1"/>
+      <w:numFmt w:val="bullet"/>
+      <w:lvlText w:val=""/>
+      <w:lvlJc w:val="left"/>
+      <w:pPr>
+        <w:tabs>
+          <w:tab w:val="num" w:pos="6480"/>
+        </w:tabs>
+        <w:ind w:left="6480" w:hanging="360"/>
+      </w:pPr>
+      <w:rPr>
+        <w:rFonts w:ascii="Wingdings" w:hAnsi="Wingdings" w:hint="default"/>
+        <w:sz w:val="20"/>
+      </w:rPr>
+    </w:lvl>
+  </w:abstractNum>
+  <w:abstractNum w:abstractNumId="1" w15:restartNumberingAfterBreak="0">
+    <w:nsid w:val="0EFF7AE6"/>
+    <w:multiLevelType w:val="multilevel"/>
+    <w:tmpl w:val="2110BACA"/>
+    <w:lvl w:ilvl="0">
+      <w:start w:val="1"/>
+      <w:numFmt w:val="bullet"/>
+      <w:lvlText w:val=""/>
+      <w:lvlJc w:val="left"/>
+      <w:pPr>
+        <w:tabs>
+          <w:tab w:val="num" w:pos="720"/>
+        </w:tabs>
+        <w:ind w:left="720" w:hanging="360"/>
+      </w:pPr>
+      <w:rPr>
+        <w:rFonts w:ascii="Symbol" w:hAnsi="Symbol" w:hint="default"/>
+        <w:sz w:val="20"/>
+      </w:rPr>
+    </w:lvl>
+    <w:lvl w:ilvl="1" w:tentative="1">
+      <w:start w:val="1"/>
+      <w:numFmt w:val="bullet"/>
+      <w:lvlText w:val="o"/>
+      <w:lvlJc w:val="left"/>
+      <w:pPr>
+        <w:tabs>
+          <w:tab w:val="num" w:pos="1440"/>
+        </w:tabs>
+        <w:ind w:left="1440" w:hanging="360"/>
+      </w:pPr>
+      <w:rPr>
+        <w:rFonts w:ascii="Courier New" w:hAnsi="Courier New" w:hint="default"/>
+        <w:sz w:val="20"/>
+      </w:rPr>
+    </w:lvl>
+    <w:lvl w:ilvl="2" w:tentative="1">
+      <w:start w:val="1"/>
+      <w:numFmt w:val="bullet"/>
+      <w:lvlText w:val=""/>
+      <w:lvlJc w:val="left"/>
+      <w:pPr>
+        <w:tabs>
+          <w:tab w:val="num" w:pos="2160"/>
+        </w:tabs>
+        <w:ind w:left="2160" w:hanging="360"/>
+      </w:pPr>
+      <w:rPr>
+        <w:rFonts w:ascii="Wingdings" w:hAnsi="Wingdings" w:hint="default"/>
+        <w:sz w:val="20"/>
+      </w:rPr>
+    </w:lvl>
+    <w:lvl w:ilvl="3" w:tentative="1">
+      <w:start w:val="1"/>
+      <w:numFmt w:val="bullet"/>
+      <w:lvlText w:val=""/>
+      <w:lvlJc w:val="left"/>
+      <w:pPr>
+        <w:tabs>
+          <w:tab w:val="num" w:pos="2880"/>
+        </w:tabs>
+        <w:ind w:left="2880" w:hanging="360"/>
+      </w:pPr>
+      <w:rPr>
+        <w:rFonts w:ascii="Wingdings" w:hAnsi="Wingdings" w:hint="default"/>
+        <w:sz w:val="20"/>
+      </w:rPr>
+    </w:lvl>
+    <w:lvl w:ilvl="4" w:tentative="1">
+      <w:start w:val="1"/>
+      <w:numFmt w:val="bullet"/>
+      <w:lvlText w:val=""/>
+      <w:lvlJc w:val="left"/>
+      <w:pPr>
+        <w:tabs>
+          <w:tab w:val="num" w:pos="3600"/>
+        </w:tabs>
+        <w:ind w:left="3600" w:hanging="360"/>
+      </w:pPr>
+      <w:rPr>
+        <w:rFonts w:ascii="Wingdings" w:hAnsi="Wingdings" w:hint="default"/>
+        <w:sz w:val="20"/>
+      </w:rPr>
+    </w:lvl>
+    <w:lvl w:ilvl="5" w:tentative="1">
+      <w:start w:val="1"/>
+      <w:numFmt w:val="bullet"/>
+      <w:lvlText w:val=""/>
+      <w:lvlJc w:val="left"/>
+      <w:pPr>
+        <w:tabs>
+          <w:tab w:val="num" w:pos="4320"/>
+        </w:tabs>
+        <w:ind w:left="4320" w:hanging="360"/>
+      </w:pPr>
+      <w:rPr>
+        <w:rFonts w:ascii="Wingdings" w:hAnsi="Wingdings" w:hint="default"/>
+        <w:sz w:val="20"/>
+      </w:rPr>
+    </w:lvl>
+    <w:lvl w:ilvl="6" w:tentative="1">
+      <w:start w:val="1"/>
+      <w:numFmt w:val="bullet"/>
+      <w:lvlText w:val=""/>
+      <w:lvlJc w:val="left"/>
+      <w:pPr>
+        <w:tabs>
+          <w:tab w:val="num" w:pos="5040"/>
+        </w:tabs>
+        <w:ind w:left="5040" w:hanging="360"/>
+      </w:pPr>
+      <w:rPr>
+        <w:rFonts w:ascii="Wingdings" w:hAnsi="Wingdings" w:hint="default"/>
+        <w:sz w:val="20"/>
+      </w:rPr>
+    </w:lvl>
+    <w:lvl w:ilvl="7" w:tentative="1">
+      <w:start w:val="1"/>
+      <w:numFmt w:val="bullet"/>
+      <w:lvlText w:val=""/>
+      <w:lvlJc w:val="left"/>
+      <w:pPr>
+        <w:tabs>
+          <w:tab w:val="num" w:pos="5760"/>
+        </w:tabs>
+        <w:ind w:left="5760" w:hanging="360"/>
+      </w:pPr>
+      <w:rPr>
+        <w:rFonts w:ascii="Wingdings" w:hAnsi="Wingdings" w:hint="default"/>
+        <w:sz w:val="20"/>
+      </w:rPr>
+    </w:lvl>
+    <w:lvl w:ilvl="8" w:tentative="1">
+      <w:start w:val="1"/>
+      <w:numFmt w:val="bullet"/>
+      <w:lvlText w:val=""/>
+      <w:lvlJc w:val="left"/>
+      <w:pPr>
+        <w:tabs>
+          <w:tab w:val="num" w:pos="6480"/>
+        </w:tabs>
+        <w:ind w:left="6480" w:hanging="360"/>
+      </w:pPr>
+      <w:rPr>
+        <w:rFonts w:ascii="Wingdings" w:hAnsi="Wingdings" w:hint="default"/>
+        <w:sz w:val="20"/>
+      </w:rPr>
+    </w:lvl>
+  </w:abstractNum>
+  <w:abstractNum w:abstractNumId="2" w15:restartNumberingAfterBreak="0">
+    <w:nsid w:val="17F5581C"/>
+    <w:multiLevelType w:val="multilevel"/>
+    <w:tmpl w:val="C588A444"/>
+    <w:lvl w:ilvl="0">
+      <w:start w:val="1"/>
+      <w:numFmt w:val="bullet"/>
+      <w:lvlText w:val=""/>
+      <w:lvlJc w:val="left"/>
+      <w:pPr>
+        <w:tabs>
+          <w:tab w:val="num" w:pos="720"/>
+        </w:tabs>
+        <w:ind w:left="720" w:hanging="360"/>
+      </w:pPr>
+      <w:rPr>
+        <w:rFonts w:ascii="Symbol" w:hAnsi="Symbol" w:hint="default"/>
+        <w:sz w:val="20"/>
+      </w:rPr>
+    </w:lvl>
+    <w:lvl w:ilvl="1" w:tentative="1">
+      <w:start w:val="1"/>
+      <w:numFmt w:val="bullet"/>
+      <w:lvlText w:val="o"/>
+      <w:lvlJc w:val="left"/>
+      <w:pPr>
+        <w:tabs>
+          <w:tab w:val="num" w:pos="1440"/>
+        </w:tabs>
+        <w:ind w:left="1440" w:hanging="360"/>
+      </w:pPr>
+      <w:rPr>
+        <w:rFonts w:ascii="Courier New" w:hAnsi="Courier New" w:hint="default"/>
+        <w:sz w:val="20"/>
+      </w:rPr>
+    </w:lvl>
+    <w:lvl w:ilvl="2" w:tentative="1">
+      <w:start w:val="1"/>
+      <w:numFmt w:val="bullet"/>
+      <w:lvlText w:val=""/>
+      <w:lvlJc w:val="left"/>
+      <w:pPr>
+        <w:tabs>
+          <w:tab w:val="num" w:pos="2160"/>
+        </w:tabs>
+        <w:ind w:left="2160" w:hanging="360"/>
+      </w:pPr>
+      <w:rPr>
+        <w:rFonts w:ascii="Wingdings" w:hAnsi="Wingdings" w:hint="default"/>
+        <w:sz w:val="20"/>
+      </w:rPr>
+    </w:lvl>
+    <w:lvl w:ilvl="3" w:tentative="1">
+      <w:start w:val="1"/>
+      <w:numFmt w:val="bullet"/>
+      <w:lvlText w:val=""/>
+      <w:lvlJc w:val="left"/>
+      <w:pPr>
+        <w:tabs>
+          <w:tab w:val="num" w:pos="2880"/>
+        </w:tabs>
+        <w:ind w:left="2880" w:hanging="360"/>
+      </w:pPr>
+      <w:rPr>
+        <w:rFonts w:ascii="Wingdings" w:hAnsi="Wingdings" w:hint="default"/>
+        <w:sz w:val="20"/>
+      </w:rPr>
+    </w:lvl>
+    <w:lvl w:ilvl="4" w:tentative="1">
+      <w:start w:val="1"/>
+      <w:numFmt w:val="bullet"/>
+      <w:lvlText w:val=""/>
+      <w:lvlJc w:val="left"/>
+      <w:pPr>
+        <w:tabs>
+          <w:tab w:val="num" w:pos="3600"/>
+        </w:tabs>
+        <w:ind w:left="3600" w:hanging="360"/>
+      </w:pPr>
+      <w:rPr>
+        <w:rFonts w:ascii="Wingdings" w:hAnsi="Wingdings" w:hint="default"/>
+        <w:sz w:val="20"/>
+      </w:rPr>
+    </w:lvl>
+    <w:lvl w:ilvl="5" w:tentative="1">
+      <w:start w:val="1"/>
+      <w:numFmt w:val="bullet"/>
+      <w:lvlText w:val=""/>
+      <w:lvlJc w:val="left"/>
+      <w:pPr>
+        <w:tabs>
+          <w:tab w:val="num" w:pos="4320"/>
+        </w:tabs>
+        <w:ind w:left="4320" w:hanging="360"/>
+      </w:pPr>
+      <w:rPr>
+        <w:rFonts w:ascii="Wingdings" w:hAnsi="Wingdings" w:hint="default"/>
+        <w:sz w:val="20"/>
+      </w:rPr>
+    </w:lvl>
+    <w:lvl w:ilvl="6" w:tentative="1">
+      <w:start w:val="1"/>
+      <w:numFmt w:val="bullet"/>
+      <w:lvlText w:val=""/>
+      <w:lvlJc w:val="left"/>
+      <w:pPr>
+        <w:tabs>
+          <w:tab w:val="num" w:pos="5040"/>
+        </w:tabs>
+        <w:ind w:left="5040" w:hanging="360"/>
+      </w:pPr>
+      <w:rPr>
+        <w:rFonts w:ascii="Wingdings" w:hAnsi="Wingdings" w:hint="default"/>
+        <w:sz w:val="20"/>
+      </w:rPr>
+    </w:lvl>
+    <w:lvl w:ilvl="7" w:tentative="1">
+      <w:start w:val="1"/>
+      <w:numFmt w:val="bullet"/>
+      <w:lvlText w:val=""/>
+      <w:lvlJc w:val="left"/>
+      <w:pPr>
+        <w:tabs>
+          <w:tab w:val="num" w:pos="5760"/>
+        </w:tabs>
+        <w:ind w:left="5760" w:hanging="360"/>
+      </w:pPr>
+      <w:rPr>
+        <w:rFonts w:ascii="Wingdings" w:hAnsi="Wingdings" w:hint="default"/>
+        <w:sz w:val="20"/>
+      </w:rPr>
+    </w:lvl>
+    <w:lvl w:ilvl="8" w:tentative="1">
+      <w:start w:val="1"/>
+      <w:numFmt w:val="bullet"/>
+      <w:lvlText w:val=""/>
+      <w:lvlJc w:val="left"/>
+      <w:pPr>
+        <w:tabs>
+          <w:tab w:val="num" w:pos="6480"/>
+        </w:tabs>
+        <w:ind w:left="6480" w:hanging="360"/>
+      </w:pPr>
+      <w:rPr>
+        <w:rFonts w:ascii="Wingdings" w:hAnsi="Wingdings" w:hint="default"/>
+        <w:sz w:val="20"/>
+      </w:rPr>
+    </w:lvl>
+  </w:abstractNum>
+  <w:abstractNum w:abstractNumId="3" w15:restartNumberingAfterBreak="0">
+    <w:nsid w:val="1C4E0828"/>
+    <w:multiLevelType w:val="multilevel"/>
+    <w:tmpl w:val="30FA6A5A"/>
+    <w:lvl w:ilvl="0">
+      <w:start w:val="1"/>
+      <w:numFmt w:val="bullet"/>
+      <w:lvlText w:val=""/>
+      <w:lvlJc w:val="left"/>
+      <w:pPr>
+        <w:tabs>
+          <w:tab w:val="num" w:pos="720"/>
+        </w:tabs>
+        <w:ind w:left="720" w:hanging="360"/>
+      </w:pPr>
+      <w:rPr>
+        <w:rFonts w:ascii="Symbol" w:hAnsi="Symbol" w:hint="default"/>
+        <w:sz w:val="20"/>
+      </w:rPr>
+    </w:lvl>
+    <w:lvl w:ilvl="1" w:tentative="1">
+      <w:start w:val="1"/>
+      <w:numFmt w:val="bullet"/>
+      <w:lvlText w:val="o"/>
+      <w:lvlJc w:val="left"/>
+      <w:pPr>
+        <w:tabs>
+          <w:tab w:val="num" w:pos="1440"/>
+        </w:tabs>
+        <w:ind w:left="1440" w:hanging="360"/>
+      </w:pPr>
+      <w:rPr>
+        <w:rFonts w:ascii="Courier New" w:hAnsi="Courier New" w:hint="default"/>
+        <w:sz w:val="20"/>
+      </w:rPr>
+    </w:lvl>
+    <w:lvl w:ilvl="2" w:tentative="1">
+      <w:start w:val="1"/>
+      <w:numFmt w:val="bullet"/>
+      <w:lvlText w:val=""/>
+      <w:lvlJc w:val="left"/>
+      <w:pPr>
+        <w:tabs>
+          <w:tab w:val="num" w:pos="2160"/>
+        </w:tabs>
+        <w:ind w:left="2160" w:hanging="360"/>
+      </w:pPr>
+      <w:rPr>
+        <w:rFonts w:ascii="Wingdings" w:hAnsi="Wingdings" w:hint="default"/>
+        <w:sz w:val="20"/>
+      </w:rPr>
+    </w:lvl>
+    <w:lvl w:ilvl="3" w:tentative="1">
+      <w:start w:val="1"/>
+      <w:numFmt w:val="bullet"/>
+      <w:lvlText w:val=""/>
+      <w:lvlJc w:val="left"/>
+      <w:pPr>
+        <w:tabs>
+          <w:tab w:val="num" w:pos="2880"/>
+        </w:tabs>
+        <w:ind w:left="2880" w:hanging="360"/>
+      </w:pPr>
+      <w:rPr>
+        <w:rFonts w:ascii="Wingdings" w:hAnsi="Wingdings" w:hint="default"/>
+        <w:sz w:val="20"/>
+      </w:rPr>
+    </w:lvl>
+    <w:lvl w:ilvl="4" w:tentative="1">
+      <w:start w:val="1"/>
+      <w:numFmt w:val="bullet"/>
+      <w:lvlText w:val=""/>
+      <w:lvlJc w:val="left"/>
+      <w:pPr>
+        <w:tabs>
+          <w:tab w:val="num" w:pos="3600"/>
+        </w:tabs>
+        <w:ind w:left="3600" w:hanging="360"/>
+      </w:pPr>
+      <w:rPr>
+        <w:rFonts w:ascii="Wingdings" w:hAnsi="Wingdings" w:hint="default"/>
+        <w:sz w:val="20"/>
+      </w:rPr>
+    </w:lvl>
+    <w:lvl w:ilvl="5" w:tentative="1">
+      <w:start w:val="1"/>
+      <w:numFmt w:val="bullet"/>
+      <w:lvlText w:val=""/>
+      <w:lvlJc w:val="left"/>
+      <w:pPr>
+        <w:tabs>
+          <w:tab w:val="num" w:pos="4320"/>
+        </w:tabs>
+        <w:ind w:left="4320" w:hanging="360"/>
+      </w:pPr>
+      <w:rPr>
+        <w:rFonts w:ascii="Wingdings" w:hAnsi="Wingdings" w:hint="default"/>
+        <w:sz w:val="20"/>
+      </w:rPr>
+    </w:lvl>
+    <w:lvl w:ilvl="6" w:tentative="1">
+      <w:start w:val="1"/>
+      <w:numFmt w:val="bullet"/>
+      <w:lvlText w:val=""/>
+      <w:lvlJc w:val="left"/>
+      <w:pPr>
+        <w:tabs>
+          <w:tab w:val="num" w:pos="5040"/>
+        </w:tabs>
+        <w:ind w:left="5040" w:hanging="360"/>
+      </w:pPr>
+      <w:rPr>
+        <w:rFonts w:ascii="Wingdings" w:hAnsi="Wingdings" w:hint="default"/>
+        <w:sz w:val="20"/>
+      </w:rPr>
+    </w:lvl>
+    <w:lvl w:ilvl="7" w:tentative="1">
+      <w:start w:val="1"/>
+      <w:numFmt w:val="bullet"/>
+      <w:lvlText w:val=""/>
+      <w:lvlJc w:val="left"/>
+      <w:pPr>
+        <w:tabs>
+          <w:tab w:val="num" w:pos="5760"/>
+        </w:tabs>
+        <w:ind w:left="5760" w:hanging="360"/>
+      </w:pPr>
+      <w:rPr>
+        <w:rFonts w:ascii="Wingdings" w:hAnsi="Wingdings" w:hint="default"/>
+        <w:sz w:val="20"/>
+      </w:rPr>
+    </w:lvl>
+    <w:lvl w:ilvl="8" w:tentative="1">
+      <w:start w:val="1"/>
+      <w:numFmt w:val="bullet"/>
+      <w:lvlText w:val=""/>
+      <w:lvlJc w:val="left"/>
+      <w:pPr>
+        <w:tabs>
+          <w:tab w:val="num" w:pos="6480"/>
+        </w:tabs>
+        <w:ind w:left="6480" w:hanging="360"/>
+      </w:pPr>
+      <w:rPr>
+        <w:rFonts w:ascii="Wingdings" w:hAnsi="Wingdings" w:hint="default"/>
+        <w:sz w:val="20"/>
+      </w:rPr>
+    </w:lvl>
+  </w:abstractNum>
+  <w:abstractNum w:abstractNumId="4" w15:restartNumberingAfterBreak="0">
+    <w:nsid w:val="1EC34751"/>
+    <w:multiLevelType w:val="multilevel"/>
+    <w:tmpl w:val="86DADCC0"/>
+    <w:lvl w:ilvl="0">
+      <w:start w:val="1"/>
+      <w:numFmt w:val="bullet"/>
+      <w:lvlText w:val=""/>
+      <w:lvlJc w:val="left"/>
+      <w:pPr>
+        <w:tabs>
+          <w:tab w:val="num" w:pos="720"/>
+        </w:tabs>
+        <w:ind w:left="720" w:hanging="360"/>
+      </w:pPr>
+      <w:rPr>
+        <w:rFonts w:ascii="Symbol" w:hAnsi="Symbol" w:hint="default"/>
+        <w:sz w:val="20"/>
+      </w:rPr>
+    </w:lvl>
+    <w:lvl w:ilvl="1" w:tentative="1">
+      <w:start w:val="1"/>
+      <w:numFmt w:val="bullet"/>
+      <w:lvlText w:val="o"/>
+      <w:lvlJc w:val="left"/>
+      <w:pPr>
+        <w:tabs>
+          <w:tab w:val="num" w:pos="1440"/>
+        </w:tabs>
+        <w:ind w:left="1440" w:hanging="360"/>
+      </w:pPr>
+      <w:rPr>
+        <w:rFonts w:ascii="Courier New" w:hAnsi="Courier New" w:hint="default"/>
+        <w:sz w:val="20"/>
+      </w:rPr>
+    </w:lvl>
+    <w:lvl w:ilvl="2" w:tentative="1">
+      <w:start w:val="1"/>
+      <w:numFmt w:val="bullet"/>
+      <w:lvlText w:val=""/>
+      <w:lvlJc w:val="left"/>
+      <w:pPr>
+        <w:tabs>
+          <w:tab w:val="num" w:pos="2160"/>
+        </w:tabs>
+        <w:ind w:left="2160" w:hanging="360"/>
+      </w:pPr>
+      <w:rPr>
+        <w:rFonts w:ascii="Wingdings" w:hAnsi="Wingdings" w:hint="default"/>
+        <w:sz w:val="20"/>
+      </w:rPr>
+    </w:lvl>
+    <w:lvl w:ilvl="3" w:tentative="1">
+      <w:start w:val="1"/>
+      <w:numFmt w:val="bullet"/>
+      <w:lvlText w:val=""/>
+      <w:lvlJc w:val="left"/>
+      <w:pPr>
+        <w:tabs>
+          <w:tab w:val="num" w:pos="2880"/>
+        </w:tabs>
+        <w:ind w:left="2880" w:hanging="360"/>
+      </w:pPr>
+      <w:rPr>
+        <w:rFonts w:ascii="Wingdings" w:hAnsi="Wingdings" w:hint="default"/>
+        <w:sz w:val="20"/>
+      </w:rPr>
+    </w:lvl>
+    <w:lvl w:ilvl="4" w:tentative="1">
+      <w:start w:val="1"/>
+      <w:numFmt w:val="bullet"/>
+      <w:lvlText w:val=""/>
+      <w:lvlJc w:val="left"/>
+      <w:pPr>
+        <w:tabs>
+          <w:tab w:val="num" w:pos="3600"/>
+        </w:tabs>
+        <w:ind w:left="3600" w:hanging="360"/>
+      </w:pPr>
+      <w:rPr>
+        <w:rFonts w:ascii="Wingdings" w:hAnsi="Wingdings" w:hint="default"/>
+        <w:sz w:val="20"/>
+      </w:rPr>
+    </w:lvl>
+    <w:lvl w:ilvl="5" w:tentative="1">
+      <w:start w:val="1"/>
+      <w:numFmt w:val="bullet"/>
+      <w:lvlText w:val=""/>
+      <w:lvlJc w:val="left"/>
+      <w:pPr>
+        <w:tabs>
+          <w:tab w:val="num" w:pos="4320"/>
+        </w:tabs>
+        <w:ind w:left="4320" w:hanging="360"/>
+      </w:pPr>
+      <w:rPr>
+        <w:rFonts w:ascii="Wingdings" w:hAnsi="Wingdings" w:hint="default"/>
+        <w:sz w:val="20"/>
+      </w:rPr>
+    </w:lvl>
+    <w:lvl w:ilvl="6" w:tentative="1">
+      <w:start w:val="1"/>
+      <w:numFmt w:val="bullet"/>
+      <w:lvlText w:val=""/>
+      <w:lvlJc w:val="left"/>
+      <w:pPr>
+        <w:tabs>
+          <w:tab w:val="num" w:pos="5040"/>
+        </w:tabs>
+        <w:ind w:left="5040" w:hanging="360"/>
+      </w:pPr>
+      <w:rPr>
+        <w:rFonts w:ascii="Wingdings" w:hAnsi="Wingdings" w:hint="default"/>
+        <w:sz w:val="20"/>
+      </w:rPr>
+    </w:lvl>
+    <w:lvl w:ilvl="7" w:tentative="1">
+      <w:start w:val="1"/>
+      <w:numFmt w:val="bullet"/>
+      <w:lvlText w:val=""/>
+      <w:lvlJc w:val="left"/>
+      <w:pPr>
+        <w:tabs>
+          <w:tab w:val="num" w:pos="5760"/>
+        </w:tabs>
+        <w:ind w:left="5760" w:hanging="360"/>
+      </w:pPr>
+      <w:rPr>
+        <w:rFonts w:ascii="Wingdings" w:hAnsi="Wingdings" w:hint="default"/>
+        <w:sz w:val="20"/>
+      </w:rPr>
+    </w:lvl>
+    <w:lvl w:ilvl="8" w:tentative="1">
+      <w:start w:val="1"/>
+      <w:numFmt w:val="bullet"/>
+      <w:lvlText w:val=""/>
+      <w:lvlJc w:val="left"/>
+      <w:pPr>
+        <w:tabs>
+          <w:tab w:val="num" w:pos="6480"/>
+        </w:tabs>
+        <w:ind w:left="6480" w:hanging="360"/>
+      </w:pPr>
+      <w:rPr>
+        <w:rFonts w:ascii="Wingdings" w:hAnsi="Wingdings" w:hint="default"/>
+        <w:sz w:val="20"/>
+      </w:rPr>
+    </w:lvl>
+  </w:abstractNum>
+  <w:abstractNum w:abstractNumId="5" w15:restartNumberingAfterBreak="0">
+    <w:nsid w:val="2C6A092B"/>
+    <w:multiLevelType w:val="multilevel"/>
+    <w:tmpl w:val="E0DCE65E"/>
+    <w:lvl w:ilvl="0">
+      <w:start w:val="1"/>
+      <w:numFmt w:val="bullet"/>
+      <w:lvlText w:val=""/>
+      <w:lvlJc w:val="left"/>
+      <w:pPr>
+        <w:tabs>
+          <w:tab w:val="num" w:pos="720"/>
+        </w:tabs>
+        <w:ind w:left="720" w:hanging="360"/>
+      </w:pPr>
+      <w:rPr>
+        <w:rFonts w:ascii="Symbol" w:hAnsi="Symbol" w:hint="default"/>
+        <w:sz w:val="20"/>
+      </w:rPr>
+    </w:lvl>
+    <w:lvl w:ilvl="1" w:tentative="1">
+      <w:start w:val="1"/>
+      <w:numFmt w:val="bullet"/>
+      <w:lvlText w:val="o"/>
+      <w:lvlJc w:val="left"/>
+      <w:pPr>
+        <w:tabs>
+          <w:tab w:val="num" w:pos="1440"/>
+        </w:tabs>
+        <w:ind w:left="1440" w:hanging="360"/>
+      </w:pPr>
+      <w:rPr>
+        <w:rFonts w:ascii="Courier New" w:hAnsi="Courier New" w:hint="default"/>
+        <w:sz w:val="20"/>
+      </w:rPr>
+    </w:lvl>
+    <w:lvl w:ilvl="2" w:tentative="1">
+      <w:start w:val="1"/>
+      <w:numFmt w:val="bullet"/>
+      <w:lvlText w:val=""/>
+      <w:lvlJc w:val="left"/>
+      <w:pPr>
+        <w:tabs>
+          <w:tab w:val="num" w:pos="2160"/>
+        </w:tabs>
+        <w:ind w:left="2160" w:hanging="360"/>
+      </w:pPr>
+      <w:rPr>
+        <w:rFonts w:ascii="Wingdings" w:hAnsi="Wingdings" w:hint="default"/>
+        <w:sz w:val="20"/>
+      </w:rPr>
+    </w:lvl>
+    <w:lvl w:ilvl="3" w:tentative="1">
+      <w:start w:val="1"/>
+      <w:numFmt w:val="bullet"/>
+      <w:lvlText w:val=""/>
+      <w:lvlJc w:val="left"/>
+      <w:pPr>
+        <w:tabs>
+          <w:tab w:val="num" w:pos="2880"/>
+        </w:tabs>
+        <w:ind w:left="2880" w:hanging="360"/>
+      </w:pPr>
+      <w:rPr>
+        <w:rFonts w:ascii="Wingdings" w:hAnsi="Wingdings" w:hint="default"/>
+        <w:sz w:val="20"/>
+      </w:rPr>
+    </w:lvl>
+    <w:lvl w:ilvl="4" w:tentative="1">
+      <w:start w:val="1"/>
+      <w:numFmt w:val="bullet"/>
+      <w:lvlText w:val=""/>
+      <w:lvlJc w:val="left"/>
+      <w:pPr>
+        <w:tabs>
+          <w:tab w:val="num" w:pos="3600"/>
+        </w:tabs>
+        <w:ind w:left="3600" w:hanging="360"/>
+      </w:pPr>
+      <w:rPr>
+        <w:rFonts w:ascii="Wingdings" w:hAnsi="Wingdings" w:hint="default"/>
+        <w:sz w:val="20"/>
+      </w:rPr>
+    </w:lvl>
+    <w:lvl w:ilvl="5" w:tentative="1">
+      <w:start w:val="1"/>
+      <w:numFmt w:val="bullet"/>
+      <w:lvlText w:val=""/>
+      <w:lvlJc w:val="left"/>
+      <w:pPr>
+        <w:tabs>
+          <w:tab w:val="num" w:pos="4320"/>
+        </w:tabs>
+        <w:ind w:left="4320" w:hanging="360"/>
+      </w:pPr>
+      <w:rPr>
+        <w:rFonts w:ascii="Wingdings" w:hAnsi="Wingdings" w:hint="default"/>
+        <w:sz w:val="20"/>
+      </w:rPr>
+    </w:lvl>
+    <w:lvl w:ilvl="6" w:tentative="1">
+      <w:start w:val="1"/>
+      <w:numFmt w:val="bullet"/>
+      <w:lvlText w:val=""/>
+      <w:lvlJc w:val="left"/>
+      <w:pPr>
+        <w:tabs>
+          <w:tab w:val="num" w:pos="5040"/>
+        </w:tabs>
+        <w:ind w:left="5040" w:hanging="360"/>
+      </w:pPr>
+      <w:rPr>
+        <w:rFonts w:ascii="Wingdings" w:hAnsi="Wingdings" w:hint="default"/>
+        <w:sz w:val="20"/>
+      </w:rPr>
+    </w:lvl>
+    <w:lvl w:ilvl="7" w:tentative="1">
+      <w:start w:val="1"/>
+      <w:numFmt w:val="bullet"/>
+      <w:lvlText w:val=""/>
+      <w:lvlJc w:val="left"/>
+      <w:pPr>
+        <w:tabs>
+          <w:tab w:val="num" w:pos="5760"/>
+        </w:tabs>
+        <w:ind w:left="5760" w:hanging="360"/>
+      </w:pPr>
+      <w:rPr>
+        <w:rFonts w:ascii="Wingdings" w:hAnsi="Wingdings" w:hint="default"/>
+        <w:sz w:val="20"/>
+      </w:rPr>
+    </w:lvl>
+    <w:lvl w:ilvl="8" w:tentative="1">
+      <w:start w:val="1"/>
+      <w:numFmt w:val="bullet"/>
+      <w:lvlText w:val=""/>
+      <w:lvlJc w:val="left"/>
+      <w:pPr>
+        <w:tabs>
+          <w:tab w:val="num" w:pos="6480"/>
+        </w:tabs>
+        <w:ind w:left="6480" w:hanging="360"/>
+      </w:pPr>
+      <w:rPr>
+        <w:rFonts w:ascii="Wingdings" w:hAnsi="Wingdings" w:hint="default"/>
+        <w:sz w:val="20"/>
+      </w:rPr>
+    </w:lvl>
+  </w:abstractNum>
+  <w:abstractNum w:abstractNumId="6" w15:restartNumberingAfterBreak="0">
+    <w:nsid w:val="30E914DC"/>
+    <w:multiLevelType w:val="multilevel"/>
+    <w:tmpl w:val="F28A5A8E"/>
+    <w:lvl w:ilvl="0">
+      <w:start w:val="1"/>
+      <w:numFmt w:val="bullet"/>
+      <w:lvlText w:val=""/>
+      <w:lvlJc w:val="left"/>
+      <w:pPr>
+        <w:tabs>
+          <w:tab w:val="num" w:pos="720"/>
+        </w:tabs>
+        <w:ind w:left="720" w:hanging="360"/>
+      </w:pPr>
+      <w:rPr>
+        <w:rFonts w:ascii="Symbol" w:hAnsi="Symbol" w:hint="default"/>
+        <w:sz w:val="20"/>
+      </w:rPr>
+    </w:lvl>
+    <w:lvl w:ilvl="1" w:tentative="1">
+      <w:start w:val="1"/>
+      <w:numFmt w:val="bullet"/>
+      <w:lvlText w:val="o"/>
+      <w:lvlJc w:val="left"/>
+      <w:pPr>
+        <w:tabs>
+          <w:tab w:val="num" w:pos="1440"/>
+        </w:tabs>
+        <w:ind w:left="1440" w:hanging="360"/>
+      </w:pPr>
+      <w:rPr>
+        <w:rFonts w:ascii="Courier New" w:hAnsi="Courier New" w:hint="default"/>
+        <w:sz w:val="20"/>
+      </w:rPr>
+    </w:lvl>
+    <w:lvl w:ilvl="2" w:tentative="1">
+      <w:start w:val="1"/>
+      <w:numFmt w:val="bullet"/>
+      <w:lvlText w:val=""/>
+      <w:lvlJc w:val="left"/>
+      <w:pPr>
+        <w:tabs>
+          <w:tab w:val="num" w:pos="2160"/>
+        </w:tabs>
+        <w:ind w:left="2160" w:hanging="360"/>
+      </w:pPr>
+      <w:rPr>
+        <w:rFonts w:ascii="Wingdings" w:hAnsi="Wingdings" w:hint="default"/>
+        <w:sz w:val="20"/>
+      </w:rPr>
+    </w:lvl>
+    <w:lvl w:ilvl="3" w:tentative="1">
+      <w:start w:val="1"/>
+      <w:numFmt w:val="bullet"/>
+      <w:lvlText w:val=""/>
+      <w:lvlJc w:val="left"/>
+      <w:pPr>
+        <w:tabs>
+          <w:tab w:val="num" w:pos="2880"/>
+        </w:tabs>
+        <w:ind w:left="2880" w:hanging="360"/>
+      </w:pPr>
+      <w:rPr>
+        <w:rFonts w:ascii="Wingdings" w:hAnsi="Wingdings" w:hint="default"/>
+        <w:sz w:val="20"/>
+      </w:rPr>
+    </w:lvl>
+    <w:lvl w:ilvl="4" w:tentative="1">
+      <w:start w:val="1"/>
+      <w:numFmt w:val="bullet"/>
+      <w:lvlText w:val=""/>
+      <w:lvlJc w:val="left"/>
+      <w:pPr>
+        <w:tabs>
+          <w:tab w:val="num" w:pos="3600"/>
+        </w:tabs>
+        <w:ind w:left="3600" w:hanging="360"/>
+      </w:pPr>
+      <w:rPr>
+        <w:rFonts w:ascii="Wingdings" w:hAnsi="Wingdings" w:hint="default"/>
+        <w:sz w:val="20"/>
+      </w:rPr>
+    </w:lvl>
+    <w:lvl w:ilvl="5" w:tentative="1">
+      <w:start w:val="1"/>
+      <w:numFmt w:val="bullet"/>
+      <w:lvlText w:val=""/>
+      <w:lvlJc w:val="left"/>
+      <w:pPr>
+        <w:tabs>
+          <w:tab w:val="num" w:pos="4320"/>
+        </w:tabs>
+        <w:ind w:left="4320" w:hanging="360"/>
+      </w:pPr>
+      <w:rPr>
+        <w:rFonts w:ascii="Wingdings" w:hAnsi="Wingdings" w:hint="default"/>
+        <w:sz w:val="20"/>
+      </w:rPr>
+    </w:lvl>
+    <w:lvl w:ilvl="6" w:tentative="1">
+      <w:start w:val="1"/>
+      <w:numFmt w:val="bullet"/>
+      <w:lvlText w:val=""/>
+      <w:lvlJc w:val="left"/>
+      <w:pPr>
+        <w:tabs>
+          <w:tab w:val="num" w:pos="5040"/>
+        </w:tabs>
+        <w:ind w:left="5040" w:hanging="360"/>
+      </w:pPr>
+      <w:rPr>
+        <w:rFonts w:ascii="Wingdings" w:hAnsi="Wingdings" w:hint="default"/>
+        <w:sz w:val="20"/>
+      </w:rPr>
+    </w:lvl>
+    <w:lvl w:ilvl="7" w:tentative="1">
+      <w:start w:val="1"/>
+      <w:numFmt w:val="bullet"/>
+      <w:lvlText w:val=""/>
+      <w:lvlJc w:val="left"/>
+      <w:pPr>
+        <w:tabs>
+          <w:tab w:val="num" w:pos="5760"/>
+        </w:tabs>
+        <w:ind w:left="5760" w:hanging="360"/>
+      </w:pPr>
+      <w:rPr>
+        <w:rFonts w:ascii="Wingdings" w:hAnsi="Wingdings" w:hint="default"/>
+        <w:sz w:val="20"/>
+      </w:rPr>
+    </w:lvl>
+    <w:lvl w:ilvl="8" w:tentative="1">
+      <w:start w:val="1"/>
+      <w:numFmt w:val="bullet"/>
+      <w:lvlText w:val=""/>
+      <w:lvlJc w:val="left"/>
+      <w:pPr>
+        <w:tabs>
+          <w:tab w:val="num" w:pos="6480"/>
+        </w:tabs>
+        <w:ind w:left="6480" w:hanging="360"/>
+      </w:pPr>
+      <w:rPr>
+        <w:rFonts w:ascii="Wingdings" w:hAnsi="Wingdings" w:hint="default"/>
+        <w:sz w:val="20"/>
+      </w:rPr>
+    </w:lvl>
+  </w:abstractNum>
+  <w:abstractNum w:abstractNumId="7" w15:restartNumberingAfterBreak="0">
+    <w:nsid w:val="39BF1962"/>
+    <w:multiLevelType w:val="multilevel"/>
+    <w:tmpl w:val="F2AE90DA"/>
+    <w:lvl w:ilvl="0">
+      <w:start w:val="1"/>
+      <w:numFmt w:val="decimal"/>
+      <w:lvlText w:val="%1."/>
+      <w:lvlJc w:val="left"/>
+      <w:pPr>
+        <w:tabs>
+          <w:tab w:val="num" w:pos="720"/>
+        </w:tabs>
+        <w:ind w:left="720" w:hanging="360"/>
+      </w:pPr>
+    </w:lvl>
+    <w:lvl w:ilvl="1">
+      <w:start w:val="1"/>
+      <w:numFmt w:val="bullet"/>
+      <w:lvlText w:val="o"/>
+      <w:lvlJc w:val="left"/>
+      <w:pPr>
+        <w:tabs>
+          <w:tab w:val="num" w:pos="1440"/>
+        </w:tabs>
+        <w:ind w:left="1440" w:hanging="360"/>
+      </w:pPr>
+      <w:rPr>
+        <w:rFonts w:ascii="Courier New" w:hAnsi="Courier New" w:hint="default"/>
+        <w:sz w:val="20"/>
+      </w:rPr>
+    </w:lvl>
+    <w:lvl w:ilvl="2" w:tentative="1">
+      <w:start w:val="1"/>
+      <w:numFmt w:val="decimal"/>
+      <w:lvlText w:val="%3."/>
+      <w:lvlJc w:val="left"/>
+      <w:pPr>
+        <w:tabs>
+          <w:tab w:val="num" w:pos="2160"/>
+        </w:tabs>
+        <w:ind w:left="2160" w:hanging="360"/>
+      </w:pPr>
+    </w:lvl>
+    <w:lvl w:ilvl="3" w:tentative="1">
+      <w:start w:val="1"/>
+      <w:numFmt w:val="decimal"/>
+      <w:lvlText w:val="%4."/>
+      <w:lvlJc w:val="left"/>
+      <w:pPr>
+        <w:tabs>
+          <w:tab w:val="num" w:pos="2880"/>
+        </w:tabs>
+        <w:ind w:left="2880" w:hanging="360"/>
+      </w:pPr>
+    </w:lvl>
+    <w:lvl w:ilvl="4" w:tentative="1">
+      <w:start w:val="1"/>
+      <w:numFmt w:val="decimal"/>
+      <w:lvlText w:val="%5."/>
+      <w:lvlJc w:val="left"/>
+      <w:pPr>
+        <w:tabs>
+          <w:tab w:val="num" w:pos="3600"/>
+        </w:tabs>
+        <w:ind w:left="3600" w:hanging="360"/>
+      </w:pPr>
+    </w:lvl>
+    <w:lvl w:ilvl="5" w:tentative="1">
+      <w:start w:val="1"/>
+      <w:numFmt w:val="decimal"/>
+      <w:lvlText w:val="%6."/>
+      <w:lvlJc w:val="left"/>
+      <w:pPr>
+        <w:tabs>
+          <w:tab w:val="num" w:pos="4320"/>
+        </w:tabs>
+        <w:ind w:left="4320" w:hanging="360"/>
+      </w:pPr>
+    </w:lvl>
+    <w:lvl w:ilvl="6" w:tentative="1">
+      <w:start w:val="1"/>
+      <w:numFmt w:val="decimal"/>
+      <w:lvlText w:val="%7."/>
+      <w:lvlJc w:val="left"/>
+      <w:pPr>
+        <w:tabs>
+          <w:tab w:val="num" w:pos="5040"/>
+        </w:tabs>
+        <w:ind w:left="5040" w:hanging="360"/>
+      </w:pPr>
+    </w:lvl>
+    <w:lvl w:ilvl="7" w:tentative="1">
+      <w:start w:val="1"/>
+      <w:numFmt w:val="decimal"/>
+      <w:lvlText w:val="%8."/>
+      <w:lvlJc w:val="left"/>
+      <w:pPr>
+        <w:tabs>
+          <w:tab w:val="num" w:pos="5760"/>
+        </w:tabs>
+        <w:ind w:left="5760" w:hanging="360"/>
+      </w:pPr>
+    </w:lvl>
+    <w:lvl w:ilvl="8" w:tentative="1">
+      <w:start w:val="1"/>
+      <w:numFmt w:val="decimal"/>
+      <w:lvlText w:val="%9."/>
+      <w:lvlJc w:val="left"/>
+      <w:pPr>
+        <w:tabs>
+          <w:tab w:val="num" w:pos="6480"/>
+        </w:tabs>
+        <w:ind w:left="6480" w:hanging="360"/>
+      </w:pPr>
+    </w:lvl>
+  </w:abstractNum>
+  <w:abstractNum w:abstractNumId="8" w15:restartNumberingAfterBreak="0">
+    <w:nsid w:val="4D435153"/>
+    <w:multiLevelType w:val="multilevel"/>
+    <w:tmpl w:val="238E4E54"/>
+    <w:lvl w:ilvl="0">
+      <w:start w:val="1"/>
+      <w:numFmt w:val="bullet"/>
+      <w:lvlText w:val=""/>
+      <w:lvlJc w:val="left"/>
+      <w:pPr>
+        <w:tabs>
+          <w:tab w:val="num" w:pos="720"/>
+        </w:tabs>
+        <w:ind w:left="720" w:hanging="360"/>
+      </w:pPr>
+      <w:rPr>
+        <w:rFonts w:ascii="Symbol" w:hAnsi="Symbol" w:hint="default"/>
+        <w:sz w:val="20"/>
+      </w:rPr>
+    </w:lvl>
+    <w:lvl w:ilvl="1" w:tentative="1">
+      <w:start w:val="1"/>
+      <w:numFmt w:val="bullet"/>
+      <w:lvlText w:val="o"/>
+      <w:lvlJc w:val="left"/>
+      <w:pPr>
+        <w:tabs>
+          <w:tab w:val="num" w:pos="1440"/>
+        </w:tabs>
+        <w:ind w:left="1440" w:hanging="360"/>
+      </w:pPr>
+      <w:rPr>
+        <w:rFonts w:ascii="Courier New" w:hAnsi="Courier New" w:hint="default"/>
+        <w:sz w:val="20"/>
+      </w:rPr>
+    </w:lvl>
+    <w:lvl w:ilvl="2" w:tentative="1">
+      <w:start w:val="1"/>
+      <w:numFmt w:val="bullet"/>
+      <w:lvlText w:val=""/>
+      <w:lvlJc w:val="left"/>
+      <w:pPr>
+        <w:tabs>
+          <w:tab w:val="num" w:pos="2160"/>
+        </w:tabs>
+        <w:ind w:left="2160" w:hanging="360"/>
+      </w:pPr>
+      <w:rPr>
+        <w:rFonts w:ascii="Wingdings" w:hAnsi="Wingdings" w:hint="default"/>
+        <w:sz w:val="20"/>
+      </w:rPr>
+    </w:lvl>
+    <w:lvl w:ilvl="3" w:tentative="1">
+      <w:start w:val="1"/>
+      <w:numFmt w:val="bullet"/>
+      <w:lvlText w:val=""/>
+      <w:lvlJc w:val="left"/>
+      <w:pPr>
+        <w:tabs>
+          <w:tab w:val="num" w:pos="2880"/>
+        </w:tabs>
+        <w:ind w:left="2880" w:hanging="360"/>
+      </w:pPr>
+      <w:rPr>
+        <w:rFonts w:ascii="Wingdings" w:hAnsi="Wingdings" w:hint="default"/>
+        <w:sz w:val="20"/>
+      </w:rPr>
+    </w:lvl>
+    <w:lvl w:ilvl="4" w:tentative="1">
+      <w:start w:val="1"/>
+      <w:numFmt w:val="bullet"/>
+      <w:lvlText w:val=""/>
+      <w:lvlJc w:val="left"/>
+      <w:pPr>
+        <w:tabs>
+          <w:tab w:val="num" w:pos="3600"/>
+        </w:tabs>
+        <w:ind w:left="3600" w:hanging="360"/>
+      </w:pPr>
+      <w:rPr>
+        <w:rFonts w:ascii="Wingdings" w:hAnsi="Wingdings" w:hint="default"/>
+        <w:sz w:val="20"/>
+      </w:rPr>
+    </w:lvl>
+    <w:lvl w:ilvl="5" w:tentative="1">
+      <w:start w:val="1"/>
+      <w:numFmt w:val="bullet"/>
+      <w:lvlText w:val=""/>
+      <w:lvlJc w:val="left"/>
+      <w:pPr>
+        <w:tabs>
+          <w:tab w:val="num" w:pos="4320"/>
+        </w:tabs>
+        <w:ind w:left="4320" w:hanging="360"/>
+      </w:pPr>
+      <w:rPr>
+        <w:rFonts w:ascii="Wingdings" w:hAnsi="Wingdings" w:hint="default"/>
+        <w:sz w:val="20"/>
+      </w:rPr>
+    </w:lvl>
+    <w:lvl w:ilvl="6" w:tentative="1">
+      <w:start w:val="1"/>
+      <w:numFmt w:val="bullet"/>
+      <w:lvlText w:val=""/>
+      <w:lvlJc w:val="left"/>
+      <w:pPr>
+        <w:tabs>
+          <w:tab w:val="num" w:pos="5040"/>
+        </w:tabs>
+        <w:ind w:left="5040" w:hanging="360"/>
+      </w:pPr>
+      <w:rPr>
+        <w:rFonts w:ascii="Wingdings" w:hAnsi="Wingdings" w:hint="default"/>
+        <w:sz w:val="20"/>
+      </w:rPr>
+    </w:lvl>
+    <w:lvl w:ilvl="7" w:tentative="1">
+      <w:start w:val="1"/>
+      <w:numFmt w:val="bullet"/>
+      <w:lvlText w:val=""/>
+      <w:lvlJc w:val="left"/>
+      <w:pPr>
+        <w:tabs>
+          <w:tab w:val="num" w:pos="5760"/>
+        </w:tabs>
+        <w:ind w:left="5760" w:hanging="360"/>
+      </w:pPr>
+      <w:rPr>
+        <w:rFonts w:ascii="Wingdings" w:hAnsi="Wingdings" w:hint="default"/>
+        <w:sz w:val="20"/>
+      </w:rPr>
+    </w:lvl>
+    <w:lvl w:ilvl="8" w:tentative="1">
+      <w:start w:val="1"/>
+      <w:numFmt w:val="bullet"/>
+      <w:lvlText w:val=""/>
+      <w:lvlJc w:val="left"/>
+      <w:pPr>
+        <w:tabs>
+          <w:tab w:val="num" w:pos="6480"/>
+        </w:tabs>
+        <w:ind w:left="6480" w:hanging="360"/>
+      </w:pPr>
+      <w:rPr>
+        <w:rFonts w:ascii="Wingdings" w:hAnsi="Wingdings" w:hint="default"/>
+        <w:sz w:val="20"/>
+      </w:rPr>
+    </w:lvl>
+  </w:abstractNum>
+  <w:abstractNum w:abstractNumId="9" w15:restartNumberingAfterBreak="0">
+    <w:nsid w:val="559037EB"/>
+    <w:multiLevelType w:val="multilevel"/>
+    <w:tmpl w:val="F16A2AD8"/>
+    <w:lvl w:ilvl="0">
+      <w:start w:val="1"/>
+      <w:numFmt w:val="decimal"/>
+      <w:lvlText w:val="%1."/>
+      <w:lvlJc w:val="left"/>
+      <w:pPr>
+        <w:tabs>
+          <w:tab w:val="num" w:pos="720"/>
+        </w:tabs>
+        <w:ind w:left="720" w:hanging="360"/>
+      </w:pPr>
+    </w:lvl>
+    <w:lvl w:ilvl="1" w:tentative="1">
+      <w:start w:val="1"/>
+      <w:numFmt w:val="decimal"/>
+      <w:lvlText w:val="%2."/>
+      <w:lvlJc w:val="left"/>
+      <w:pPr>
+        <w:tabs>
+          <w:tab w:val="num" w:pos="1440"/>
+        </w:tabs>
+        <w:ind w:left="1440" w:hanging="360"/>
+      </w:pPr>
+    </w:lvl>
+    <w:lvl w:ilvl="2" w:tentative="1">
+      <w:start w:val="1"/>
+      <w:numFmt w:val="decimal"/>
+      <w:lvlText w:val="%3."/>
+      <w:lvlJc w:val="left"/>
+      <w:pPr>
+        <w:tabs>
+          <w:tab w:val="num" w:pos="2160"/>
+        </w:tabs>
+        <w:ind w:left="2160" w:hanging="360"/>
+      </w:pPr>
+    </w:lvl>
+    <w:lvl w:ilvl="3" w:tentative="1">
+      <w:start w:val="1"/>
+      <w:numFmt w:val="decimal"/>
+      <w:lvlText w:val="%4."/>
+      <w:lvlJc w:val="left"/>
+      <w:pPr>
+        <w:tabs>
+          <w:tab w:val="num" w:pos="2880"/>
+        </w:tabs>
+        <w:ind w:left="2880" w:hanging="360"/>
+      </w:pPr>
+    </w:lvl>
+    <w:lvl w:ilvl="4" w:tentative="1">
+      <w:start w:val="1"/>
+      <w:numFmt w:val="decimal"/>
+      <w:lvlText w:val="%5."/>
+      <w:lvlJc w:val="left"/>
+      <w:pPr>
+        <w:tabs>
+          <w:tab w:val="num" w:pos="3600"/>
+        </w:tabs>
+        <w:ind w:left="3600" w:hanging="360"/>
+      </w:pPr>
+    </w:lvl>
+    <w:lvl w:ilvl="5" w:tentative="1">
+      <w:start w:val="1"/>
+      <w:numFmt w:val="decimal"/>
+      <w:lvlText w:val="%6."/>
+      <w:lvlJc w:val="left"/>
+      <w:pPr>
+        <w:tabs>
+          <w:tab w:val="num" w:pos="4320"/>
+        </w:tabs>
+        <w:ind w:left="4320" w:hanging="360"/>
+      </w:pPr>
+    </w:lvl>
+    <w:lvl w:ilvl="6" w:tentative="1">
+      <w:start w:val="1"/>
+      <w:numFmt w:val="decimal"/>
+      <w:lvlText w:val="%7."/>
+      <w:lvlJc w:val="left"/>
+      <w:pPr>
+        <w:tabs>
+          <w:tab w:val="num" w:pos="5040"/>
+        </w:tabs>
+        <w:ind w:left="5040" w:hanging="360"/>
+      </w:pPr>
+    </w:lvl>
+    <w:lvl w:ilvl="7" w:tentative="1">
+      <w:start w:val="1"/>
+      <w:numFmt w:val="decimal"/>
+      <w:lvlText w:val="%8."/>
+      <w:lvlJc w:val="left"/>
+      <w:pPr>
+        <w:tabs>
+          <w:tab w:val="num" w:pos="5760"/>
+        </w:tabs>
+        <w:ind w:left="5760" w:hanging="360"/>
+      </w:pPr>
+    </w:lvl>
+    <w:lvl w:ilvl="8" w:tentative="1">
+      <w:start w:val="1"/>
+      <w:numFmt w:val="decimal"/>
+      <w:lvlText w:val="%9."/>
+      <w:lvlJc w:val="left"/>
+      <w:pPr>
+        <w:tabs>
+          <w:tab w:val="num" w:pos="6480"/>
+        </w:tabs>
+        <w:ind w:left="6480" w:hanging="360"/>
+      </w:pPr>
+    </w:lvl>
+  </w:abstractNum>
+  <w:abstractNum w:abstractNumId="10" w15:restartNumberingAfterBreak="0">
+    <w:nsid w:val="57D55909"/>
+    <w:multiLevelType w:val="multilevel"/>
+    <w:tmpl w:val="FBBE60F0"/>
+    <w:lvl w:ilvl="0">
+      <w:start w:val="1"/>
+      <w:numFmt w:val="bullet"/>
+      <w:lvlText w:val=""/>
+      <w:lvlJc w:val="left"/>
+      <w:pPr>
+        <w:tabs>
+          <w:tab w:val="num" w:pos="720"/>
+        </w:tabs>
+        <w:ind w:left="720" w:hanging="360"/>
+      </w:pPr>
+      <w:rPr>
+        <w:rFonts w:ascii="Symbol" w:hAnsi="Symbol" w:hint="default"/>
+        <w:sz w:val="20"/>
+      </w:rPr>
+    </w:lvl>
+    <w:lvl w:ilvl="1" w:tentative="1">
+      <w:start w:val="1"/>
+      <w:numFmt w:val="bullet"/>
+      <w:lvlText w:val="o"/>
+      <w:lvlJc w:val="left"/>
+      <w:pPr>
+        <w:tabs>
+          <w:tab w:val="num" w:pos="1440"/>
+        </w:tabs>
+        <w:ind w:left="1440" w:hanging="360"/>
+      </w:pPr>
+      <w:rPr>
+        <w:rFonts w:ascii="Courier New" w:hAnsi="Courier New" w:hint="default"/>
+        <w:sz w:val="20"/>
+      </w:rPr>
+    </w:lvl>
+    <w:lvl w:ilvl="2" w:tentative="1">
+      <w:start w:val="1"/>
+      <w:numFmt w:val="bullet"/>
+      <w:lvlText w:val=""/>
+      <w:lvlJc w:val="left"/>
+      <w:pPr>
+        <w:tabs>
+          <w:tab w:val="num" w:pos="2160"/>
+        </w:tabs>
+        <w:ind w:left="2160" w:hanging="360"/>
+      </w:pPr>
+      <w:rPr>
+        <w:rFonts w:ascii="Wingdings" w:hAnsi="Wingdings" w:hint="default"/>
+        <w:sz w:val="20"/>
+      </w:rPr>
+    </w:lvl>
+    <w:lvl w:ilvl="3" w:tentative="1">
+      <w:start w:val="1"/>
+      <w:numFmt w:val="bullet"/>
+      <w:lvlText w:val=""/>
+      <w:lvlJc w:val="left"/>
+      <w:pPr>
+        <w:tabs>
+          <w:tab w:val="num" w:pos="2880"/>
+        </w:tabs>
+        <w:ind w:left="2880" w:hanging="360"/>
+      </w:pPr>
+      <w:rPr>
+        <w:rFonts w:ascii="Wingdings" w:hAnsi="Wingdings" w:hint="default"/>
+        <w:sz w:val="20"/>
+      </w:rPr>
+    </w:lvl>
+    <w:lvl w:ilvl="4" w:tentative="1">
+      <w:start w:val="1"/>
+      <w:numFmt w:val="bullet"/>
+      <w:lvlText w:val=""/>
+      <w:lvlJc w:val="left"/>
+      <w:pPr>
+        <w:tabs>
+          <w:tab w:val="num" w:pos="3600"/>
+        </w:tabs>
+        <w:ind w:left="3600" w:hanging="360"/>
+      </w:pPr>
+      <w:rPr>
+        <w:rFonts w:ascii="Wingdings" w:hAnsi="Wingdings" w:hint="default"/>
+        <w:sz w:val="20"/>
+      </w:rPr>
+    </w:lvl>
+    <w:lvl w:ilvl="5" w:tentative="1">
+      <w:start w:val="1"/>
+      <w:numFmt w:val="bullet"/>
+      <w:lvlText w:val=""/>
+      <w:lvlJc w:val="left"/>
+      <w:pPr>
+        <w:tabs>
+          <w:tab w:val="num" w:pos="4320"/>
+        </w:tabs>
+        <w:ind w:left="4320" w:hanging="360"/>
+      </w:pPr>
+      <w:rPr>
+        <w:rFonts w:ascii="Wingdings" w:hAnsi="Wingdings" w:hint="default"/>
+        <w:sz w:val="20"/>
+      </w:rPr>
+    </w:lvl>
+    <w:lvl w:ilvl="6" w:tentative="1">
+      <w:start w:val="1"/>
+      <w:numFmt w:val="bullet"/>
+      <w:lvlText w:val=""/>
+      <w:lvlJc w:val="left"/>
+      <w:pPr>
+        <w:tabs>
+          <w:tab w:val="num" w:pos="5040"/>
+        </w:tabs>
+        <w:ind w:left="5040" w:hanging="360"/>
+      </w:pPr>
+      <w:rPr>
+        <w:rFonts w:ascii="Wingdings" w:hAnsi="Wingdings" w:hint="default"/>
+        <w:sz w:val="20"/>
+      </w:rPr>
+    </w:lvl>
+    <w:lvl w:ilvl="7" w:tentative="1">
+      <w:start w:val="1"/>
+      <w:numFmt w:val="bullet"/>
+      <w:lvlText w:val=""/>
+      <w:lvlJc w:val="left"/>
+      <w:pPr>
+        <w:tabs>
+          <w:tab w:val="num" w:pos="5760"/>
+        </w:tabs>
+        <w:ind w:left="5760" w:hanging="360"/>
+      </w:pPr>
+      <w:rPr>
+        <w:rFonts w:ascii="Wingdings" w:hAnsi="Wingdings" w:hint="default"/>
+        <w:sz w:val="20"/>
+      </w:rPr>
+    </w:lvl>
+    <w:lvl w:ilvl="8" w:tentative="1">
+      <w:start w:val="1"/>
+      <w:numFmt w:val="bullet"/>
+      <w:lvlText w:val=""/>
+      <w:lvlJc w:val="left"/>
+      <w:pPr>
+        <w:tabs>
+          <w:tab w:val="num" w:pos="6480"/>
+        </w:tabs>
+        <w:ind w:left="6480" w:hanging="360"/>
+      </w:pPr>
+      <w:rPr>
+        <w:rFonts w:ascii="Wingdings" w:hAnsi="Wingdings" w:hint="default"/>
+        <w:sz w:val="20"/>
+      </w:rPr>
+    </w:lvl>
+  </w:abstractNum>
+  <w:abstractNum w:abstractNumId="11" w15:restartNumberingAfterBreak="0">
+    <w:nsid w:val="641C575B"/>
+    <w:multiLevelType w:val="multilevel"/>
+    <w:tmpl w:val="EC14752C"/>
+    <w:lvl w:ilvl="0">
+      <w:start w:val="1"/>
+      <w:numFmt w:val="decimal"/>
+      <w:lvlText w:val="%1."/>
+      <w:lvlJc w:val="left"/>
+      <w:pPr>
+        <w:tabs>
+          <w:tab w:val="num" w:pos="720"/>
+        </w:tabs>
+        <w:ind w:left="720" w:hanging="360"/>
+      </w:pPr>
+    </w:lvl>
+    <w:lvl w:ilvl="1" w:tentative="1">
+      <w:start w:val="1"/>
+      <w:numFmt w:val="decimal"/>
+      <w:lvlText w:val="%2."/>
+      <w:lvlJc w:val="left"/>
+      <w:pPr>
+        <w:tabs>
+          <w:tab w:val="num" w:pos="1440"/>
+        </w:tabs>
+        <w:ind w:left="1440" w:hanging="360"/>
+      </w:pPr>
+    </w:lvl>
+    <w:lvl w:ilvl="2" w:tentative="1">
+      <w:start w:val="1"/>
+      <w:numFmt w:val="decimal"/>
+      <w:lvlText w:val="%3."/>
+      <w:lvlJc w:val="left"/>
+      <w:pPr>
+        <w:tabs>
+          <w:tab w:val="num" w:pos="2160"/>
+        </w:tabs>
+        <w:ind w:left="2160" w:hanging="360"/>
+      </w:pPr>
+    </w:lvl>
+    <w:lvl w:ilvl="3" w:tentative="1">
+      <w:start w:val="1"/>
+      <w:numFmt w:val="decimal"/>
+      <w:lvlText w:val="%4."/>
+      <w:lvlJc w:val="left"/>
+      <w:pPr>
+        <w:tabs>
+          <w:tab w:val="num" w:pos="2880"/>
+        </w:tabs>
+        <w:ind w:left="2880" w:hanging="360"/>
+      </w:pPr>
+    </w:lvl>
+    <w:lvl w:ilvl="4" w:tentative="1">
+      <w:start w:val="1"/>
+      <w:numFmt w:val="decimal"/>
+      <w:lvlText w:val="%5."/>
+      <w:lvlJc w:val="left"/>
+      <w:pPr>
+        <w:tabs>
+          <w:tab w:val="num" w:pos="3600"/>
+        </w:tabs>
+        <w:ind w:left="3600" w:hanging="360"/>
+      </w:pPr>
+    </w:lvl>
+    <w:lvl w:ilvl="5" w:tentative="1">
+      <w:start w:val="1"/>
+      <w:numFmt w:val="decimal"/>
+      <w:lvlText w:val="%6."/>
+      <w:lvlJc w:val="left"/>
+      <w:pPr>
+        <w:tabs>
+          <w:tab w:val="num" w:pos="4320"/>
+        </w:tabs>
+        <w:ind w:left="4320" w:hanging="360"/>
+      </w:pPr>
+    </w:lvl>
+    <w:lvl w:ilvl="6" w:tentative="1">
+      <w:start w:val="1"/>
+      <w:numFmt w:val="decimal"/>
+      <w:lvlText w:val="%7."/>
+      <w:lvlJc w:val="left"/>
+      <w:pPr>
+        <w:tabs>
+          <w:tab w:val="num" w:pos="5040"/>
+        </w:tabs>
+        <w:ind w:left="5040" w:hanging="360"/>
+      </w:pPr>
+    </w:lvl>
+    <w:lvl w:ilvl="7" w:tentative="1">
+      <w:start w:val="1"/>
+      <w:numFmt w:val="decimal"/>
+      <w:lvlText w:val="%8."/>
+      <w:lvlJc w:val="left"/>
+      <w:pPr>
+        <w:tabs>
+          <w:tab w:val="num" w:pos="5760"/>
+        </w:tabs>
+        <w:ind w:left="5760" w:hanging="360"/>
+      </w:pPr>
+    </w:lvl>
+    <w:lvl w:ilvl="8" w:tentative="1">
+      <w:start w:val="1"/>
+      <w:numFmt w:val="decimal"/>
+      <w:lvlText w:val="%9."/>
+      <w:lvlJc w:val="left"/>
+      <w:pPr>
+        <w:tabs>
+          <w:tab w:val="num" w:pos="6480"/>
+        </w:tabs>
+        <w:ind w:left="6480" w:hanging="360"/>
+      </w:pPr>
+    </w:lvl>
+  </w:abstractNum>
+  <w:abstractNum w:abstractNumId="12" w15:restartNumberingAfterBreak="0">
+    <w:nsid w:val="658F61B5"/>
+    <w:multiLevelType w:val="multilevel"/>
+    <w:tmpl w:val="2FE03498"/>
+    <w:lvl w:ilvl="0">
+      <w:start w:val="1"/>
+      <w:numFmt w:val="bullet"/>
+      <w:lvlText w:val=""/>
+      <w:lvlJc w:val="left"/>
+      <w:pPr>
+        <w:tabs>
+          <w:tab w:val="num" w:pos="720"/>
+        </w:tabs>
+        <w:ind w:left="720" w:hanging="360"/>
+      </w:pPr>
+      <w:rPr>
+        <w:rFonts w:ascii="Symbol" w:hAnsi="Symbol" w:hint="default"/>
+        <w:sz w:val="20"/>
+      </w:rPr>
+    </w:lvl>
+    <w:lvl w:ilvl="1" w:tentative="1">
+      <w:start w:val="1"/>
+      <w:numFmt w:val="bullet"/>
+      <w:lvlText w:val="o"/>
+      <w:lvlJc w:val="left"/>
+      <w:pPr>
+        <w:tabs>
+          <w:tab w:val="num" w:pos="1440"/>
+        </w:tabs>
+        <w:ind w:left="1440" w:hanging="360"/>
+      </w:pPr>
+      <w:rPr>
+        <w:rFonts w:ascii="Courier New" w:hAnsi="Courier New" w:hint="default"/>
+        <w:sz w:val="20"/>
+      </w:rPr>
+    </w:lvl>
+    <w:lvl w:ilvl="2" w:tentative="1">
+      <w:start w:val="1"/>
+      <w:numFmt w:val="bullet"/>
+      <w:lvlText w:val=""/>
+      <w:lvlJc w:val="left"/>
+      <w:pPr>
+        <w:tabs>
+          <w:tab w:val="num" w:pos="2160"/>
+        </w:tabs>
+        <w:ind w:left="2160" w:hanging="360"/>
+      </w:pPr>
+      <w:rPr>
+        <w:rFonts w:ascii="Wingdings" w:hAnsi="Wingdings" w:hint="default"/>
+        <w:sz w:val="20"/>
+      </w:rPr>
+    </w:lvl>
+    <w:lvl w:ilvl="3" w:tentative="1">
+      <w:start w:val="1"/>
+      <w:numFmt w:val="bullet"/>
+      <w:lvlText w:val=""/>
+      <w:lvlJc w:val="left"/>
+      <w:pPr>
+        <w:tabs>
+          <w:tab w:val="num" w:pos="2880"/>
+        </w:tabs>
+        <w:ind w:left="2880" w:hanging="360"/>
+      </w:pPr>
+      <w:rPr>
+        <w:rFonts w:ascii="Wingdings" w:hAnsi="Wingdings" w:hint="default"/>
+        <w:sz w:val="20"/>
+      </w:rPr>
+    </w:lvl>
+    <w:lvl w:ilvl="4" w:tentative="1">
+      <w:start w:val="1"/>
+      <w:numFmt w:val="bullet"/>
+      <w:lvlText w:val=""/>
+      <w:lvlJc w:val="left"/>
+      <w:pPr>
+        <w:tabs>
+          <w:tab w:val="num" w:pos="3600"/>
+        </w:tabs>
+        <w:ind w:left="3600" w:hanging="360"/>
+      </w:pPr>
+      <w:rPr>
+        <w:rFonts w:ascii="Wingdings" w:hAnsi="Wingdings" w:hint="default"/>
+        <w:sz w:val="20"/>
+      </w:rPr>
+    </w:lvl>
+    <w:lvl w:ilvl="5" w:tentative="1">
+      <w:start w:val="1"/>
+      <w:numFmt w:val="bullet"/>
+      <w:lvlText w:val=""/>
+      <w:lvlJc w:val="left"/>
+      <w:pPr>
+        <w:tabs>
+          <w:tab w:val="num" w:pos="4320"/>
+        </w:tabs>
+        <w:ind w:left="4320" w:hanging="360"/>
+      </w:pPr>
+      <w:rPr>
+        <w:rFonts w:ascii="Wingdings" w:hAnsi="Wingdings" w:hint="default"/>
+        <w:sz w:val="20"/>
+      </w:rPr>
+    </w:lvl>
+    <w:lvl w:ilvl="6" w:tentative="1">
+      <w:start w:val="1"/>
+      <w:numFmt w:val="bullet"/>
+      <w:lvlText w:val=""/>
+      <w:lvlJc w:val="left"/>
+      <w:pPr>
+        <w:tabs>
+          <w:tab w:val="num" w:pos="5040"/>
+        </w:tabs>
+        <w:ind w:left="5040" w:hanging="360"/>
+      </w:pPr>
+      <w:rPr>
+        <w:rFonts w:ascii="Wingdings" w:hAnsi="Wingdings" w:hint="default"/>
+        <w:sz w:val="20"/>
+      </w:rPr>
+    </w:lvl>
+    <w:lvl w:ilvl="7" w:tentative="1">
+      <w:start w:val="1"/>
+      <w:numFmt w:val="bullet"/>
+      <w:lvlText w:val=""/>
+      <w:lvlJc w:val="left"/>
+      <w:pPr>
+        <w:tabs>
+          <w:tab w:val="num" w:pos="5760"/>
+        </w:tabs>
+        <w:ind w:left="5760" w:hanging="360"/>
+      </w:pPr>
+      <w:rPr>
+        <w:rFonts w:ascii="Wingdings" w:hAnsi="Wingdings" w:hint="default"/>
+        <w:sz w:val="20"/>
+      </w:rPr>
+    </w:lvl>
+    <w:lvl w:ilvl="8" w:tentative="1">
+      <w:start w:val="1"/>
+      <w:numFmt w:val="bullet"/>
+      <w:lvlText w:val=""/>
+      <w:lvlJc w:val="left"/>
+      <w:pPr>
+        <w:tabs>
+          <w:tab w:val="num" w:pos="6480"/>
+        </w:tabs>
+        <w:ind w:left="6480" w:hanging="360"/>
+      </w:pPr>
+      <w:rPr>
+        <w:rFonts w:ascii="Wingdings" w:hAnsi="Wingdings" w:hint="default"/>
+        <w:sz w:val="20"/>
+      </w:rPr>
+    </w:lvl>
+  </w:abstractNum>
+  <w:abstractNum w:abstractNumId="13" w15:restartNumberingAfterBreak="0">
+    <w:nsid w:val="6CDD1910"/>
+    <w:multiLevelType w:val="multilevel"/>
+    <w:tmpl w:val="5D7CBD9E"/>
+    <w:lvl w:ilvl="0">
+      <w:start w:val="1"/>
+      <w:numFmt w:val="bullet"/>
+      <w:lvlText w:val=""/>
+      <w:lvlJc w:val="left"/>
+      <w:pPr>
+        <w:tabs>
+          <w:tab w:val="num" w:pos="720"/>
+        </w:tabs>
+        <w:ind w:left="720" w:hanging="360"/>
+      </w:pPr>
+      <w:rPr>
+        <w:rFonts w:ascii="Symbol" w:hAnsi="Symbol" w:hint="default"/>
+        <w:sz w:val="20"/>
+      </w:rPr>
+    </w:lvl>
+    <w:lvl w:ilvl="1" w:tentative="1">
+      <w:start w:val="1"/>
+      <w:numFmt w:val="bullet"/>
+      <w:lvlText w:val="o"/>
+      <w:lvlJc w:val="left"/>
+      <w:pPr>
+        <w:tabs>
+          <w:tab w:val="num" w:pos="1440"/>
+        </w:tabs>
+        <w:ind w:left="1440" w:hanging="360"/>
+      </w:pPr>
+      <w:rPr>
+        <w:rFonts w:ascii="Courier New" w:hAnsi="Courier New" w:hint="default"/>
+        <w:sz w:val="20"/>
+      </w:rPr>
+    </w:lvl>
+    <w:lvl w:ilvl="2" w:tentative="1">
+      <w:start w:val="1"/>
+      <w:numFmt w:val="bullet"/>
+      <w:lvlText w:val=""/>
+      <w:lvlJc w:val="left"/>
+      <w:pPr>
+        <w:tabs>
+          <w:tab w:val="num" w:pos="2160"/>
+        </w:tabs>
+        <w:ind w:left="2160" w:hanging="360"/>
+      </w:pPr>
+      <w:rPr>
+        <w:rFonts w:ascii="Wingdings" w:hAnsi="Wingdings" w:hint="default"/>
+        <w:sz w:val="20"/>
+      </w:rPr>
+    </w:lvl>
+    <w:lvl w:ilvl="3" w:tentative="1">
+      <w:start w:val="1"/>
+      <w:numFmt w:val="bullet"/>
+      <w:lvlText w:val=""/>
+      <w:lvlJc w:val="left"/>
+      <w:pPr>
+        <w:tabs>
+          <w:tab w:val="num" w:pos="2880"/>
+        </w:tabs>
+        <w:ind w:left="2880" w:hanging="360"/>
+      </w:pPr>
+      <w:rPr>
+        <w:rFonts w:ascii="Wingdings" w:hAnsi="Wingdings" w:hint="default"/>
+        <w:sz w:val="20"/>
+      </w:rPr>
+    </w:lvl>
+    <w:lvl w:ilvl="4" w:tentative="1">
+      <w:start w:val="1"/>
+      <w:numFmt w:val="bullet"/>
+      <w:lvlText w:val=""/>
+      <w:lvlJc w:val="left"/>
+      <w:pPr>
+        <w:tabs>
+          <w:tab w:val="num" w:pos="3600"/>
+        </w:tabs>
+        <w:ind w:left="3600" w:hanging="360"/>
+      </w:pPr>
+      <w:rPr>
+        <w:rFonts w:ascii="Wingdings" w:hAnsi="Wingdings" w:hint="default"/>
+        <w:sz w:val="20"/>
+      </w:rPr>
+    </w:lvl>
+    <w:lvl w:ilvl="5" w:tentative="1">
+      <w:start w:val="1"/>
+      <w:numFmt w:val="bullet"/>
+      <w:lvlText w:val=""/>
+      <w:lvlJc w:val="left"/>
+      <w:pPr>
+        <w:tabs>
+          <w:tab w:val="num" w:pos="4320"/>
+        </w:tabs>
+        <w:ind w:left="4320" w:hanging="360"/>
+      </w:pPr>
+      <w:rPr>
+        <w:rFonts w:ascii="Wingdings" w:hAnsi="Wingdings" w:hint="default"/>
+        <w:sz w:val="20"/>
+      </w:rPr>
+    </w:lvl>
+    <w:lvl w:ilvl="6" w:tentative="1">
+      <w:start w:val="1"/>
+      <w:numFmt w:val="bullet"/>
+      <w:lvlText w:val=""/>
+      <w:lvlJc w:val="left"/>
+      <w:pPr>
+        <w:tabs>
+          <w:tab w:val="num" w:pos="5040"/>
+        </w:tabs>
+        <w:ind w:left="5040" w:hanging="360"/>
+      </w:pPr>
+      <w:rPr>
+        <w:rFonts w:ascii="Wingdings" w:hAnsi="Wingdings" w:hint="default"/>
+        <w:sz w:val="20"/>
+      </w:rPr>
+    </w:lvl>
+    <w:lvl w:ilvl="7" w:tentative="1">
+      <w:start w:val="1"/>
+      <w:numFmt w:val="bullet"/>
+      <w:lvlText w:val=""/>
+      <w:lvlJc w:val="left"/>
+      <w:pPr>
+        <w:tabs>
+          <w:tab w:val="num" w:pos="5760"/>
+        </w:tabs>
+        <w:ind w:left="5760" w:hanging="360"/>
+      </w:pPr>
+      <w:rPr>
+        <w:rFonts w:ascii="Wingdings" w:hAnsi="Wingdings" w:hint="default"/>
+        <w:sz w:val="20"/>
+      </w:rPr>
+    </w:lvl>
+    <w:lvl w:ilvl="8" w:tentative="1">
+      <w:start w:val="1"/>
+      <w:numFmt w:val="bullet"/>
+      <w:lvlText w:val=""/>
+      <w:lvlJc w:val="left"/>
+      <w:pPr>
+        <w:tabs>
+          <w:tab w:val="num" w:pos="6480"/>
+        </w:tabs>
+        <w:ind w:left="6480" w:hanging="360"/>
+      </w:pPr>
+      <w:rPr>
+        <w:rFonts w:ascii="Wingdings" w:hAnsi="Wingdings" w:hint="default"/>
+        <w:sz w:val="20"/>
+      </w:rPr>
+    </w:lvl>
+  </w:abstractNum>
+  <w:num w:numId="1" w16cid:durableId="697705950">
+    <w:abstractNumId w:val="1"/>
+  </w:num>
+  <w:num w:numId="2" w16cid:durableId="1371373376">
+    <w:abstractNumId w:val="7"/>
+  </w:num>
+  <w:num w:numId="3" w16cid:durableId="256252866">
+    <w:abstractNumId w:val="0"/>
+  </w:num>
+  <w:num w:numId="4" w16cid:durableId="830222322">
+    <w:abstractNumId w:val="4"/>
+  </w:num>
+  <w:num w:numId="5" w16cid:durableId="600794707">
+    <w:abstractNumId w:val="2"/>
+  </w:num>
+  <w:num w:numId="6" w16cid:durableId="287325039">
+    <w:abstractNumId w:val="9"/>
+  </w:num>
+  <w:num w:numId="7" w16cid:durableId="1059205534">
+    <w:abstractNumId w:val="8"/>
+  </w:num>
+  <w:num w:numId="8" w16cid:durableId="336730079">
+    <w:abstractNumId w:val="12"/>
+  </w:num>
+  <w:num w:numId="9" w16cid:durableId="2025285581">
+    <w:abstractNumId w:val="13"/>
+  </w:num>
+  <w:num w:numId="10" w16cid:durableId="1179197058">
+    <w:abstractNumId w:val="11"/>
+  </w:num>
+  <w:num w:numId="11" w16cid:durableId="420489177">
+    <w:abstractNumId w:val="10"/>
+  </w:num>
+  <w:num w:numId="12" w16cid:durableId="818110780">
+    <w:abstractNumId w:val="5"/>
+  </w:num>
+  <w:num w:numId="13" w16cid:durableId="1012100878">
+    <w:abstractNumId w:val="3"/>
+  </w:num>
+  <w:num w:numId="14" w16cid:durableId="781262459">
+    <w:abstractNumId w:val="6"/>
+  </w:num>
+</w:numbering>
+</file>
+
 <file path=word/styles.xml><?xml version="1.0" encoding="utf-8"?>
-<w:styles xmlns:mc="http://schemas.openxmlformats.org/markup-compatibility/2006" xmlns:r="http://schemas.openxmlformats.org/officeDocument/2006/relationships" xmlns:w="http://schemas.openxmlformats.org/wordprocessingml/2006/main" xmlns:w14="http://schemas.microsoft.com/office/word/2010/wordml" xmlns:w15="http://schemas.microsoft.com/office/word/2012/wordml" xmlns:w16se="http://schemas.microsoft.com/office/word/2015/wordml/symex" mc:Ignorable="w14 w15 w16se">
+<w:styles xmlns:mc="http://schemas.openxmlformats.org/markup-compatibility/2006" xmlns:r="http://schemas.openxmlformats.org/officeDocument/2006/relationships" xmlns:w="http://schemas.openxmlformats.org/wordprocessingml/2006/main" xmlns:w14="http://schemas.microsoft.com/office/word/2010/wordml" xmlns:w15="http://schemas.microsoft.com/office/word/2012/wordml" xmlns:w16cex="http://schemas.microsoft.com/office/word/2018/wordml/cex" xmlns:w16cid="http://schemas.microsoft.com/office/word/2016/wordml/cid" xmlns:w16="http://schemas.microsoft.com/office/word/2018/wordml" xmlns:w16du="http://schemas.microsoft.com/office/word/2023/wordml/word16du" xmlns:w16sdtdh="http://schemas.microsoft.com/office/word/2020/wordml/sdtdatahash" xmlns:w16sdtfl="http://schemas.microsoft.com/office/word/2024/wordml/sdtformatlock" xmlns:w16se="http://schemas.microsoft.com/office/word/2015/wordml/symex" mc:Ignorable="w14 w15 w16se w16cid w16 w16cex w16sdtdh w16sdtfl w16du">
   <w:docDefaults>
     <w:rPrDefault>
       <w:rPr>
@@ -1237,7 +8258,7 @@
       </w:pPr>
     </w:pPrDefault>
   </w:docDefaults>
-  <w:latentStyles w:defLockedState="0" w:defUIPriority="99" w:defSemiHidden="0" w:defUnhideWhenUsed="0" w:defQFormat="0" w:count="371">
+  <w:latentStyles w:defLockedState="0" w:defUIPriority="99" w:defSemiHidden="0" w:defUnhideWhenUsed="0" w:defQFormat="0" w:count="376">
     <w:lsdException w:name="Normal" w:uiPriority="0" w:qFormat="1"/>
     <w:lsdException w:name="heading 1" w:uiPriority="9" w:qFormat="1"/>
     <w:lsdException w:name="heading 2" w:semiHidden="1" w:uiPriority="9" w:unhideWhenUsed="1" w:qFormat="1"/>
@@ -1609,6 +8630,11 @@
     <w:lsdException w:name="List Table 5 Dark Accent 6" w:uiPriority="50"/>
     <w:lsdException w:name="List Table 6 Colorful Accent 6" w:uiPriority="51"/>
     <w:lsdException w:name="List Table 7 Colorful Accent 6" w:uiPriority="52"/>
+    <w:lsdException w:name="Mention" w:semiHidden="1" w:unhideWhenUsed="1"/>
+    <w:lsdException w:name="Smart Hyperlink" w:semiHidden="1" w:unhideWhenUsed="1"/>
+    <w:lsdException w:name="Hashtag" w:semiHidden="1" w:unhideWhenUsed="1"/>
+    <w:lsdException w:name="Unresolved Mention" w:semiHidden="1" w:unhideWhenUsed="1"/>
+    <w:lsdException w:name="Smart Link" w:semiHidden="1" w:unhideWhenUsed="1"/>
   </w:latentStyles>
   <w:style w:type="paragraph" w:default="1" w:styleId="Norml">
     <w:name w:val="Normal"/>
@@ -1617,7 +8643,6 @@
   <w:style w:type="character" w:default="1" w:styleId="Bekezdsalapbettpusa">
     <w:name w:val="Default Paragraph Font"/>
     <w:uiPriority w:val="1"/>
-    <w:semiHidden/>
     <w:unhideWhenUsed/>
   </w:style>
   <w:style w:type="table" w:default="1" w:styleId="Normltblzat">
@@ -1640,6 +8665,40 @@
     <w:uiPriority w:val="99"/>
     <w:semiHidden/>
     <w:unhideWhenUsed/>
+  </w:style>
+  <w:style w:type="character" w:styleId="Hiperhivatkozs">
+    <w:name w:val="Hyperlink"/>
+    <w:basedOn w:val="Bekezdsalapbettpusa"/>
+    <w:uiPriority w:val="99"/>
+    <w:unhideWhenUsed/>
+    <w:rsid w:val="00A71F57"/>
+    <w:rPr>
+      <w:color w:val="0563C1" w:themeColor="hyperlink"/>
+      <w:u w:val="single"/>
+    </w:rPr>
+  </w:style>
+  <w:style w:type="character" w:styleId="Feloldatlanmegemlts">
+    <w:name w:val="Unresolved Mention"/>
+    <w:basedOn w:val="Bekezdsalapbettpusa"/>
+    <w:uiPriority w:val="99"/>
+    <w:semiHidden/>
+    <w:unhideWhenUsed/>
+    <w:rsid w:val="00A71F57"/>
+    <w:rPr>
+      <w:color w:val="605E5C"/>
+      <w:shd w:val="clear" w:color="auto" w:fill="E1DFDD"/>
+    </w:rPr>
+  </w:style>
+  <w:style w:type="paragraph" w:styleId="Listaszerbekezds">
+    <w:name w:val="List Paragraph"/>
+    <w:basedOn w:val="Norml"/>
+    <w:uiPriority w:val="34"/>
+    <w:qFormat/>
+    <w:rsid w:val="004D682E"/>
+    <w:pPr>
+      <w:ind w:left="720"/>
+      <w:contextualSpacing/>
+    </w:pPr>
   </w:style>
 </w:styles>
 </file>
@@ -1903,4 +8962,16 @@
     </a:ext>
   </a:extLst>
 </a:theme>
+</file>
+
+<file path=customXml/item1.xml><?xml version="1.0" encoding="utf-8"?>
+<b:Sources xmlns:b="http://schemas.openxmlformats.org/officeDocument/2006/bibliography" xmlns="http://schemas.openxmlformats.org/officeDocument/2006/bibliography" SelectedStyle="\APASixthEditionOfficeOnline.xsl" StyleName="APA" Version="6"/>
+</file>
+
+<file path=customXml/itemProps1.xml><?xml version="1.0" encoding="utf-8"?>
+<ds:datastoreItem xmlns:ds="http://schemas.openxmlformats.org/officeDocument/2006/customXml" ds:itemID="{3888AAB8-6920-4BE9-90C4-AD0E377E81EA}">
+  <ds:schemaRefs>
+    <ds:schemaRef ds:uri="http://schemas.openxmlformats.org/officeDocument/2006/bibliography"/>
+  </ds:schemaRefs>
+</ds:datastoreItem>
 </file>